--- a/Gestion/1.1.2 Documento de registro de definición e identificación del proyecto (1).docx
+++ b/Gestion/1.1.2 Documento de registro de definición e identificación del proyecto (1).docx
@@ -848,7 +848,7 @@
                           <a:blip r:embed="rId11">
                             <a:extLst>
                               <a:ext uri="{96DAC541-7B7A-43D3-8B79-37D633B846F1}">
-                                <asvg:svgBlip xmlns:asvg="http://schemas.microsoft.com/office/drawing/2016/SVG/main" xmlns:w16se="http://schemas.microsoft.com/office/word/2015/wordml/symex" xmlns:w16sdtfl="http://schemas.microsoft.com/office/word/2024/wordml/sdtformatlock" xmlns:w16sdtdh="http://schemas.microsoft.com/office/word/2020/wordml/sdtdatahash" xmlns:w16du="http://schemas.microsoft.com/office/word/2023/wordml/word16du" xmlns:w16="http://schemas.microsoft.com/office/word/2018/wordml" xmlns:w16cid="http://schemas.microsoft.com/office/word/2016/wordml/cid" xmlns:w16cex="http://schemas.microsoft.com/office/word/2018/wordml/cex" xmlns:w="http://schemas.openxmlformats.org/wordprocessingml/2006/main" xmlns:w10="urn:schemas-microsoft-com:office:word" xmlns:v="urn:schemas-microsoft-com:vml" xmlns:oel="http://schemas.microsoft.com/office/2019/extlst" xmlns:o="urn:schemas-microsoft-com:office:office" xmlns:am3d="http://schemas.microsoft.com/office/drawing/2017/model3d" xmlns:aink="http://schemas.microsoft.com/office/drawing/2016/ink" xmlns:cx8="http://schemas.microsoft.com/office/drawing/2016/5/14/chartex" xmlns:cx7="http://schemas.microsoft.com/office/drawing/2016/5/13/chartex" xmlns:cx6="http://schemas.microsoft.com/office/drawing/2016/5/12/chartex" xmlns:cx5="http://schemas.microsoft.com/office/drawing/2016/5/11/chartex" xmlns:cx4="http://schemas.microsoft.com/office/drawing/2016/5/10/chartex" xmlns:cx3="http://schemas.microsoft.com/office/drawing/2016/5/9/chartex" xmlns:cx2="http://schemas.microsoft.com/office/drawing/2015/10/21/chartex" xmlns:cx1="http://schemas.microsoft.com/office/drawing/2015/9/8/chartex" xmlns:cx="http://schemas.microsoft.com/office/drawing/2014/chartex" xmlns="" r:embed="rId12"/>
+                                <asvg:svgBlip xmlns="" xmlns:cx="http://schemas.microsoft.com/office/drawing/2014/chartex" xmlns:cx1="http://schemas.microsoft.com/office/drawing/2015/9/8/chartex" xmlns:cx2="http://schemas.microsoft.com/office/drawing/2015/10/21/chartex" xmlns:cx3="http://schemas.microsoft.com/office/drawing/2016/5/9/chartex" xmlns:cx4="http://schemas.microsoft.com/office/drawing/2016/5/10/chartex" xmlns:cx5="http://schemas.microsoft.com/office/drawing/2016/5/11/chartex" xmlns:cx6="http://schemas.microsoft.com/office/drawing/2016/5/12/chartex" xmlns:cx7="http://schemas.microsoft.com/office/drawing/2016/5/13/chartex" xmlns:cx8="http://schemas.microsoft.com/office/drawing/2016/5/14/chartex" xmlns:aink="http://schemas.microsoft.com/office/drawing/2016/ink" xmlns:am3d="http://schemas.microsoft.com/office/drawing/2017/model3d" xmlns:o="urn:schemas-microsoft-com:office:office" xmlns:oel="http://schemas.microsoft.com/office/2019/extlst" xmlns:v="urn:schemas-microsoft-com:vml" xmlns:w10="urn:schemas-microsoft-com:office:word" xmlns:w="http://schemas.openxmlformats.org/wordprocessingml/2006/main" xmlns:w16cex="http://schemas.microsoft.com/office/word/2018/wordml/cex" xmlns:w16cid="http://schemas.microsoft.com/office/word/2016/wordml/cid" xmlns:w16="http://schemas.microsoft.com/office/word/2018/wordml" xmlns:w16du="http://schemas.microsoft.com/office/word/2023/wordml/word16du" xmlns:w16sdtdh="http://schemas.microsoft.com/office/word/2020/wordml/sdtdatahash" xmlns:w16sdtfl="http://schemas.microsoft.com/office/word/2024/wordml/sdtformatlock" xmlns:w16se="http://schemas.microsoft.com/office/word/2015/wordml/symex" xmlns:asvg="http://schemas.microsoft.com/office/drawing/2016/SVG/main" r:embed="rId12"/>
                               </a:ext>
                             </a:extLst>
                           </a:blip>
@@ -1002,7 +1002,7 @@
               </wp:anchor>
             </w:drawing>
           </mc:Choice>
-          <mc:Fallback xmlns:asvg="http://schemas.microsoft.com/office/drawing/2016/SVG/main" xmlns:pic="http://schemas.openxmlformats.org/drawingml/2006/picture" xmlns:a="http://schemas.openxmlformats.org/drawingml/2006/main" xmlns:w16se="http://schemas.microsoft.com/office/word/2015/wordml/symex" xmlns:w16sdtfl="http://schemas.microsoft.com/office/word/2024/wordml/sdtformatlock" xmlns:w16sdtdh="http://schemas.microsoft.com/office/word/2020/wordml/sdtdatahash" xmlns:w16du="http://schemas.microsoft.com/office/word/2023/wordml/word16du" xmlns:w16="http://schemas.microsoft.com/office/word/2018/wordml" xmlns:w16cid="http://schemas.microsoft.com/office/word/2016/wordml/cid" xmlns:w16cex="http://schemas.microsoft.com/office/word/2018/wordml/cex" xmlns:oel="http://schemas.microsoft.com/office/2019/extlst" xmlns:am3d="http://schemas.microsoft.com/office/drawing/2017/model3d" xmlns:aink="http://schemas.microsoft.com/office/drawing/2016/ink" xmlns:cx8="http://schemas.microsoft.com/office/drawing/2016/5/14/chartex" xmlns:cx7="http://schemas.microsoft.com/office/drawing/2016/5/13/chartex" xmlns:cx6="http://schemas.microsoft.com/office/drawing/2016/5/12/chartex" xmlns:cx5="http://schemas.microsoft.com/office/drawing/2016/5/11/chartex" xmlns:cx4="http://schemas.microsoft.com/office/drawing/2016/5/10/chartex" xmlns:cx3="http://schemas.microsoft.com/office/drawing/2016/5/9/chartex" xmlns:cx2="http://schemas.microsoft.com/office/drawing/2015/10/21/chartex" xmlns:cx1="http://schemas.microsoft.com/office/drawing/2015/9/8/chartex" xmlns:cx="http://schemas.microsoft.com/office/drawing/2014/chartex">
+          <mc:Fallback xmlns:cx="http://schemas.microsoft.com/office/drawing/2014/chartex" xmlns:cx1="http://schemas.microsoft.com/office/drawing/2015/9/8/chartex" xmlns:cx2="http://schemas.microsoft.com/office/drawing/2015/10/21/chartex" xmlns:cx3="http://schemas.microsoft.com/office/drawing/2016/5/9/chartex" xmlns:cx4="http://schemas.microsoft.com/office/drawing/2016/5/10/chartex" xmlns:cx5="http://schemas.microsoft.com/office/drawing/2016/5/11/chartex" xmlns:cx6="http://schemas.microsoft.com/office/drawing/2016/5/12/chartex" xmlns:cx7="http://schemas.microsoft.com/office/drawing/2016/5/13/chartex" xmlns:cx8="http://schemas.microsoft.com/office/drawing/2016/5/14/chartex" xmlns:aink="http://schemas.microsoft.com/office/drawing/2016/ink" xmlns:am3d="http://schemas.microsoft.com/office/drawing/2017/model3d" xmlns:oel="http://schemas.microsoft.com/office/2019/extlst" xmlns:w16cex="http://schemas.microsoft.com/office/word/2018/wordml/cex" xmlns:w16cid="http://schemas.microsoft.com/office/word/2016/wordml/cid" xmlns:w16="http://schemas.microsoft.com/office/word/2018/wordml" xmlns:w16du="http://schemas.microsoft.com/office/word/2023/wordml/word16du" xmlns:w16sdtdh="http://schemas.microsoft.com/office/word/2020/wordml/sdtdatahash" xmlns:w16sdtfl="http://schemas.microsoft.com/office/word/2024/wordml/sdtformatlock" xmlns:w16se="http://schemas.microsoft.com/office/word/2015/wordml/symex" xmlns:a="http://schemas.openxmlformats.org/drawingml/2006/main" xmlns:pic="http://schemas.openxmlformats.org/drawingml/2006/picture" xmlns:asvg="http://schemas.microsoft.com/office/drawing/2016/SVG/main">
             <w:pict>
               <v:line id="Conector recto 12" style="position:absolute;flip:y;z-index:251671555;visibility:visible;mso-wrap-style:square;mso-width-percent:0;mso-height-percent:0;mso-wrap-distance-left:9pt;mso-wrap-distance-top:-3e-5mm;mso-wrap-distance-right:9pt;mso-wrap-distance-bottom:-3e-5mm;mso-position-horizontal:absolute;mso-position-horizontal-relative:text;mso-position-vertical:absolute;mso-position-vertical-relative:text;mso-width-percent:0;mso-height-percent:0;mso-width-relative:margin;mso-height-relative:margin" o:spid="_x0000_s1026" strokecolor="#b4c6e7 [1300]" strokeweight=".5pt" from="1.2pt,6.25pt" to="440.55pt,6.25pt" w14:anchorId="0C8B07C6" o:gfxdata="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">
                 <v:stroke joinstyle="miter"/>
@@ -1192,7 +1192,7 @@
                           <a:blip r:embed="rId13">
                             <a:extLst>
                               <a:ext uri="{96DAC541-7B7A-43D3-8B79-37D633B846F1}">
-                                <asvg:svgBlip xmlns:asvg="http://schemas.microsoft.com/office/drawing/2016/SVG/main" xmlns:w16se="http://schemas.microsoft.com/office/word/2015/wordml/symex" xmlns:w16sdtfl="http://schemas.microsoft.com/office/word/2024/wordml/sdtformatlock" xmlns:w16sdtdh="http://schemas.microsoft.com/office/word/2020/wordml/sdtdatahash" xmlns:w16du="http://schemas.microsoft.com/office/word/2023/wordml/word16du" xmlns:w16="http://schemas.microsoft.com/office/word/2018/wordml" xmlns:w16cid="http://schemas.microsoft.com/office/word/2016/wordml/cid" xmlns:w16cex="http://schemas.microsoft.com/office/word/2018/wordml/cex" xmlns:w="http://schemas.openxmlformats.org/wordprocessingml/2006/main" xmlns:w10="urn:schemas-microsoft-com:office:word" xmlns:v="urn:schemas-microsoft-com:vml" xmlns:oel="http://schemas.microsoft.com/office/2019/extlst" xmlns:o="urn:schemas-microsoft-com:office:office" xmlns:am3d="http://schemas.microsoft.com/office/drawing/2017/model3d" xmlns:aink="http://schemas.microsoft.com/office/drawing/2016/ink" xmlns:cx8="http://schemas.microsoft.com/office/drawing/2016/5/14/chartex" xmlns:cx7="http://schemas.microsoft.com/office/drawing/2016/5/13/chartex" xmlns:cx6="http://schemas.microsoft.com/office/drawing/2016/5/12/chartex" xmlns:cx5="http://schemas.microsoft.com/office/drawing/2016/5/11/chartex" xmlns:cx4="http://schemas.microsoft.com/office/drawing/2016/5/10/chartex" xmlns:cx3="http://schemas.microsoft.com/office/drawing/2016/5/9/chartex" xmlns:cx2="http://schemas.microsoft.com/office/drawing/2015/10/21/chartex" xmlns:cx1="http://schemas.microsoft.com/office/drawing/2015/9/8/chartex" xmlns:cx="http://schemas.microsoft.com/office/drawing/2014/chartex" xmlns="" r:embed="rId14"/>
+                                <asvg:svgBlip xmlns="" xmlns:cx="http://schemas.microsoft.com/office/drawing/2014/chartex" xmlns:cx1="http://schemas.microsoft.com/office/drawing/2015/9/8/chartex" xmlns:cx2="http://schemas.microsoft.com/office/drawing/2015/10/21/chartex" xmlns:cx3="http://schemas.microsoft.com/office/drawing/2016/5/9/chartex" xmlns:cx4="http://schemas.microsoft.com/office/drawing/2016/5/10/chartex" xmlns:cx5="http://schemas.microsoft.com/office/drawing/2016/5/11/chartex" xmlns:cx6="http://schemas.microsoft.com/office/drawing/2016/5/12/chartex" xmlns:cx7="http://schemas.microsoft.com/office/drawing/2016/5/13/chartex" xmlns:cx8="http://schemas.microsoft.com/office/drawing/2016/5/14/chartex" xmlns:aink="http://schemas.microsoft.com/office/drawing/2016/ink" xmlns:am3d="http://schemas.microsoft.com/office/drawing/2017/model3d" xmlns:o="urn:schemas-microsoft-com:office:office" xmlns:oel="http://schemas.microsoft.com/office/2019/extlst" xmlns:v="urn:schemas-microsoft-com:vml" xmlns:w10="urn:schemas-microsoft-com:office:word" xmlns:w="http://schemas.openxmlformats.org/wordprocessingml/2006/main" xmlns:w16cex="http://schemas.microsoft.com/office/word/2018/wordml/cex" xmlns:w16cid="http://schemas.microsoft.com/office/word/2016/wordml/cid" xmlns:w16="http://schemas.microsoft.com/office/word/2018/wordml" xmlns:w16du="http://schemas.microsoft.com/office/word/2023/wordml/word16du" xmlns:w16sdtdh="http://schemas.microsoft.com/office/word/2020/wordml/sdtdatahash" xmlns:w16sdtfl="http://schemas.microsoft.com/office/word/2024/wordml/sdtformatlock" xmlns:w16se="http://schemas.microsoft.com/office/word/2015/wordml/symex" xmlns:asvg="http://schemas.microsoft.com/office/drawing/2016/SVG/main" r:embed="rId14"/>
                               </a:ext>
                             </a:extLst>
                           </a:blip>
@@ -1323,7 +1323,7 @@
               </wp:anchor>
             </w:drawing>
           </mc:Choice>
-          <mc:Fallback xmlns:asvg="http://schemas.microsoft.com/office/drawing/2016/SVG/main" xmlns:pic="http://schemas.openxmlformats.org/drawingml/2006/picture" xmlns:a="http://schemas.openxmlformats.org/drawingml/2006/main" xmlns:w16se="http://schemas.microsoft.com/office/word/2015/wordml/symex" xmlns:w16sdtfl="http://schemas.microsoft.com/office/word/2024/wordml/sdtformatlock" xmlns:w16sdtdh="http://schemas.microsoft.com/office/word/2020/wordml/sdtdatahash" xmlns:w16du="http://schemas.microsoft.com/office/word/2023/wordml/word16du" xmlns:w16="http://schemas.microsoft.com/office/word/2018/wordml" xmlns:w16cid="http://schemas.microsoft.com/office/word/2016/wordml/cid" xmlns:w16cex="http://schemas.microsoft.com/office/word/2018/wordml/cex" xmlns:oel="http://schemas.microsoft.com/office/2019/extlst" xmlns:am3d="http://schemas.microsoft.com/office/drawing/2017/model3d" xmlns:aink="http://schemas.microsoft.com/office/drawing/2016/ink" xmlns:cx8="http://schemas.microsoft.com/office/drawing/2016/5/14/chartex" xmlns:cx7="http://schemas.microsoft.com/office/drawing/2016/5/13/chartex" xmlns:cx6="http://schemas.microsoft.com/office/drawing/2016/5/12/chartex" xmlns:cx5="http://schemas.microsoft.com/office/drawing/2016/5/11/chartex" xmlns:cx4="http://schemas.microsoft.com/office/drawing/2016/5/10/chartex" xmlns:cx3="http://schemas.microsoft.com/office/drawing/2016/5/9/chartex" xmlns:cx2="http://schemas.microsoft.com/office/drawing/2015/10/21/chartex" xmlns:cx1="http://schemas.microsoft.com/office/drawing/2015/9/8/chartex" xmlns:cx="http://schemas.microsoft.com/office/drawing/2014/chartex">
+          <mc:Fallback xmlns:cx="http://schemas.microsoft.com/office/drawing/2014/chartex" xmlns:cx1="http://schemas.microsoft.com/office/drawing/2015/9/8/chartex" xmlns:cx2="http://schemas.microsoft.com/office/drawing/2015/10/21/chartex" xmlns:cx3="http://schemas.microsoft.com/office/drawing/2016/5/9/chartex" xmlns:cx4="http://schemas.microsoft.com/office/drawing/2016/5/10/chartex" xmlns:cx5="http://schemas.microsoft.com/office/drawing/2016/5/11/chartex" xmlns:cx6="http://schemas.microsoft.com/office/drawing/2016/5/12/chartex" xmlns:cx7="http://schemas.microsoft.com/office/drawing/2016/5/13/chartex" xmlns:cx8="http://schemas.microsoft.com/office/drawing/2016/5/14/chartex" xmlns:aink="http://schemas.microsoft.com/office/drawing/2016/ink" xmlns:am3d="http://schemas.microsoft.com/office/drawing/2017/model3d" xmlns:oel="http://schemas.microsoft.com/office/2019/extlst" xmlns:w16cex="http://schemas.microsoft.com/office/word/2018/wordml/cex" xmlns:w16cid="http://schemas.microsoft.com/office/word/2016/wordml/cid" xmlns:w16="http://schemas.microsoft.com/office/word/2018/wordml" xmlns:w16du="http://schemas.microsoft.com/office/word/2023/wordml/word16du" xmlns:w16sdtdh="http://schemas.microsoft.com/office/word/2020/wordml/sdtdatahash" xmlns:w16sdtfl="http://schemas.microsoft.com/office/word/2024/wordml/sdtformatlock" xmlns:w16se="http://schemas.microsoft.com/office/word/2015/wordml/symex" xmlns:a="http://schemas.openxmlformats.org/drawingml/2006/main" xmlns:pic="http://schemas.openxmlformats.org/drawingml/2006/picture" xmlns:asvg="http://schemas.microsoft.com/office/drawing/2016/SVG/main">
             <w:pict>
               <v:line id="Conector recto 11" style="position:absolute;z-index:251673603;visibility:visible;mso-wrap-style:square;mso-width-percent:0;mso-height-percent:0;mso-wrap-distance-left:9pt;mso-wrap-distance-top:-3e-5mm;mso-wrap-distance-right:9pt;mso-wrap-distance-bottom:-3e-5mm;mso-position-horizontal:absolute;mso-position-horizontal-relative:text;mso-position-vertical:absolute;mso-position-vertical-relative:text;mso-width-percent:0;mso-height-percent:0;mso-width-relative:page;mso-height-relative:page" o:spid="_x0000_s1026" strokecolor="#b4c6e7 [1300]" strokeweight=".5pt" from="0,-.05pt" to="440.15pt,-.05pt" w14:anchorId="4878FEF2" o:gfxdata="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">
                 <v:stroke joinstyle="miter"/>
@@ -1526,7 +1526,7 @@
                           <a:blip r:embed="rId15">
                             <a:extLst>
                               <a:ext uri="{96DAC541-7B7A-43D3-8B79-37D633B846F1}">
-                                <asvg:svgBlip xmlns:asvg="http://schemas.microsoft.com/office/drawing/2016/SVG/main" xmlns:w16se="http://schemas.microsoft.com/office/word/2015/wordml/symex" xmlns:w16sdtfl="http://schemas.microsoft.com/office/word/2024/wordml/sdtformatlock" xmlns:w16sdtdh="http://schemas.microsoft.com/office/word/2020/wordml/sdtdatahash" xmlns:w16du="http://schemas.microsoft.com/office/word/2023/wordml/word16du" xmlns:w16="http://schemas.microsoft.com/office/word/2018/wordml" xmlns:w16cid="http://schemas.microsoft.com/office/word/2016/wordml/cid" xmlns:w16cex="http://schemas.microsoft.com/office/word/2018/wordml/cex" xmlns:w="http://schemas.openxmlformats.org/wordprocessingml/2006/main" xmlns:w10="urn:schemas-microsoft-com:office:word" xmlns:v="urn:schemas-microsoft-com:vml" xmlns:oel="http://schemas.microsoft.com/office/2019/extlst" xmlns:o="urn:schemas-microsoft-com:office:office" xmlns:am3d="http://schemas.microsoft.com/office/drawing/2017/model3d" xmlns:aink="http://schemas.microsoft.com/office/drawing/2016/ink" xmlns:cx8="http://schemas.microsoft.com/office/drawing/2016/5/14/chartex" xmlns:cx7="http://schemas.microsoft.com/office/drawing/2016/5/13/chartex" xmlns:cx6="http://schemas.microsoft.com/office/drawing/2016/5/12/chartex" xmlns:cx5="http://schemas.microsoft.com/office/drawing/2016/5/11/chartex" xmlns:cx4="http://schemas.microsoft.com/office/drawing/2016/5/10/chartex" xmlns:cx3="http://schemas.microsoft.com/office/drawing/2016/5/9/chartex" xmlns:cx2="http://schemas.microsoft.com/office/drawing/2015/10/21/chartex" xmlns:cx1="http://schemas.microsoft.com/office/drawing/2015/9/8/chartex" xmlns:cx="http://schemas.microsoft.com/office/drawing/2014/chartex" xmlns="" r:embed="rId16"/>
+                                <asvg:svgBlip xmlns="" xmlns:cx="http://schemas.microsoft.com/office/drawing/2014/chartex" xmlns:cx1="http://schemas.microsoft.com/office/drawing/2015/9/8/chartex" xmlns:cx2="http://schemas.microsoft.com/office/drawing/2015/10/21/chartex" xmlns:cx3="http://schemas.microsoft.com/office/drawing/2016/5/9/chartex" xmlns:cx4="http://schemas.microsoft.com/office/drawing/2016/5/10/chartex" xmlns:cx5="http://schemas.microsoft.com/office/drawing/2016/5/11/chartex" xmlns:cx6="http://schemas.microsoft.com/office/drawing/2016/5/12/chartex" xmlns:cx7="http://schemas.microsoft.com/office/drawing/2016/5/13/chartex" xmlns:cx8="http://schemas.microsoft.com/office/drawing/2016/5/14/chartex" xmlns:aink="http://schemas.microsoft.com/office/drawing/2016/ink" xmlns:am3d="http://schemas.microsoft.com/office/drawing/2017/model3d" xmlns:o="urn:schemas-microsoft-com:office:office" xmlns:oel="http://schemas.microsoft.com/office/2019/extlst" xmlns:v="urn:schemas-microsoft-com:vml" xmlns:w10="urn:schemas-microsoft-com:office:word" xmlns:w="http://schemas.openxmlformats.org/wordprocessingml/2006/main" xmlns:w16cex="http://schemas.microsoft.com/office/word/2018/wordml/cex" xmlns:w16cid="http://schemas.microsoft.com/office/word/2016/wordml/cid" xmlns:w16="http://schemas.microsoft.com/office/word/2018/wordml" xmlns:w16du="http://schemas.microsoft.com/office/word/2023/wordml/word16du" xmlns:w16sdtdh="http://schemas.microsoft.com/office/word/2020/wordml/sdtdatahash" xmlns:w16sdtfl="http://schemas.microsoft.com/office/word/2024/wordml/sdtformatlock" xmlns:w16se="http://schemas.microsoft.com/office/word/2015/wordml/symex" xmlns:asvg="http://schemas.microsoft.com/office/drawing/2016/SVG/main" r:embed="rId16"/>
                               </a:ext>
                             </a:extLst>
                           </a:blip>
@@ -1697,7 +1697,7 @@
               </wp:anchor>
             </w:drawing>
           </mc:Choice>
-          <mc:Fallback xmlns:asvg="http://schemas.microsoft.com/office/drawing/2016/SVG/main" xmlns:pic="http://schemas.openxmlformats.org/drawingml/2006/picture" xmlns:a="http://schemas.openxmlformats.org/drawingml/2006/main" xmlns:w16se="http://schemas.microsoft.com/office/word/2015/wordml/symex" xmlns:w16sdtfl="http://schemas.microsoft.com/office/word/2024/wordml/sdtformatlock" xmlns:w16sdtdh="http://schemas.microsoft.com/office/word/2020/wordml/sdtdatahash" xmlns:w16du="http://schemas.microsoft.com/office/word/2023/wordml/word16du" xmlns:w16="http://schemas.microsoft.com/office/word/2018/wordml" xmlns:w16cid="http://schemas.microsoft.com/office/word/2016/wordml/cid" xmlns:w16cex="http://schemas.microsoft.com/office/word/2018/wordml/cex" xmlns:oel="http://schemas.microsoft.com/office/2019/extlst" xmlns:am3d="http://schemas.microsoft.com/office/drawing/2017/model3d" xmlns:aink="http://schemas.microsoft.com/office/drawing/2016/ink" xmlns:cx8="http://schemas.microsoft.com/office/drawing/2016/5/14/chartex" xmlns:cx7="http://schemas.microsoft.com/office/drawing/2016/5/13/chartex" xmlns:cx6="http://schemas.microsoft.com/office/drawing/2016/5/12/chartex" xmlns:cx5="http://schemas.microsoft.com/office/drawing/2016/5/11/chartex" xmlns:cx4="http://schemas.microsoft.com/office/drawing/2016/5/10/chartex" xmlns:cx3="http://schemas.microsoft.com/office/drawing/2016/5/9/chartex" xmlns:cx2="http://schemas.microsoft.com/office/drawing/2015/10/21/chartex" xmlns:cx1="http://schemas.microsoft.com/office/drawing/2015/9/8/chartex" xmlns:cx="http://schemas.microsoft.com/office/drawing/2014/chartex">
+          <mc:Fallback xmlns:cx="http://schemas.microsoft.com/office/drawing/2014/chartex" xmlns:cx1="http://schemas.microsoft.com/office/drawing/2015/9/8/chartex" xmlns:cx2="http://schemas.microsoft.com/office/drawing/2015/10/21/chartex" xmlns:cx3="http://schemas.microsoft.com/office/drawing/2016/5/9/chartex" xmlns:cx4="http://schemas.microsoft.com/office/drawing/2016/5/10/chartex" xmlns:cx5="http://schemas.microsoft.com/office/drawing/2016/5/11/chartex" xmlns:cx6="http://schemas.microsoft.com/office/drawing/2016/5/12/chartex" xmlns:cx7="http://schemas.microsoft.com/office/drawing/2016/5/13/chartex" xmlns:cx8="http://schemas.microsoft.com/office/drawing/2016/5/14/chartex" xmlns:aink="http://schemas.microsoft.com/office/drawing/2016/ink" xmlns:am3d="http://schemas.microsoft.com/office/drawing/2017/model3d" xmlns:oel="http://schemas.microsoft.com/office/2019/extlst" xmlns:w16cex="http://schemas.microsoft.com/office/word/2018/wordml/cex" xmlns:w16cid="http://schemas.microsoft.com/office/word/2016/wordml/cid" xmlns:w16="http://schemas.microsoft.com/office/word/2018/wordml" xmlns:w16du="http://schemas.microsoft.com/office/word/2023/wordml/word16du" xmlns:w16sdtdh="http://schemas.microsoft.com/office/word/2020/wordml/sdtdatahash" xmlns:w16sdtfl="http://schemas.microsoft.com/office/word/2024/wordml/sdtformatlock" xmlns:w16se="http://schemas.microsoft.com/office/word/2015/wordml/symex" xmlns:a="http://schemas.openxmlformats.org/drawingml/2006/main" xmlns:pic="http://schemas.openxmlformats.org/drawingml/2006/picture" xmlns:asvg="http://schemas.microsoft.com/office/drawing/2016/SVG/main">
             <w:pict>
               <v:line id="Conector recto 10" style="position:absolute;z-index:251675651;visibility:visible;mso-wrap-style:square;mso-width-percent:0;mso-height-percent:0;mso-wrap-distance-left:9pt;mso-wrap-distance-top:-3e-5mm;mso-wrap-distance-right:9pt;mso-wrap-distance-bottom:-3e-5mm;mso-position-horizontal:absolute;mso-position-horizontal-relative:text;mso-position-vertical:absolute;mso-position-vertical-relative:text;mso-width-percent:0;mso-height-percent:0;mso-width-relative:margin;mso-height-relative:margin" o:spid="_x0000_s1026" strokecolor="#b4c6e7 [1300]" strokeweight=".5pt" from="-.05pt,3.4pt" to="440.1pt,3.4pt" w14:anchorId="4A06B2A9" o:gfxdata="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">
                 <v:stroke joinstyle="miter"/>
@@ -2645,14 +2645,34 @@
                 <w:szCs w:val="22"/>
               </w:rPr>
             </w:pPr>
-            <w:r>
-              <w:rPr>
-                <w:rFonts w:ascii="Calibri" w:eastAsia="Calibri" w:hAnsi="Calibri" w:cs="Calibri"/>
-                <w:sz w:val="22"/>
-                <w:szCs w:val="22"/>
-              </w:rPr>
-              <w:t>Damian Jesus</w:t>
-            </w:r>
+            <w:proofErr w:type="spellStart"/>
+            <w:r>
+              <w:rPr>
+                <w:rFonts w:ascii="Calibri" w:eastAsia="Calibri" w:hAnsi="Calibri" w:cs="Calibri"/>
+                <w:sz w:val="22"/>
+                <w:szCs w:val="22"/>
+              </w:rPr>
+              <w:t>Damian</w:t>
+            </w:r>
+            <w:proofErr w:type="spellEnd"/>
+            <w:r>
+              <w:rPr>
+                <w:rFonts w:ascii="Calibri" w:eastAsia="Calibri" w:hAnsi="Calibri" w:cs="Calibri"/>
+                <w:sz w:val="22"/>
+                <w:szCs w:val="22"/>
+              </w:rPr>
+              <w:t xml:space="preserve"> </w:t>
+            </w:r>
+            <w:proofErr w:type="spellStart"/>
+            <w:r>
+              <w:rPr>
+                <w:rFonts w:ascii="Calibri" w:eastAsia="Calibri" w:hAnsi="Calibri" w:cs="Calibri"/>
+                <w:sz w:val="22"/>
+                <w:szCs w:val="22"/>
+              </w:rPr>
+              <w:t>Jesus</w:t>
+            </w:r>
+            <w:proofErr w:type="spellEnd"/>
           </w:p>
         </w:tc>
         <w:tc>
@@ -2745,14 +2765,34 @@
                 <w:szCs w:val="22"/>
               </w:rPr>
             </w:pPr>
-            <w:r>
-              <w:rPr>
-                <w:rFonts w:ascii="Calibri" w:eastAsia="Calibri" w:hAnsi="Calibri" w:cs="Calibri"/>
-                <w:sz w:val="22"/>
-                <w:szCs w:val="22"/>
-              </w:rPr>
-              <w:t>Villalon Diaz</w:t>
-            </w:r>
+            <w:proofErr w:type="spellStart"/>
+            <w:r>
+              <w:rPr>
+                <w:rFonts w:ascii="Calibri" w:eastAsia="Calibri" w:hAnsi="Calibri" w:cs="Calibri"/>
+                <w:sz w:val="22"/>
+                <w:szCs w:val="22"/>
+              </w:rPr>
+              <w:t>Villalon</w:t>
+            </w:r>
+            <w:proofErr w:type="spellEnd"/>
+            <w:r>
+              <w:rPr>
+                <w:rFonts w:ascii="Calibri" w:eastAsia="Calibri" w:hAnsi="Calibri" w:cs="Calibri"/>
+                <w:sz w:val="22"/>
+                <w:szCs w:val="22"/>
+              </w:rPr>
+              <w:t xml:space="preserve"> </w:t>
+            </w:r>
+            <w:proofErr w:type="spellStart"/>
+            <w:r>
+              <w:rPr>
+                <w:rFonts w:ascii="Calibri" w:eastAsia="Calibri" w:hAnsi="Calibri" w:cs="Calibri"/>
+                <w:sz w:val="22"/>
+                <w:szCs w:val="22"/>
+              </w:rPr>
+              <w:t>Diaz</w:t>
+            </w:r>
+            <w:proofErr w:type="spellEnd"/>
           </w:p>
         </w:tc>
         <w:tc>
@@ -2784,8 +2824,18 @@
                 <w:sz w:val="22"/>
                 <w:szCs w:val="22"/>
               </w:rPr>
-              <w:t>Vergara Opazo</w:t>
-            </w:r>
+              <w:t xml:space="preserve">Vergara </w:t>
+            </w:r>
+            <w:proofErr w:type="spellStart"/>
+            <w:r>
+              <w:rPr>
+                <w:rFonts w:ascii="Calibri" w:eastAsia="Calibri" w:hAnsi="Calibri" w:cs="Calibri"/>
+                <w:sz w:val="22"/>
+                <w:szCs w:val="22"/>
+              </w:rPr>
+              <w:t>Opazo</w:t>
+            </w:r>
+            <w:proofErr w:type="spellEnd"/>
           </w:p>
         </w:tc>
         <w:tc>
@@ -2879,13 +2929,41 @@
                 <w:szCs w:val="20"/>
               </w:rPr>
             </w:pPr>
-            <w:r>
-              <w:rPr>
-                <w:rFonts w:ascii="Calibri" w:eastAsia="Calibri" w:hAnsi="Calibri" w:cs="Calibri"/>
-                <w:sz w:val="22"/>
-                <w:szCs w:val="22"/>
-              </w:rPr>
-              <w:t>Lider de proyecto / FullStack / QA</w:t>
+            <w:proofErr w:type="spellStart"/>
+            <w:r>
+              <w:rPr>
+                <w:rFonts w:ascii="Calibri" w:eastAsia="Calibri" w:hAnsi="Calibri" w:cs="Calibri"/>
+                <w:sz w:val="22"/>
+                <w:szCs w:val="22"/>
+              </w:rPr>
+              <w:t>Lider</w:t>
+            </w:r>
+            <w:proofErr w:type="spellEnd"/>
+            <w:r>
+              <w:rPr>
+                <w:rFonts w:ascii="Calibri" w:eastAsia="Calibri" w:hAnsi="Calibri" w:cs="Calibri"/>
+                <w:sz w:val="22"/>
+                <w:szCs w:val="22"/>
+              </w:rPr>
+              <w:t xml:space="preserve"> de proyecto / </w:t>
+            </w:r>
+            <w:proofErr w:type="spellStart"/>
+            <w:r>
+              <w:rPr>
+                <w:rFonts w:ascii="Calibri" w:eastAsia="Calibri" w:hAnsi="Calibri" w:cs="Calibri"/>
+                <w:sz w:val="22"/>
+                <w:szCs w:val="22"/>
+              </w:rPr>
+              <w:t>FullStack</w:t>
+            </w:r>
+            <w:proofErr w:type="spellEnd"/>
+            <w:r>
+              <w:rPr>
+                <w:rFonts w:ascii="Calibri" w:eastAsia="Calibri" w:hAnsi="Calibri" w:cs="Calibri"/>
+                <w:sz w:val="22"/>
+                <w:szCs w:val="22"/>
+              </w:rPr>
+              <w:t xml:space="preserve"> / QA</w:t>
             </w:r>
           </w:p>
         </w:tc>
@@ -2914,14 +2992,34 @@
                 <w:szCs w:val="20"/>
               </w:rPr>
             </w:pPr>
-            <w:r>
-              <w:rPr>
-                <w:rFonts w:ascii="Calibri" w:eastAsia="Calibri" w:hAnsi="Calibri" w:cs="Calibri"/>
-                <w:sz w:val="22"/>
-                <w:szCs w:val="22"/>
-              </w:rPr>
-              <w:t>Fullstack / UI / DBA / DevOps</w:t>
-            </w:r>
+            <w:proofErr w:type="spellStart"/>
+            <w:r>
+              <w:rPr>
+                <w:rFonts w:ascii="Calibri" w:eastAsia="Calibri" w:hAnsi="Calibri" w:cs="Calibri"/>
+                <w:sz w:val="22"/>
+                <w:szCs w:val="22"/>
+              </w:rPr>
+              <w:t>Fullstack</w:t>
+            </w:r>
+            <w:proofErr w:type="spellEnd"/>
+            <w:r>
+              <w:rPr>
+                <w:rFonts w:ascii="Calibri" w:eastAsia="Calibri" w:hAnsi="Calibri" w:cs="Calibri"/>
+                <w:sz w:val="22"/>
+                <w:szCs w:val="22"/>
+              </w:rPr>
+              <w:t xml:space="preserve"> / UI / DBA / </w:t>
+            </w:r>
+            <w:proofErr w:type="spellStart"/>
+            <w:r>
+              <w:rPr>
+                <w:rFonts w:ascii="Calibri" w:eastAsia="Calibri" w:hAnsi="Calibri" w:cs="Calibri"/>
+                <w:sz w:val="22"/>
+                <w:szCs w:val="22"/>
+              </w:rPr>
+              <w:t>DevOps</w:t>
+            </w:r>
+            <w:proofErr w:type="spellEnd"/>
           </w:p>
         </w:tc>
         <w:tc>
@@ -3241,7 +3339,61 @@
                 <w:sz w:val="22"/>
                 <w:szCs w:val="22"/>
               </w:rPr>
-              <w:t>Plataforma web ("TourMatch") basada en microservicios que conecta a turistas con conductores independientes, permitiendo la personalización de rutas turísticas y la cotización dinámica por paradas (waypoints).</w:t>
+              <w:t>Plataforma web ("</w:t>
+            </w:r>
+            <w:proofErr w:type="spellStart"/>
+            <w:r>
+              <w:rPr>
+                <w:rFonts w:ascii="Calibri" w:eastAsia="Calibri" w:hAnsi="Calibri" w:cs="Calibri"/>
+                <w:sz w:val="22"/>
+                <w:szCs w:val="22"/>
+              </w:rPr>
+              <w:t>TourMatch</w:t>
+            </w:r>
+            <w:proofErr w:type="spellEnd"/>
+            <w:r>
+              <w:rPr>
+                <w:rFonts w:ascii="Calibri" w:eastAsia="Calibri" w:hAnsi="Calibri" w:cs="Calibri"/>
+                <w:sz w:val="22"/>
+                <w:szCs w:val="22"/>
+              </w:rPr>
+              <w:t xml:space="preserve">") basada en </w:t>
+            </w:r>
+            <w:proofErr w:type="spellStart"/>
+            <w:r>
+              <w:rPr>
+                <w:rFonts w:ascii="Calibri" w:eastAsia="Calibri" w:hAnsi="Calibri" w:cs="Calibri"/>
+                <w:sz w:val="22"/>
+                <w:szCs w:val="22"/>
+              </w:rPr>
+              <w:t>microservicios</w:t>
+            </w:r>
+            <w:proofErr w:type="spellEnd"/>
+            <w:r>
+              <w:rPr>
+                <w:rFonts w:ascii="Calibri" w:eastAsia="Calibri" w:hAnsi="Calibri" w:cs="Calibri"/>
+                <w:sz w:val="22"/>
+                <w:szCs w:val="22"/>
+              </w:rPr>
+              <w:t xml:space="preserve"> que conecta a turistas con conductores independientes, permitiendo la personalización de rutas turísticas y la cotización dinámica por paradas (</w:t>
+            </w:r>
+            <w:proofErr w:type="spellStart"/>
+            <w:r>
+              <w:rPr>
+                <w:rFonts w:ascii="Calibri" w:eastAsia="Calibri" w:hAnsi="Calibri" w:cs="Calibri"/>
+                <w:sz w:val="22"/>
+                <w:szCs w:val="22"/>
+              </w:rPr>
+              <w:t>waypoints</w:t>
+            </w:r>
+            <w:proofErr w:type="spellEnd"/>
+            <w:r>
+              <w:rPr>
+                <w:rFonts w:ascii="Calibri" w:eastAsia="Calibri" w:hAnsi="Calibri" w:cs="Calibri"/>
+                <w:sz w:val="22"/>
+                <w:szCs w:val="22"/>
+              </w:rPr>
+              <w:t>).</w:t>
             </w:r>
           </w:p>
         </w:tc>
@@ -3393,7 +3545,25 @@
                 <w:sz w:val="22"/>
                 <w:szCs w:val="22"/>
               </w:rPr>
-              <w:t>Un "Marketplace" de transporte turístico donde el turista diseña su ruta (con waypoints) y el sistema calcula una tarifa justa según la categoría del vehículo (Básico o XL), conectándolo con un conductor verificado.</w:t>
+              <w:t xml:space="preserve">Un "Marketplace" de transporte turístico donde el turista diseña su ruta (con </w:t>
+            </w:r>
+            <w:proofErr w:type="spellStart"/>
+            <w:r>
+              <w:rPr>
+                <w:rFonts w:ascii="Calibri" w:eastAsia="Calibri" w:hAnsi="Calibri" w:cs="Calibri"/>
+                <w:sz w:val="22"/>
+                <w:szCs w:val="22"/>
+              </w:rPr>
+              <w:t>waypoints</w:t>
+            </w:r>
+            <w:proofErr w:type="spellEnd"/>
+            <w:r>
+              <w:rPr>
+                <w:rFonts w:ascii="Calibri" w:eastAsia="Calibri" w:hAnsi="Calibri" w:cs="Calibri"/>
+                <w:sz w:val="22"/>
+                <w:szCs w:val="22"/>
+              </w:rPr>
+              <w:t>) y el sistema calcula una tarifa justa según la categoría del vehículo (Básico o XL), conectándolo con un conductor verificado.</w:t>
             </w:r>
           </w:p>
         </w:tc>
@@ -3469,7 +3639,25 @@
                 <w:sz w:val="22"/>
                 <w:szCs w:val="22"/>
               </w:rPr>
-              <w:t>Desarrollar una plataforma web colaborativa basada en arquitectura de microservicios Cloud para la gestión, personalización y cotización dinámica de rutas turísticas.</w:t>
+              <w:t xml:space="preserve">Desarrollar una plataforma web colaborativa basada en arquitectura de </w:t>
+            </w:r>
+            <w:proofErr w:type="spellStart"/>
+            <w:r>
+              <w:rPr>
+                <w:rFonts w:ascii="Calibri" w:eastAsia="Calibri" w:hAnsi="Calibri" w:cs="Calibri"/>
+                <w:sz w:val="22"/>
+                <w:szCs w:val="22"/>
+              </w:rPr>
+              <w:t>microservicios</w:t>
+            </w:r>
+            <w:proofErr w:type="spellEnd"/>
+            <w:r>
+              <w:rPr>
+                <w:rFonts w:ascii="Calibri" w:eastAsia="Calibri" w:hAnsi="Calibri" w:cs="Calibri"/>
+                <w:sz w:val="22"/>
+                <w:szCs w:val="22"/>
+              </w:rPr>
+              <w:t xml:space="preserve"> Cloud para la gestión, personalización y cotización dinámica de rutas turísticas.</w:t>
             </w:r>
           </w:p>
         </w:tc>
@@ -3549,7 +3737,25 @@
                 <w:sz w:val="22"/>
                 <w:szCs w:val="22"/>
               </w:rPr>
-              <w:t>Implementar un motor de cotización dinámico basado en la categoría del vehículo y waypoints.</w:t>
+              <w:t xml:space="preserve">Implementar un motor de cotización dinámico basado en la categoría del vehículo y </w:t>
+            </w:r>
+            <w:proofErr w:type="spellStart"/>
+            <w:r>
+              <w:rPr>
+                <w:rFonts w:ascii="Calibri" w:eastAsia="Calibri" w:hAnsi="Calibri" w:cs="Calibri"/>
+                <w:sz w:val="22"/>
+                <w:szCs w:val="22"/>
+              </w:rPr>
+              <w:t>waypoints</w:t>
+            </w:r>
+            <w:proofErr w:type="spellEnd"/>
+            <w:r>
+              <w:rPr>
+                <w:rFonts w:ascii="Calibri" w:eastAsia="Calibri" w:hAnsi="Calibri" w:cs="Calibri"/>
+                <w:sz w:val="22"/>
+                <w:szCs w:val="22"/>
+              </w:rPr>
+              <w:t>.</w:t>
             </w:r>
           </w:p>
           <w:p>
@@ -3780,7 +3986,27 @@
                 <w:sz w:val="22"/>
                 <w:szCs w:val="22"/>
               </w:rPr>
-              <w:t>Especificar los antecedentes y motivación para el desarrollo del proyecto, publico objetivo, estado del arte, origen de la problemática y descripción del problema resolver.</w:t>
+              <w:t xml:space="preserve">Especificar los antecedentes y motivación para el desarrollo del proyecto, </w:t>
+            </w:r>
+            <w:proofErr w:type="gramStart"/>
+            <w:r>
+              <w:rPr>
+                <w:rFonts w:ascii="Calibri" w:eastAsia="Calibri" w:hAnsi="Calibri" w:cs="Calibri"/>
+                <w:color w:val="1F4E79" w:themeColor="accent5" w:themeShade="80"/>
+                <w:sz w:val="22"/>
+                <w:szCs w:val="22"/>
+              </w:rPr>
+              <w:t>publico</w:t>
+            </w:r>
+            <w:proofErr w:type="gramEnd"/>
+            <w:r>
+              <w:rPr>
+                <w:rFonts w:ascii="Calibri" w:eastAsia="Calibri" w:hAnsi="Calibri" w:cs="Calibri"/>
+                <w:color w:val="1F4E79" w:themeColor="accent5" w:themeShade="80"/>
+                <w:sz w:val="22"/>
+                <w:szCs w:val="22"/>
+              </w:rPr>
+              <w:t xml:space="preserve"> objetivo, estado del arte, origen de la problemática y descripción del problema resolver.</w:t>
             </w:r>
           </w:p>
         </w:tc>
@@ -3839,7 +4065,25 @@
                 <w:szCs w:val="22"/>
               </w:rPr>
               <w:lastRenderedPageBreak/>
-              <w:t>realizar viajes programados de mayor rentabilidad. La motivación es crear un puente tecnológico entre ambas necesidades. El problema a resolver es la falta de una herramienta que permita estructurar financieramente y logísticamente un viaje con múltiples paradas (waypoints) antes de iniciarlo, asegurando transparencia en el precio para el turista y rentabilidad garantizada para el conductor independiente.</w:t>
+              <w:t>realizar viajes programados de mayor rentabilidad. La motivación es crear un puente tecnológico entre ambas necesidades. El problema a resolver es la falta de una herramienta que permita estructurar financieramente y logísticamente un viaje con múltiples paradas (</w:t>
+            </w:r>
+            <w:proofErr w:type="spellStart"/>
+            <w:r>
+              <w:rPr>
+                <w:rFonts w:ascii="Calibri" w:eastAsia="Calibri" w:hAnsi="Calibri" w:cs="Calibri"/>
+                <w:sz w:val="22"/>
+                <w:szCs w:val="22"/>
+              </w:rPr>
+              <w:t>waypoints</w:t>
+            </w:r>
+            <w:proofErr w:type="spellEnd"/>
+            <w:r>
+              <w:rPr>
+                <w:rFonts w:ascii="Calibri" w:eastAsia="Calibri" w:hAnsi="Calibri" w:cs="Calibri"/>
+                <w:sz w:val="22"/>
+                <w:szCs w:val="22"/>
+              </w:rPr>
+              <w:t>) antes de iniciarlo, asegurando transparencia en el precio para el turista y rentabilidad garantizada para el conductor independiente.</w:t>
             </w:r>
           </w:p>
           <w:p>
@@ -4171,6 +4415,7 @@
               </w:rPr>
               <w:t xml:space="preserve"> Se utilizará una adaptación de la metodología ágil </w:t>
             </w:r>
+            <w:proofErr w:type="spellStart"/>
             <w:r>
               <w:rPr>
                 <w:rFonts w:ascii="Calibri" w:eastAsia="Calibri" w:hAnsi="Calibri" w:cs="Calibri"/>
@@ -4181,13 +4426,32 @@
               </w:rPr>
               <w:t>Scrum</w:t>
             </w:r>
-            <w:r>
-              <w:rPr>
-                <w:rFonts w:ascii="Calibri" w:eastAsia="Calibri" w:hAnsi="Calibri" w:cs="Calibri"/>
-                <w:sz w:val="22"/>
-                <w:szCs w:val="22"/>
-              </w:rPr>
-              <w:t>, justificada por el corto tiempo de desarrollo exigido (3 semanas). El proyecto se dividirá en tres Sprints de una semana.</w:t>
+            <w:proofErr w:type="spellEnd"/>
+            <w:r>
+              <w:rPr>
+                <w:rFonts w:ascii="Calibri" w:eastAsia="Calibri" w:hAnsi="Calibri" w:cs="Calibri"/>
+                <w:sz w:val="22"/>
+                <w:szCs w:val="22"/>
+              </w:rPr>
+              <w:t xml:space="preserve">, justificada por el corto tiempo de desarrollo exigido (3 semanas). El proyecto se dividirá en tres </w:t>
+            </w:r>
+            <w:proofErr w:type="spellStart"/>
+            <w:r>
+              <w:rPr>
+                <w:rFonts w:ascii="Calibri" w:eastAsia="Calibri" w:hAnsi="Calibri" w:cs="Calibri"/>
+                <w:sz w:val="22"/>
+                <w:szCs w:val="22"/>
+              </w:rPr>
+              <w:t>Sprints</w:t>
+            </w:r>
+            <w:proofErr w:type="spellEnd"/>
+            <w:r>
+              <w:rPr>
+                <w:rFonts w:ascii="Calibri" w:eastAsia="Calibri" w:hAnsi="Calibri" w:cs="Calibri"/>
+                <w:sz w:val="22"/>
+                <w:szCs w:val="22"/>
+              </w:rPr>
+              <w:t xml:space="preserve"> de una semana.</w:t>
             </w:r>
           </w:p>
           <w:p>
@@ -4220,7 +4484,43 @@
                 <w:sz w:val="22"/>
                 <w:szCs w:val="22"/>
               </w:rPr>
-              <w:t xml:space="preserve"> Definición del modelo relacional, diseño de interfaces (Figma/Wireframes) y configuración de repositorios. (Responsables: Todo el equipo).</w:t>
+              <w:t xml:space="preserve"> Definición del modelo relacional, diseño de interfaces (</w:t>
+            </w:r>
+            <w:proofErr w:type="spellStart"/>
+            <w:r>
+              <w:rPr>
+                <w:rFonts w:ascii="Calibri" w:eastAsia="Calibri" w:hAnsi="Calibri" w:cs="Calibri"/>
+                <w:sz w:val="22"/>
+                <w:szCs w:val="22"/>
+              </w:rPr>
+              <w:t>Figma</w:t>
+            </w:r>
+            <w:proofErr w:type="spellEnd"/>
+            <w:r>
+              <w:rPr>
+                <w:rFonts w:ascii="Calibri" w:eastAsia="Calibri" w:hAnsi="Calibri" w:cs="Calibri"/>
+                <w:sz w:val="22"/>
+                <w:szCs w:val="22"/>
+              </w:rPr>
+              <w:t>/</w:t>
+            </w:r>
+            <w:proofErr w:type="spellStart"/>
+            <w:r>
+              <w:rPr>
+                <w:rFonts w:ascii="Calibri" w:eastAsia="Calibri" w:hAnsi="Calibri" w:cs="Calibri"/>
+                <w:sz w:val="22"/>
+                <w:szCs w:val="22"/>
+              </w:rPr>
+              <w:t>Wireframes</w:t>
+            </w:r>
+            <w:proofErr w:type="spellEnd"/>
+            <w:r>
+              <w:rPr>
+                <w:rFonts w:ascii="Calibri" w:eastAsia="Calibri" w:hAnsi="Calibri" w:cs="Calibri"/>
+                <w:sz w:val="22"/>
+                <w:szCs w:val="22"/>
+              </w:rPr>
+              <w:t>) y configuración de repositorios. (Responsables: Todo el equipo).</w:t>
             </w:r>
           </w:p>
           <w:p>
@@ -4245,15 +4545,199 @@
                 <w:sz w:val="22"/>
                 <w:szCs w:val="22"/>
               </w:rPr>
-              <w:t>Sprint 2 (Desarrollo Core):</w:t>
-            </w:r>
-            <w:r>
-              <w:rPr>
-                <w:rFonts w:ascii="Calibri" w:eastAsia="Calibri" w:hAnsi="Calibri" w:cs="Calibri"/>
-                <w:sz w:val="22"/>
-                <w:szCs w:val="22"/>
-              </w:rPr>
-              <w:t xml:space="preserve"> Implementación de la API Gateway y microservicios (auth-service, route-service) en Spring Boot (Backend) y maquetación de componentes en React usando CSS puro (Frontend). (Responsables: Backend a Integrante 1 y 3; Frontend a Integrante 2).</w:t>
+              <w:t xml:space="preserve">Sprint 2 (Desarrollo </w:t>
+            </w:r>
+            <w:proofErr w:type="spellStart"/>
+            <w:r>
+              <w:rPr>
+                <w:rFonts w:ascii="Calibri" w:eastAsia="Calibri" w:hAnsi="Calibri" w:cs="Calibri"/>
+                <w:b/>
+                <w:bCs/>
+                <w:sz w:val="22"/>
+                <w:szCs w:val="22"/>
+              </w:rPr>
+              <w:t>Core</w:t>
+            </w:r>
+            <w:proofErr w:type="spellEnd"/>
+            <w:r>
+              <w:rPr>
+                <w:rFonts w:ascii="Calibri" w:eastAsia="Calibri" w:hAnsi="Calibri" w:cs="Calibri"/>
+                <w:b/>
+                <w:bCs/>
+                <w:sz w:val="22"/>
+                <w:szCs w:val="22"/>
+              </w:rPr>
+              <w:t>):</w:t>
+            </w:r>
+            <w:r>
+              <w:rPr>
+                <w:rFonts w:ascii="Calibri" w:eastAsia="Calibri" w:hAnsi="Calibri" w:cs="Calibri"/>
+                <w:sz w:val="22"/>
+                <w:szCs w:val="22"/>
+              </w:rPr>
+              <w:t xml:space="preserve"> Implementación de la API Gateway y </w:t>
+            </w:r>
+            <w:proofErr w:type="spellStart"/>
+            <w:r>
+              <w:rPr>
+                <w:rFonts w:ascii="Calibri" w:eastAsia="Calibri" w:hAnsi="Calibri" w:cs="Calibri"/>
+                <w:sz w:val="22"/>
+                <w:szCs w:val="22"/>
+              </w:rPr>
+              <w:t>microservicios</w:t>
+            </w:r>
+            <w:proofErr w:type="spellEnd"/>
+            <w:r>
+              <w:rPr>
+                <w:rFonts w:ascii="Calibri" w:eastAsia="Calibri" w:hAnsi="Calibri" w:cs="Calibri"/>
+                <w:sz w:val="22"/>
+                <w:szCs w:val="22"/>
+              </w:rPr>
+              <w:t xml:space="preserve"> (</w:t>
+            </w:r>
+            <w:proofErr w:type="spellStart"/>
+            <w:r>
+              <w:rPr>
+                <w:rFonts w:ascii="Calibri" w:eastAsia="Calibri" w:hAnsi="Calibri" w:cs="Calibri"/>
+                <w:sz w:val="22"/>
+                <w:szCs w:val="22"/>
+              </w:rPr>
+              <w:t>auth-service</w:t>
+            </w:r>
+            <w:proofErr w:type="spellEnd"/>
+            <w:r>
+              <w:rPr>
+                <w:rFonts w:ascii="Calibri" w:eastAsia="Calibri" w:hAnsi="Calibri" w:cs="Calibri"/>
+                <w:sz w:val="22"/>
+                <w:szCs w:val="22"/>
+              </w:rPr>
+              <w:t xml:space="preserve">, </w:t>
+            </w:r>
+            <w:proofErr w:type="spellStart"/>
+            <w:r>
+              <w:rPr>
+                <w:rFonts w:ascii="Calibri" w:eastAsia="Calibri" w:hAnsi="Calibri" w:cs="Calibri"/>
+                <w:sz w:val="22"/>
+                <w:szCs w:val="22"/>
+              </w:rPr>
+              <w:t>route-service</w:t>
+            </w:r>
+            <w:proofErr w:type="spellEnd"/>
+            <w:r>
+              <w:rPr>
+                <w:rFonts w:ascii="Calibri" w:eastAsia="Calibri" w:hAnsi="Calibri" w:cs="Calibri"/>
+                <w:sz w:val="22"/>
+                <w:szCs w:val="22"/>
+              </w:rPr>
+              <w:t xml:space="preserve">) en Spring </w:t>
+            </w:r>
+            <w:proofErr w:type="spellStart"/>
+            <w:r>
+              <w:rPr>
+                <w:rFonts w:ascii="Calibri" w:eastAsia="Calibri" w:hAnsi="Calibri" w:cs="Calibri"/>
+                <w:sz w:val="22"/>
+                <w:szCs w:val="22"/>
+              </w:rPr>
+              <w:t>Boot</w:t>
+            </w:r>
+            <w:proofErr w:type="spellEnd"/>
+            <w:r>
+              <w:rPr>
+                <w:rFonts w:ascii="Calibri" w:eastAsia="Calibri" w:hAnsi="Calibri" w:cs="Calibri"/>
+                <w:sz w:val="22"/>
+                <w:szCs w:val="22"/>
+              </w:rPr>
+              <w:t xml:space="preserve"> (</w:t>
+            </w:r>
+            <w:proofErr w:type="spellStart"/>
+            <w:r>
+              <w:rPr>
+                <w:rFonts w:ascii="Calibri" w:eastAsia="Calibri" w:hAnsi="Calibri" w:cs="Calibri"/>
+                <w:sz w:val="22"/>
+                <w:szCs w:val="22"/>
+              </w:rPr>
+              <w:t>Backend</w:t>
+            </w:r>
+            <w:proofErr w:type="spellEnd"/>
+            <w:r>
+              <w:rPr>
+                <w:rFonts w:ascii="Calibri" w:eastAsia="Calibri" w:hAnsi="Calibri" w:cs="Calibri"/>
+                <w:sz w:val="22"/>
+                <w:szCs w:val="22"/>
+              </w:rPr>
+              <w:t xml:space="preserve">) y maquetación de componentes en </w:t>
+            </w:r>
+            <w:proofErr w:type="spellStart"/>
+            <w:r>
+              <w:rPr>
+                <w:rFonts w:ascii="Calibri" w:eastAsia="Calibri" w:hAnsi="Calibri" w:cs="Calibri"/>
+                <w:sz w:val="22"/>
+                <w:szCs w:val="22"/>
+              </w:rPr>
+              <w:t>React</w:t>
+            </w:r>
+            <w:proofErr w:type="spellEnd"/>
+            <w:r>
+              <w:rPr>
+                <w:rFonts w:ascii="Calibri" w:eastAsia="Calibri" w:hAnsi="Calibri" w:cs="Calibri"/>
+                <w:sz w:val="22"/>
+                <w:szCs w:val="22"/>
+              </w:rPr>
+              <w:t xml:space="preserve"> usando CSS puro (</w:t>
+            </w:r>
+            <w:proofErr w:type="spellStart"/>
+            <w:r>
+              <w:rPr>
+                <w:rFonts w:ascii="Calibri" w:eastAsia="Calibri" w:hAnsi="Calibri" w:cs="Calibri"/>
+                <w:sz w:val="22"/>
+                <w:szCs w:val="22"/>
+              </w:rPr>
+              <w:t>Frontend</w:t>
+            </w:r>
+            <w:proofErr w:type="spellEnd"/>
+            <w:r>
+              <w:rPr>
+                <w:rFonts w:ascii="Calibri" w:eastAsia="Calibri" w:hAnsi="Calibri" w:cs="Calibri"/>
+                <w:sz w:val="22"/>
+                <w:szCs w:val="22"/>
+              </w:rPr>
+              <w:t xml:space="preserve">). (Responsables: </w:t>
+            </w:r>
+            <w:proofErr w:type="spellStart"/>
+            <w:r>
+              <w:rPr>
+                <w:rFonts w:ascii="Calibri" w:eastAsia="Calibri" w:hAnsi="Calibri" w:cs="Calibri"/>
+                <w:sz w:val="22"/>
+                <w:szCs w:val="22"/>
+              </w:rPr>
+              <w:t>Backend</w:t>
+            </w:r>
+            <w:proofErr w:type="spellEnd"/>
+            <w:r>
+              <w:rPr>
+                <w:rFonts w:ascii="Calibri" w:eastAsia="Calibri" w:hAnsi="Calibri" w:cs="Calibri"/>
+                <w:sz w:val="22"/>
+                <w:szCs w:val="22"/>
+              </w:rPr>
+              <w:t xml:space="preserve"> a Integrante 1 y 3; </w:t>
+            </w:r>
+            <w:proofErr w:type="spellStart"/>
+            <w:r>
+              <w:rPr>
+                <w:rFonts w:ascii="Calibri" w:eastAsia="Calibri" w:hAnsi="Calibri" w:cs="Calibri"/>
+                <w:sz w:val="22"/>
+                <w:szCs w:val="22"/>
+              </w:rPr>
+              <w:t>Frontend</w:t>
+            </w:r>
+            <w:proofErr w:type="spellEnd"/>
+            <w:r>
+              <w:rPr>
+                <w:rFonts w:ascii="Calibri" w:eastAsia="Calibri" w:hAnsi="Calibri" w:cs="Calibri"/>
+                <w:sz w:val="22"/>
+                <w:szCs w:val="22"/>
+              </w:rPr>
+              <w:t xml:space="preserve"> a Integrante 2).</w:t>
             </w:r>
           </w:p>
           <w:p>
@@ -4286,7 +4770,151 @@
                 <w:sz w:val="22"/>
                 <w:szCs w:val="22"/>
               </w:rPr>
-              <w:t xml:space="preserve"> Consumo de APIs en el frontend, pruebas de integración (JWT, cotizador), despliegue en Vercel (Frontend) y Railway/Render (Backend). (Responsables: Todo el equipo).</w:t>
+              <w:t xml:space="preserve"> Consumo de </w:t>
+            </w:r>
+            <w:proofErr w:type="spellStart"/>
+            <w:r>
+              <w:rPr>
+                <w:rFonts w:ascii="Calibri" w:eastAsia="Calibri" w:hAnsi="Calibri" w:cs="Calibri"/>
+                <w:sz w:val="22"/>
+                <w:szCs w:val="22"/>
+              </w:rPr>
+              <w:t>APIs</w:t>
+            </w:r>
+            <w:proofErr w:type="spellEnd"/>
+            <w:r>
+              <w:rPr>
+                <w:rFonts w:ascii="Calibri" w:eastAsia="Calibri" w:hAnsi="Calibri" w:cs="Calibri"/>
+                <w:sz w:val="22"/>
+                <w:szCs w:val="22"/>
+              </w:rPr>
+              <w:t xml:space="preserve"> en el </w:t>
+            </w:r>
+            <w:proofErr w:type="spellStart"/>
+            <w:r>
+              <w:rPr>
+                <w:rFonts w:ascii="Calibri" w:eastAsia="Calibri" w:hAnsi="Calibri" w:cs="Calibri"/>
+                <w:sz w:val="22"/>
+                <w:szCs w:val="22"/>
+              </w:rPr>
+              <w:t>frontend</w:t>
+            </w:r>
+            <w:proofErr w:type="spellEnd"/>
+            <w:r>
+              <w:rPr>
+                <w:rFonts w:ascii="Calibri" w:eastAsia="Calibri" w:hAnsi="Calibri" w:cs="Calibri"/>
+                <w:sz w:val="22"/>
+                <w:szCs w:val="22"/>
+              </w:rPr>
+              <w:t xml:space="preserve">, pruebas de integración (JWT, </w:t>
+            </w:r>
+            <w:proofErr w:type="spellStart"/>
+            <w:r>
+              <w:rPr>
+                <w:rFonts w:ascii="Calibri" w:eastAsia="Calibri" w:hAnsi="Calibri" w:cs="Calibri"/>
+                <w:sz w:val="22"/>
+                <w:szCs w:val="22"/>
+              </w:rPr>
+              <w:t>cotizador</w:t>
+            </w:r>
+            <w:proofErr w:type="spellEnd"/>
+            <w:r>
+              <w:rPr>
+                <w:rFonts w:ascii="Calibri" w:eastAsia="Calibri" w:hAnsi="Calibri" w:cs="Calibri"/>
+                <w:sz w:val="22"/>
+                <w:szCs w:val="22"/>
+              </w:rPr>
+              <w:t xml:space="preserve">), despliegue en </w:t>
+            </w:r>
+            <w:proofErr w:type="spellStart"/>
+            <w:r>
+              <w:rPr>
+                <w:rFonts w:ascii="Calibri" w:eastAsia="Calibri" w:hAnsi="Calibri" w:cs="Calibri"/>
+                <w:sz w:val="22"/>
+                <w:szCs w:val="22"/>
+              </w:rPr>
+              <w:t>Vercel</w:t>
+            </w:r>
+            <w:proofErr w:type="spellEnd"/>
+            <w:r>
+              <w:rPr>
+                <w:rFonts w:ascii="Calibri" w:eastAsia="Calibri" w:hAnsi="Calibri" w:cs="Calibri"/>
+                <w:sz w:val="22"/>
+                <w:szCs w:val="22"/>
+              </w:rPr>
+              <w:t xml:space="preserve"> (</w:t>
+            </w:r>
+            <w:proofErr w:type="spellStart"/>
+            <w:r>
+              <w:rPr>
+                <w:rFonts w:ascii="Calibri" w:eastAsia="Calibri" w:hAnsi="Calibri" w:cs="Calibri"/>
+                <w:sz w:val="22"/>
+                <w:szCs w:val="22"/>
+              </w:rPr>
+              <w:t>Frontend</w:t>
+            </w:r>
+            <w:proofErr w:type="spellEnd"/>
+            <w:r>
+              <w:rPr>
+                <w:rFonts w:ascii="Calibri" w:eastAsia="Calibri" w:hAnsi="Calibri" w:cs="Calibri"/>
+                <w:sz w:val="22"/>
+                <w:szCs w:val="22"/>
+              </w:rPr>
+              <w:t xml:space="preserve">) y </w:t>
+            </w:r>
+            <w:proofErr w:type="spellStart"/>
+            <w:r>
+              <w:rPr>
+                <w:rFonts w:ascii="Calibri" w:eastAsia="Calibri" w:hAnsi="Calibri" w:cs="Calibri"/>
+                <w:sz w:val="22"/>
+                <w:szCs w:val="22"/>
+              </w:rPr>
+              <w:t>Railway</w:t>
+            </w:r>
+            <w:proofErr w:type="spellEnd"/>
+            <w:r>
+              <w:rPr>
+                <w:rFonts w:ascii="Calibri" w:eastAsia="Calibri" w:hAnsi="Calibri" w:cs="Calibri"/>
+                <w:sz w:val="22"/>
+                <w:szCs w:val="22"/>
+              </w:rPr>
+              <w:t>/</w:t>
+            </w:r>
+            <w:proofErr w:type="spellStart"/>
+            <w:r>
+              <w:rPr>
+                <w:rFonts w:ascii="Calibri" w:eastAsia="Calibri" w:hAnsi="Calibri" w:cs="Calibri"/>
+                <w:sz w:val="22"/>
+                <w:szCs w:val="22"/>
+              </w:rPr>
+              <w:t>Render</w:t>
+            </w:r>
+            <w:proofErr w:type="spellEnd"/>
+            <w:r>
+              <w:rPr>
+                <w:rFonts w:ascii="Calibri" w:eastAsia="Calibri" w:hAnsi="Calibri" w:cs="Calibri"/>
+                <w:sz w:val="22"/>
+                <w:szCs w:val="22"/>
+              </w:rPr>
+              <w:t xml:space="preserve"> (</w:t>
+            </w:r>
+            <w:proofErr w:type="spellStart"/>
+            <w:r>
+              <w:rPr>
+                <w:rFonts w:ascii="Calibri" w:eastAsia="Calibri" w:hAnsi="Calibri" w:cs="Calibri"/>
+                <w:sz w:val="22"/>
+                <w:szCs w:val="22"/>
+              </w:rPr>
+              <w:t>Backend</w:t>
+            </w:r>
+            <w:proofErr w:type="spellEnd"/>
+            <w:r>
+              <w:rPr>
+                <w:rFonts w:ascii="Calibri" w:eastAsia="Calibri" w:hAnsi="Calibri" w:cs="Calibri"/>
+                <w:sz w:val="22"/>
+                <w:szCs w:val="22"/>
+              </w:rPr>
+              <w:t>). (Responsables: Todo el equipo).</w:t>
             </w:r>
           </w:p>
           <w:p>
@@ -4552,7 +5180,43 @@
                 <w:sz w:val="22"/>
                 <w:szCs w:val="22"/>
               </w:rPr>
-              <w:t xml:space="preserve"> 100% Cloud. IaaS/PaaS gestionado.</w:t>
+              <w:t xml:space="preserve"> 100% Cloud. </w:t>
+            </w:r>
+            <w:proofErr w:type="spellStart"/>
+            <w:r>
+              <w:rPr>
+                <w:rFonts w:ascii="Calibri" w:eastAsia="Calibri" w:hAnsi="Calibri" w:cs="Calibri"/>
+                <w:sz w:val="22"/>
+                <w:szCs w:val="22"/>
+              </w:rPr>
+              <w:t>IaaS</w:t>
+            </w:r>
+            <w:proofErr w:type="spellEnd"/>
+            <w:r>
+              <w:rPr>
+                <w:rFonts w:ascii="Calibri" w:eastAsia="Calibri" w:hAnsi="Calibri" w:cs="Calibri"/>
+                <w:sz w:val="22"/>
+                <w:szCs w:val="22"/>
+              </w:rPr>
+              <w:t>/</w:t>
+            </w:r>
+            <w:proofErr w:type="spellStart"/>
+            <w:r>
+              <w:rPr>
+                <w:rFonts w:ascii="Calibri" w:eastAsia="Calibri" w:hAnsi="Calibri" w:cs="Calibri"/>
+                <w:sz w:val="22"/>
+                <w:szCs w:val="22"/>
+              </w:rPr>
+              <w:t>PaaS</w:t>
+            </w:r>
+            <w:proofErr w:type="spellEnd"/>
+            <w:r>
+              <w:rPr>
+                <w:rFonts w:ascii="Calibri" w:eastAsia="Calibri" w:hAnsi="Calibri" w:cs="Calibri"/>
+                <w:sz w:val="22"/>
+                <w:szCs w:val="22"/>
+              </w:rPr>
+              <w:t xml:space="preserve"> gestionado.</w:t>
             </w:r>
           </w:p>
           <w:p>
@@ -4595,7 +5259,25 @@
                 <w:sz w:val="22"/>
                 <w:szCs w:val="22"/>
               </w:rPr>
-              <w:t xml:space="preserve"> Arquitectura de Microservicios acoplada con API Gateway. Patrón MVC en servicios individuales.</w:t>
+              <w:t xml:space="preserve"> Arquitectura de </w:t>
+            </w:r>
+            <w:proofErr w:type="spellStart"/>
+            <w:r>
+              <w:rPr>
+                <w:rFonts w:ascii="Calibri" w:eastAsia="Calibri" w:hAnsi="Calibri" w:cs="Calibri"/>
+                <w:sz w:val="22"/>
+                <w:szCs w:val="22"/>
+              </w:rPr>
+              <w:t>Microservicios</w:t>
+            </w:r>
+            <w:proofErr w:type="spellEnd"/>
+            <w:r>
+              <w:rPr>
+                <w:rFonts w:ascii="Calibri" w:eastAsia="Calibri" w:hAnsi="Calibri" w:cs="Calibri"/>
+                <w:sz w:val="22"/>
+                <w:szCs w:val="22"/>
+              </w:rPr>
+              <w:t xml:space="preserve"> acoplada con API Gateway. Patrón MVC en servicios individuales.</w:t>
             </w:r>
           </w:p>
           <w:p>
@@ -4663,7 +5345,43 @@
                 <w:sz w:val="22"/>
                 <w:szCs w:val="22"/>
               </w:rPr>
-              <w:t>Java 17+ (Backend), JavaScript ES6+ (Frontend), HTML5, CSS3, SQL.</w:t>
+              <w:t>Java 17+ (</w:t>
+            </w:r>
+            <w:proofErr w:type="spellStart"/>
+            <w:r>
+              <w:rPr>
+                <w:rFonts w:ascii="Calibri" w:eastAsia="Calibri" w:hAnsi="Calibri" w:cs="Calibri"/>
+                <w:sz w:val="22"/>
+                <w:szCs w:val="22"/>
+              </w:rPr>
+              <w:t>Backend</w:t>
+            </w:r>
+            <w:proofErr w:type="spellEnd"/>
+            <w:r>
+              <w:rPr>
+                <w:rFonts w:ascii="Calibri" w:eastAsia="Calibri" w:hAnsi="Calibri" w:cs="Calibri"/>
+                <w:sz w:val="22"/>
+                <w:szCs w:val="22"/>
+              </w:rPr>
+              <w:t>), JavaScript ES6+ (</w:t>
+            </w:r>
+            <w:proofErr w:type="spellStart"/>
+            <w:r>
+              <w:rPr>
+                <w:rFonts w:ascii="Calibri" w:eastAsia="Calibri" w:hAnsi="Calibri" w:cs="Calibri"/>
+                <w:sz w:val="22"/>
+                <w:szCs w:val="22"/>
+              </w:rPr>
+              <w:t>Frontend</w:t>
+            </w:r>
+            <w:proofErr w:type="spellEnd"/>
+            <w:r>
+              <w:rPr>
+                <w:rFonts w:ascii="Calibri" w:eastAsia="Calibri" w:hAnsi="Calibri" w:cs="Calibri"/>
+                <w:sz w:val="22"/>
+                <w:szCs w:val="22"/>
+              </w:rPr>
+              <w:t>), HTML5, CSS3, SQL.</w:t>
             </w:r>
           </w:p>
           <w:p>
@@ -4725,13 +5443,113 @@
               </w:rPr>
               <w:t xml:space="preserve"> </w:t>
             </w:r>
-            <w:r>
-              <w:rPr>
-                <w:rFonts w:ascii="Calibri" w:eastAsia="Calibri" w:hAnsi="Calibri" w:cs="Calibri"/>
-                <w:sz w:val="22"/>
-                <w:szCs w:val="22"/>
-              </w:rPr>
-              <w:t>Backend: Spring Boot 3, Spring Security (JWT), Spring Data JPA. Frontend: React con Vite, React Router, CSS Module</w:t>
+            <w:proofErr w:type="spellStart"/>
+            <w:r>
+              <w:rPr>
+                <w:rFonts w:ascii="Calibri" w:eastAsia="Calibri" w:hAnsi="Calibri" w:cs="Calibri"/>
+                <w:sz w:val="22"/>
+                <w:szCs w:val="22"/>
+              </w:rPr>
+              <w:t>Backend</w:t>
+            </w:r>
+            <w:proofErr w:type="spellEnd"/>
+            <w:r>
+              <w:rPr>
+                <w:rFonts w:ascii="Calibri" w:eastAsia="Calibri" w:hAnsi="Calibri" w:cs="Calibri"/>
+                <w:sz w:val="22"/>
+                <w:szCs w:val="22"/>
+              </w:rPr>
+              <w:t xml:space="preserve">: Spring </w:t>
+            </w:r>
+            <w:proofErr w:type="spellStart"/>
+            <w:r>
+              <w:rPr>
+                <w:rFonts w:ascii="Calibri" w:eastAsia="Calibri" w:hAnsi="Calibri" w:cs="Calibri"/>
+                <w:sz w:val="22"/>
+                <w:szCs w:val="22"/>
+              </w:rPr>
+              <w:t>Boot</w:t>
+            </w:r>
+            <w:proofErr w:type="spellEnd"/>
+            <w:r>
+              <w:rPr>
+                <w:rFonts w:ascii="Calibri" w:eastAsia="Calibri" w:hAnsi="Calibri" w:cs="Calibri"/>
+                <w:sz w:val="22"/>
+                <w:szCs w:val="22"/>
+              </w:rPr>
+              <w:t xml:space="preserve"> 3, Spring Security (JWT), Spring Data JPA. </w:t>
+            </w:r>
+            <w:proofErr w:type="spellStart"/>
+            <w:r>
+              <w:rPr>
+                <w:rFonts w:ascii="Calibri" w:eastAsia="Calibri" w:hAnsi="Calibri" w:cs="Calibri"/>
+                <w:sz w:val="22"/>
+                <w:szCs w:val="22"/>
+              </w:rPr>
+              <w:t>Frontend</w:t>
+            </w:r>
+            <w:proofErr w:type="spellEnd"/>
+            <w:r>
+              <w:rPr>
+                <w:rFonts w:ascii="Calibri" w:eastAsia="Calibri" w:hAnsi="Calibri" w:cs="Calibri"/>
+                <w:sz w:val="22"/>
+                <w:szCs w:val="22"/>
+              </w:rPr>
+              <w:t xml:space="preserve">: </w:t>
+            </w:r>
+            <w:proofErr w:type="spellStart"/>
+            <w:r>
+              <w:rPr>
+                <w:rFonts w:ascii="Calibri" w:eastAsia="Calibri" w:hAnsi="Calibri" w:cs="Calibri"/>
+                <w:sz w:val="22"/>
+                <w:szCs w:val="22"/>
+              </w:rPr>
+              <w:t>React</w:t>
+            </w:r>
+            <w:proofErr w:type="spellEnd"/>
+            <w:r>
+              <w:rPr>
+                <w:rFonts w:ascii="Calibri" w:eastAsia="Calibri" w:hAnsi="Calibri" w:cs="Calibri"/>
+                <w:sz w:val="22"/>
+                <w:szCs w:val="22"/>
+              </w:rPr>
+              <w:t xml:space="preserve"> con Vite, </w:t>
+            </w:r>
+            <w:proofErr w:type="spellStart"/>
+            <w:r>
+              <w:rPr>
+                <w:rFonts w:ascii="Calibri" w:eastAsia="Calibri" w:hAnsi="Calibri" w:cs="Calibri"/>
+                <w:sz w:val="22"/>
+                <w:szCs w:val="22"/>
+              </w:rPr>
+              <w:t>React</w:t>
+            </w:r>
+            <w:proofErr w:type="spellEnd"/>
+            <w:r>
+              <w:rPr>
+                <w:rFonts w:ascii="Calibri" w:eastAsia="Calibri" w:hAnsi="Calibri" w:cs="Calibri"/>
+                <w:sz w:val="22"/>
+                <w:szCs w:val="22"/>
+              </w:rPr>
+              <w:t xml:space="preserve"> </w:t>
+            </w:r>
+            <w:proofErr w:type="spellStart"/>
+            <w:r>
+              <w:rPr>
+                <w:rFonts w:ascii="Calibri" w:eastAsia="Calibri" w:hAnsi="Calibri" w:cs="Calibri"/>
+                <w:sz w:val="22"/>
+                <w:szCs w:val="22"/>
+              </w:rPr>
+              <w:t>Router</w:t>
+            </w:r>
+            <w:proofErr w:type="spellEnd"/>
+            <w:r>
+              <w:rPr>
+                <w:rFonts w:ascii="Calibri" w:eastAsia="Calibri" w:hAnsi="Calibri" w:cs="Calibri"/>
+                <w:sz w:val="22"/>
+                <w:szCs w:val="22"/>
+              </w:rPr>
+              <w:t>, CSS Module</w:t>
             </w:r>
             <w:r>
               <w:rPr>
@@ -4823,13 +5641,77 @@
               </w:rPr>
               <w:t xml:space="preserve"> </w:t>
             </w:r>
-            <w:r>
-              <w:rPr>
-                <w:rFonts w:ascii="Calibri" w:eastAsia="Calibri" w:hAnsi="Calibri" w:cs="Calibri"/>
-                <w:sz w:val="22"/>
-                <w:szCs w:val="22"/>
-              </w:rPr>
-              <w:t>PostgreSQL (Relacional) bajo modalidad DBaaS (Supabase, Neon DB o AWS RDS).</w:t>
+            <w:proofErr w:type="spellStart"/>
+            <w:r>
+              <w:rPr>
+                <w:rFonts w:ascii="Calibri" w:eastAsia="Calibri" w:hAnsi="Calibri" w:cs="Calibri"/>
+                <w:sz w:val="22"/>
+                <w:szCs w:val="22"/>
+              </w:rPr>
+              <w:t>PostgreSQL</w:t>
+            </w:r>
+            <w:proofErr w:type="spellEnd"/>
+            <w:r>
+              <w:rPr>
+                <w:rFonts w:ascii="Calibri" w:eastAsia="Calibri" w:hAnsi="Calibri" w:cs="Calibri"/>
+                <w:sz w:val="22"/>
+                <w:szCs w:val="22"/>
+              </w:rPr>
+              <w:t xml:space="preserve"> (Relacional) bajo modalidad </w:t>
+            </w:r>
+            <w:proofErr w:type="spellStart"/>
+            <w:r>
+              <w:rPr>
+                <w:rFonts w:ascii="Calibri" w:eastAsia="Calibri" w:hAnsi="Calibri" w:cs="Calibri"/>
+                <w:sz w:val="22"/>
+                <w:szCs w:val="22"/>
+              </w:rPr>
+              <w:t>DBaaS</w:t>
+            </w:r>
+            <w:proofErr w:type="spellEnd"/>
+            <w:r>
+              <w:rPr>
+                <w:rFonts w:ascii="Calibri" w:eastAsia="Calibri" w:hAnsi="Calibri" w:cs="Calibri"/>
+                <w:sz w:val="22"/>
+                <w:szCs w:val="22"/>
+              </w:rPr>
+              <w:t xml:space="preserve"> (</w:t>
+            </w:r>
+            <w:proofErr w:type="spellStart"/>
+            <w:r>
+              <w:rPr>
+                <w:rFonts w:ascii="Calibri" w:eastAsia="Calibri" w:hAnsi="Calibri" w:cs="Calibri"/>
+                <w:sz w:val="22"/>
+                <w:szCs w:val="22"/>
+              </w:rPr>
+              <w:t>Supabase</w:t>
+            </w:r>
+            <w:proofErr w:type="spellEnd"/>
+            <w:r>
+              <w:rPr>
+                <w:rFonts w:ascii="Calibri" w:eastAsia="Calibri" w:hAnsi="Calibri" w:cs="Calibri"/>
+                <w:sz w:val="22"/>
+                <w:szCs w:val="22"/>
+              </w:rPr>
+              <w:t xml:space="preserve">, </w:t>
+            </w:r>
+            <w:proofErr w:type="spellStart"/>
+            <w:r>
+              <w:rPr>
+                <w:rFonts w:ascii="Calibri" w:eastAsia="Calibri" w:hAnsi="Calibri" w:cs="Calibri"/>
+                <w:sz w:val="22"/>
+                <w:szCs w:val="22"/>
+              </w:rPr>
+              <w:t>Neon</w:t>
+            </w:r>
+            <w:proofErr w:type="spellEnd"/>
+            <w:r>
+              <w:rPr>
+                <w:rFonts w:ascii="Calibri" w:eastAsia="Calibri" w:hAnsi="Calibri" w:cs="Calibri"/>
+                <w:sz w:val="22"/>
+                <w:szCs w:val="22"/>
+              </w:rPr>
+              <w:t xml:space="preserve"> DB o AWS RDS).</w:t>
             </w:r>
           </w:p>
           <w:p>
@@ -4903,13 +5785,59 @@
               </w:rPr>
               <w:t xml:space="preserve"> </w:t>
             </w:r>
-            <w:r>
-              <w:rPr>
-                <w:rFonts w:ascii="Calibri" w:eastAsia="Calibri" w:hAnsi="Calibri" w:cs="Calibri"/>
-                <w:sz w:val="22"/>
-                <w:szCs w:val="22"/>
-              </w:rPr>
-              <w:t>GitHub para la gestión de ramas por microservicio y frontend.</w:t>
+            <w:proofErr w:type="spellStart"/>
+            <w:r>
+              <w:rPr>
+                <w:rFonts w:ascii="Calibri" w:eastAsia="Calibri" w:hAnsi="Calibri" w:cs="Calibri"/>
+                <w:sz w:val="22"/>
+                <w:szCs w:val="22"/>
+              </w:rPr>
+              <w:t>GitHub</w:t>
+            </w:r>
+            <w:proofErr w:type="spellEnd"/>
+            <w:r>
+              <w:rPr>
+                <w:rFonts w:ascii="Calibri" w:eastAsia="Calibri" w:hAnsi="Calibri" w:cs="Calibri"/>
+                <w:sz w:val="22"/>
+                <w:szCs w:val="22"/>
+              </w:rPr>
+              <w:t xml:space="preserve"> para la gestión de ramas por </w:t>
+            </w:r>
+            <w:proofErr w:type="spellStart"/>
+            <w:r>
+              <w:rPr>
+                <w:rFonts w:ascii="Calibri" w:eastAsia="Calibri" w:hAnsi="Calibri" w:cs="Calibri"/>
+                <w:sz w:val="22"/>
+                <w:szCs w:val="22"/>
+              </w:rPr>
+              <w:t>microservicio</w:t>
+            </w:r>
+            <w:proofErr w:type="spellEnd"/>
+            <w:r>
+              <w:rPr>
+                <w:rFonts w:ascii="Calibri" w:eastAsia="Calibri" w:hAnsi="Calibri" w:cs="Calibri"/>
+                <w:sz w:val="22"/>
+                <w:szCs w:val="22"/>
+              </w:rPr>
+              <w:t xml:space="preserve"> y </w:t>
+            </w:r>
+            <w:proofErr w:type="spellStart"/>
+            <w:r>
+              <w:rPr>
+                <w:rFonts w:ascii="Calibri" w:eastAsia="Calibri" w:hAnsi="Calibri" w:cs="Calibri"/>
+                <w:sz w:val="22"/>
+                <w:szCs w:val="22"/>
+              </w:rPr>
+              <w:t>frontend</w:t>
+            </w:r>
+            <w:proofErr w:type="spellEnd"/>
+            <w:r>
+              <w:rPr>
+                <w:rFonts w:ascii="Calibri" w:eastAsia="Calibri" w:hAnsi="Calibri" w:cs="Calibri"/>
+                <w:sz w:val="22"/>
+                <w:szCs w:val="22"/>
+              </w:rPr>
+              <w:t>.</w:t>
             </w:r>
           </w:p>
           <w:p>
@@ -4973,13 +5901,41 @@
               </w:rPr>
               <w:t xml:space="preserve"> </w:t>
             </w:r>
-            <w:r>
-              <w:rPr>
-                <w:rFonts w:ascii="Calibri" w:eastAsia="Calibri" w:hAnsi="Calibri" w:cs="Calibri"/>
-                <w:sz w:val="22"/>
-                <w:szCs w:val="22"/>
-              </w:rPr>
-              <w:t>Postman/Swagger para pruebas de API.</w:t>
+            <w:proofErr w:type="spellStart"/>
+            <w:r>
+              <w:rPr>
+                <w:rFonts w:ascii="Calibri" w:eastAsia="Calibri" w:hAnsi="Calibri" w:cs="Calibri"/>
+                <w:sz w:val="22"/>
+                <w:szCs w:val="22"/>
+              </w:rPr>
+              <w:t>Postman</w:t>
+            </w:r>
+            <w:proofErr w:type="spellEnd"/>
+            <w:r>
+              <w:rPr>
+                <w:rFonts w:ascii="Calibri" w:eastAsia="Calibri" w:hAnsi="Calibri" w:cs="Calibri"/>
+                <w:sz w:val="22"/>
+                <w:szCs w:val="22"/>
+              </w:rPr>
+              <w:t>/</w:t>
+            </w:r>
+            <w:proofErr w:type="spellStart"/>
+            <w:r>
+              <w:rPr>
+                <w:rFonts w:ascii="Calibri" w:eastAsia="Calibri" w:hAnsi="Calibri" w:cs="Calibri"/>
+                <w:sz w:val="22"/>
+                <w:szCs w:val="22"/>
+              </w:rPr>
+              <w:t>Swagger</w:t>
+            </w:r>
+            <w:proofErr w:type="spellEnd"/>
+            <w:r>
+              <w:rPr>
+                <w:rFonts w:ascii="Calibri" w:eastAsia="Calibri" w:hAnsi="Calibri" w:cs="Calibri"/>
+                <w:sz w:val="22"/>
+                <w:szCs w:val="22"/>
+              </w:rPr>
+              <w:t xml:space="preserve"> para pruebas de API.</w:t>
             </w:r>
           </w:p>
           <w:p>
@@ -5743,6 +6699,7 @@
                 <w:szCs w:val="18"/>
               </w:rPr>
             </w:pPr>
+            <w:proofErr w:type="spellStart"/>
             <w:r>
               <w:rPr>
                 <w:rFonts w:ascii="Calibri" w:eastAsia="Calibri" w:hAnsi="Calibri" w:cs="Calibri"/>
@@ -5752,8 +6709,33 @@
                 <w:sz w:val="18"/>
                 <w:szCs w:val="18"/>
               </w:rPr>
-              <w:t>Duracion 2 dias</w:t>
-            </w:r>
+              <w:t>Duracion</w:t>
+            </w:r>
+            <w:proofErr w:type="spellEnd"/>
+            <w:r>
+              <w:rPr>
+                <w:rFonts w:ascii="Calibri" w:eastAsia="Calibri" w:hAnsi="Calibri" w:cs="Calibri"/>
+                <w:i/>
+                <w:iCs/>
+                <w:color w:val="548DD4"/>
+                <w:sz w:val="18"/>
+                <w:szCs w:val="18"/>
+              </w:rPr>
+              <w:t xml:space="preserve"> 2 </w:t>
+            </w:r>
+            <w:proofErr w:type="spellStart"/>
+            <w:r>
+              <w:rPr>
+                <w:rFonts w:ascii="Calibri" w:eastAsia="Calibri" w:hAnsi="Calibri" w:cs="Calibri"/>
+                <w:i/>
+                <w:iCs/>
+                <w:color w:val="548DD4"/>
+                <w:sz w:val="18"/>
+                <w:szCs w:val="18"/>
+              </w:rPr>
+              <w:t>dias</w:t>
+            </w:r>
+            <w:proofErr w:type="spellEnd"/>
           </w:p>
           <w:p>
             <w:pPr>
@@ -5793,6 +6775,7 @@
                 <w:szCs w:val="18"/>
               </w:rPr>
             </w:pPr>
+            <w:proofErr w:type="spellStart"/>
             <w:r>
               <w:rPr>
                 <w:rFonts w:ascii="Calibri" w:eastAsia="Calibri" w:hAnsi="Calibri" w:cs="Calibri"/>
@@ -5802,7 +6785,19 @@
                 <w:sz w:val="18"/>
                 <w:szCs w:val="18"/>
               </w:rPr>
-              <w:t>Lider de proyecto</w:t>
+              <w:t>Lider</w:t>
+            </w:r>
+            <w:proofErr w:type="spellEnd"/>
+            <w:r>
+              <w:rPr>
+                <w:rFonts w:ascii="Calibri" w:eastAsia="Calibri" w:hAnsi="Calibri" w:cs="Calibri"/>
+                <w:i/>
+                <w:iCs/>
+                <w:color w:val="548DD4"/>
+                <w:sz w:val="18"/>
+                <w:szCs w:val="18"/>
+              </w:rPr>
+              <w:t xml:space="preserve"> de proyecto</w:t>
             </w:r>
           </w:p>
         </w:tc>
@@ -6025,7 +7020,27 @@
                 <w:sz w:val="18"/>
                 <w:szCs w:val="18"/>
               </w:rPr>
-              <w:t>Duración 2 dias.</w:t>
+              <w:t xml:space="preserve">Duración 2 </w:t>
+            </w:r>
+            <w:proofErr w:type="spellStart"/>
+            <w:r>
+              <w:rPr>
+                <w:rFonts w:ascii="Calibri" w:eastAsia="Calibri" w:hAnsi="Calibri" w:cs="Calibri"/>
+                <w:color w:val="548DD4"/>
+                <w:sz w:val="18"/>
+                <w:szCs w:val="18"/>
+              </w:rPr>
+              <w:t>dias</w:t>
+            </w:r>
+            <w:proofErr w:type="spellEnd"/>
+            <w:r>
+              <w:rPr>
+                <w:rFonts w:ascii="Calibri" w:eastAsia="Calibri" w:hAnsi="Calibri" w:cs="Calibri"/>
+                <w:color w:val="548DD4"/>
+                <w:sz w:val="18"/>
+                <w:szCs w:val="18"/>
+              </w:rPr>
+              <w:t>.</w:t>
             </w:r>
           </w:p>
         </w:tc>
@@ -6167,15 +7182,37 @@
                 <w:szCs w:val="18"/>
               </w:rPr>
             </w:pPr>
-            <w:r>
-              <w:rPr>
-                <w:rFonts w:ascii="Calibri" w:eastAsia="Calibri" w:hAnsi="Calibri" w:cs="Calibri"/>
-                <w:color w:val="548DD4"/>
-                <w:sz w:val="18"/>
-                <w:szCs w:val="18"/>
-              </w:rPr>
-              <w:t>Configuracion de Microservicios</w:t>
-            </w:r>
+            <w:proofErr w:type="spellStart"/>
+            <w:r>
+              <w:rPr>
+                <w:rFonts w:ascii="Calibri" w:eastAsia="Calibri" w:hAnsi="Calibri" w:cs="Calibri"/>
+                <w:color w:val="548DD4"/>
+                <w:sz w:val="18"/>
+                <w:szCs w:val="18"/>
+              </w:rPr>
+              <w:t>Configuracion</w:t>
+            </w:r>
+            <w:proofErr w:type="spellEnd"/>
+            <w:r>
+              <w:rPr>
+                <w:rFonts w:ascii="Calibri" w:eastAsia="Calibri" w:hAnsi="Calibri" w:cs="Calibri"/>
+                <w:color w:val="548DD4"/>
+                <w:sz w:val="18"/>
+                <w:szCs w:val="18"/>
+              </w:rPr>
+              <w:t xml:space="preserve"> de </w:t>
+            </w:r>
+            <w:proofErr w:type="spellStart"/>
+            <w:r>
+              <w:rPr>
+                <w:rFonts w:ascii="Calibri" w:eastAsia="Calibri" w:hAnsi="Calibri" w:cs="Calibri"/>
+                <w:color w:val="548DD4"/>
+                <w:sz w:val="18"/>
+                <w:szCs w:val="18"/>
+              </w:rPr>
+              <w:t>Microservicios</w:t>
+            </w:r>
+            <w:proofErr w:type="spellEnd"/>
           </w:p>
         </w:tc>
         <w:tc>
@@ -6210,8 +7247,19 @@
                 <w:sz w:val="18"/>
                 <w:szCs w:val="18"/>
               </w:rPr>
-              <w:t>Spring Boot</w:t>
-            </w:r>
+              <w:t xml:space="preserve">Spring </w:t>
+            </w:r>
+            <w:proofErr w:type="spellStart"/>
+            <w:r>
+              <w:rPr>
+                <w:rFonts w:ascii="Calibri" w:eastAsia="Calibri" w:hAnsi="Calibri" w:cs="Calibri"/>
+                <w:color w:val="548DD4"/>
+                <w:sz w:val="18"/>
+                <w:szCs w:val="18"/>
+              </w:rPr>
+              <w:t>Boot</w:t>
+            </w:r>
+            <w:proofErr w:type="spellEnd"/>
           </w:p>
         </w:tc>
         <w:tc>
@@ -6246,7 +7294,27 @@
                 <w:sz w:val="18"/>
                 <w:szCs w:val="18"/>
               </w:rPr>
-              <w:t>IDE IntelliJ/Eclipse</w:t>
+              <w:t xml:space="preserve">IDE </w:t>
+            </w:r>
+            <w:proofErr w:type="spellStart"/>
+            <w:r>
+              <w:rPr>
+                <w:rFonts w:ascii="Calibri" w:eastAsia="Calibri" w:hAnsi="Calibri" w:cs="Calibri"/>
+                <w:color w:val="548DD4"/>
+                <w:sz w:val="18"/>
+                <w:szCs w:val="18"/>
+              </w:rPr>
+              <w:t>IntelliJ</w:t>
+            </w:r>
+            <w:proofErr w:type="spellEnd"/>
+            <w:r>
+              <w:rPr>
+                <w:rFonts w:ascii="Calibri" w:eastAsia="Calibri" w:hAnsi="Calibri" w:cs="Calibri"/>
+                <w:color w:val="548DD4"/>
+                <w:sz w:val="18"/>
+                <w:szCs w:val="18"/>
+              </w:rPr>
+              <w:t>/Eclipse</w:t>
             </w:r>
           </w:p>
         </w:tc>
@@ -6275,15 +7343,37 @@
                 <w:szCs w:val="18"/>
               </w:rPr>
             </w:pPr>
-            <w:r>
-              <w:rPr>
-                <w:rFonts w:ascii="Calibri" w:eastAsia="Calibri" w:hAnsi="Calibri" w:cs="Calibri"/>
-                <w:color w:val="548DD4"/>
-                <w:sz w:val="18"/>
-                <w:szCs w:val="18"/>
-              </w:rPr>
-              <w:t>Duracion 4 dias</w:t>
-            </w:r>
+            <w:proofErr w:type="spellStart"/>
+            <w:r>
+              <w:rPr>
+                <w:rFonts w:ascii="Calibri" w:eastAsia="Calibri" w:hAnsi="Calibri" w:cs="Calibri"/>
+                <w:color w:val="548DD4"/>
+                <w:sz w:val="18"/>
+                <w:szCs w:val="18"/>
+              </w:rPr>
+              <w:t>Duracion</w:t>
+            </w:r>
+            <w:proofErr w:type="spellEnd"/>
+            <w:r>
+              <w:rPr>
+                <w:rFonts w:ascii="Calibri" w:eastAsia="Calibri" w:hAnsi="Calibri" w:cs="Calibri"/>
+                <w:color w:val="548DD4"/>
+                <w:sz w:val="18"/>
+                <w:szCs w:val="18"/>
+              </w:rPr>
+              <w:t xml:space="preserve"> 4 </w:t>
+            </w:r>
+            <w:proofErr w:type="spellStart"/>
+            <w:r>
+              <w:rPr>
+                <w:rFonts w:ascii="Calibri" w:eastAsia="Calibri" w:hAnsi="Calibri" w:cs="Calibri"/>
+                <w:color w:val="548DD4"/>
+                <w:sz w:val="18"/>
+                <w:szCs w:val="18"/>
+              </w:rPr>
+              <w:t>dias</w:t>
+            </w:r>
+            <w:proofErr w:type="spellEnd"/>
           </w:p>
         </w:tc>
         <w:tc>
@@ -6318,8 +7408,19 @@
                 <w:sz w:val="18"/>
                 <w:szCs w:val="18"/>
               </w:rPr>
-              <w:t>Back end</w:t>
-            </w:r>
+              <w:t xml:space="preserve">Back </w:t>
+            </w:r>
+            <w:proofErr w:type="spellStart"/>
+            <w:r>
+              <w:rPr>
+                <w:rFonts w:ascii="Calibri" w:eastAsia="Calibri" w:hAnsi="Calibri" w:cs="Calibri"/>
+                <w:color w:val="548DD4"/>
+                <w:sz w:val="18"/>
+                <w:szCs w:val="18"/>
+              </w:rPr>
+              <w:t>end</w:t>
+            </w:r>
+            <w:proofErr w:type="spellEnd"/>
           </w:p>
         </w:tc>
         <w:tc>
@@ -6347,15 +7448,37 @@
                 <w:szCs w:val="18"/>
               </w:rPr>
             </w:pPr>
-            <w:r>
-              <w:rPr>
-                <w:rFonts w:ascii="Calibri" w:eastAsia="Calibri" w:hAnsi="Calibri" w:cs="Calibri"/>
-                <w:color w:val="548DD4"/>
-                <w:sz w:val="18"/>
-                <w:szCs w:val="18"/>
-              </w:rPr>
-              <w:t>Programacion de microservicios</w:t>
-            </w:r>
+            <w:proofErr w:type="spellStart"/>
+            <w:r>
+              <w:rPr>
+                <w:rFonts w:ascii="Calibri" w:eastAsia="Calibri" w:hAnsi="Calibri" w:cs="Calibri"/>
+                <w:color w:val="548DD4"/>
+                <w:sz w:val="18"/>
+                <w:szCs w:val="18"/>
+              </w:rPr>
+              <w:t>Programacion</w:t>
+            </w:r>
+            <w:proofErr w:type="spellEnd"/>
+            <w:r>
+              <w:rPr>
+                <w:rFonts w:ascii="Calibri" w:eastAsia="Calibri" w:hAnsi="Calibri" w:cs="Calibri"/>
+                <w:color w:val="548DD4"/>
+                <w:sz w:val="18"/>
+                <w:szCs w:val="18"/>
+              </w:rPr>
+              <w:t xml:space="preserve"> de </w:t>
+            </w:r>
+            <w:proofErr w:type="spellStart"/>
+            <w:r>
+              <w:rPr>
+                <w:rFonts w:ascii="Calibri" w:eastAsia="Calibri" w:hAnsi="Calibri" w:cs="Calibri"/>
+                <w:color w:val="548DD4"/>
+                <w:sz w:val="18"/>
+                <w:szCs w:val="18"/>
+              </w:rPr>
+              <w:t>microservicios</w:t>
+            </w:r>
+            <w:proofErr w:type="spellEnd"/>
           </w:p>
           <w:p>
             <w:pPr>
@@ -6436,15 +7559,37 @@
                 <w:szCs w:val="18"/>
               </w:rPr>
             </w:pPr>
-            <w:r>
-              <w:rPr>
-                <w:rFonts w:ascii="Calibri" w:eastAsia="Calibri" w:hAnsi="Calibri" w:cs="Calibri"/>
-                <w:color w:val="548DD4"/>
-                <w:sz w:val="18"/>
-                <w:szCs w:val="18"/>
-              </w:rPr>
-              <w:t>Maquetacion UI en react</w:t>
-            </w:r>
+            <w:proofErr w:type="spellStart"/>
+            <w:r>
+              <w:rPr>
+                <w:rFonts w:ascii="Calibri" w:eastAsia="Calibri" w:hAnsi="Calibri" w:cs="Calibri"/>
+                <w:color w:val="548DD4"/>
+                <w:sz w:val="18"/>
+                <w:szCs w:val="18"/>
+              </w:rPr>
+              <w:t>Maquetacion</w:t>
+            </w:r>
+            <w:proofErr w:type="spellEnd"/>
+            <w:r>
+              <w:rPr>
+                <w:rFonts w:ascii="Calibri" w:eastAsia="Calibri" w:hAnsi="Calibri" w:cs="Calibri"/>
+                <w:color w:val="548DD4"/>
+                <w:sz w:val="18"/>
+                <w:szCs w:val="18"/>
+              </w:rPr>
+              <w:t xml:space="preserve"> UI en </w:t>
+            </w:r>
+            <w:proofErr w:type="spellStart"/>
+            <w:r>
+              <w:rPr>
+                <w:rFonts w:ascii="Calibri" w:eastAsia="Calibri" w:hAnsi="Calibri" w:cs="Calibri"/>
+                <w:color w:val="548DD4"/>
+                <w:sz w:val="18"/>
+                <w:szCs w:val="18"/>
+              </w:rPr>
+              <w:t>react</w:t>
+            </w:r>
+            <w:proofErr w:type="spellEnd"/>
           </w:p>
         </w:tc>
         <w:tc>
@@ -6515,8 +7660,19 @@
                 <w:sz w:val="18"/>
                 <w:szCs w:val="18"/>
               </w:rPr>
-              <w:t>VS code</w:t>
-            </w:r>
+              <w:t xml:space="preserve">VS </w:t>
+            </w:r>
+            <w:proofErr w:type="spellStart"/>
+            <w:r>
+              <w:rPr>
+                <w:rFonts w:ascii="Calibri" w:eastAsia="Calibri" w:hAnsi="Calibri" w:cs="Calibri"/>
+                <w:color w:val="548DD4"/>
+                <w:sz w:val="18"/>
+                <w:szCs w:val="18"/>
+              </w:rPr>
+              <w:t>code</w:t>
+            </w:r>
+            <w:proofErr w:type="spellEnd"/>
           </w:p>
         </w:tc>
         <w:tc>
@@ -6544,15 +7700,37 @@
                 <w:szCs w:val="18"/>
               </w:rPr>
             </w:pPr>
-            <w:r>
-              <w:rPr>
-                <w:rFonts w:ascii="Calibri" w:eastAsia="Calibri" w:hAnsi="Calibri" w:cs="Calibri"/>
-                <w:color w:val="548DD4"/>
-                <w:sz w:val="18"/>
-                <w:szCs w:val="18"/>
-              </w:rPr>
-              <w:t>Duracion 5 dias</w:t>
-            </w:r>
+            <w:proofErr w:type="spellStart"/>
+            <w:r>
+              <w:rPr>
+                <w:rFonts w:ascii="Calibri" w:eastAsia="Calibri" w:hAnsi="Calibri" w:cs="Calibri"/>
+                <w:color w:val="548DD4"/>
+                <w:sz w:val="18"/>
+                <w:szCs w:val="18"/>
+              </w:rPr>
+              <w:t>Duracion</w:t>
+            </w:r>
+            <w:proofErr w:type="spellEnd"/>
+            <w:r>
+              <w:rPr>
+                <w:rFonts w:ascii="Calibri" w:eastAsia="Calibri" w:hAnsi="Calibri" w:cs="Calibri"/>
+                <w:color w:val="548DD4"/>
+                <w:sz w:val="18"/>
+                <w:szCs w:val="18"/>
+              </w:rPr>
+              <w:t xml:space="preserve"> 5 </w:t>
+            </w:r>
+            <w:proofErr w:type="spellStart"/>
+            <w:r>
+              <w:rPr>
+                <w:rFonts w:ascii="Calibri" w:eastAsia="Calibri" w:hAnsi="Calibri" w:cs="Calibri"/>
+                <w:color w:val="548DD4"/>
+                <w:sz w:val="18"/>
+                <w:szCs w:val="18"/>
+              </w:rPr>
+              <w:t>dias</w:t>
+            </w:r>
+            <w:proofErr w:type="spellEnd"/>
           </w:p>
         </w:tc>
         <w:tc>
@@ -6587,8 +7765,19 @@
                 <w:sz w:val="18"/>
                 <w:szCs w:val="18"/>
               </w:rPr>
-              <w:t>Front end</w:t>
-            </w:r>
+              <w:t xml:space="preserve">Front </w:t>
+            </w:r>
+            <w:proofErr w:type="spellStart"/>
+            <w:r>
+              <w:rPr>
+                <w:rFonts w:ascii="Calibri" w:eastAsia="Calibri" w:hAnsi="Calibri" w:cs="Calibri"/>
+                <w:color w:val="548DD4"/>
+                <w:sz w:val="18"/>
+                <w:szCs w:val="18"/>
+              </w:rPr>
+              <w:t>end</w:t>
+            </w:r>
+            <w:proofErr w:type="spellEnd"/>
           </w:p>
         </w:tc>
         <w:tc>
@@ -6616,14 +7805,45 @@
                 <w:szCs w:val="18"/>
               </w:rPr>
             </w:pPr>
-            <w:r>
-              <w:rPr>
-                <w:rFonts w:ascii="Calibri" w:eastAsia="Calibri" w:hAnsi="Calibri" w:cs="Calibri"/>
-                <w:color w:val="548DD4"/>
-                <w:sz w:val="18"/>
-                <w:szCs w:val="18"/>
-              </w:rPr>
-              <w:t>Maqutacion de la interfaz de usuario con react.</w:t>
+            <w:proofErr w:type="spellStart"/>
+            <w:r>
+              <w:rPr>
+                <w:rFonts w:ascii="Calibri" w:eastAsia="Calibri" w:hAnsi="Calibri" w:cs="Calibri"/>
+                <w:color w:val="548DD4"/>
+                <w:sz w:val="18"/>
+                <w:szCs w:val="18"/>
+              </w:rPr>
+              <w:t>Maqutacion</w:t>
+            </w:r>
+            <w:proofErr w:type="spellEnd"/>
+            <w:r>
+              <w:rPr>
+                <w:rFonts w:ascii="Calibri" w:eastAsia="Calibri" w:hAnsi="Calibri" w:cs="Calibri"/>
+                <w:color w:val="548DD4"/>
+                <w:sz w:val="18"/>
+                <w:szCs w:val="18"/>
+              </w:rPr>
+              <w:t xml:space="preserve"> de la interfaz de usuario con </w:t>
+            </w:r>
+            <w:proofErr w:type="spellStart"/>
+            <w:r>
+              <w:rPr>
+                <w:rFonts w:ascii="Calibri" w:eastAsia="Calibri" w:hAnsi="Calibri" w:cs="Calibri"/>
+                <w:color w:val="548DD4"/>
+                <w:sz w:val="18"/>
+                <w:szCs w:val="18"/>
+              </w:rPr>
+              <w:t>react</w:t>
+            </w:r>
+            <w:proofErr w:type="spellEnd"/>
+            <w:r>
+              <w:rPr>
+                <w:rFonts w:ascii="Calibri" w:eastAsia="Calibri" w:hAnsi="Calibri" w:cs="Calibri"/>
+                <w:color w:val="548DD4"/>
+                <w:sz w:val="18"/>
+                <w:szCs w:val="18"/>
+              </w:rPr>
+              <w:t>.</w:t>
             </w:r>
           </w:p>
           <w:p>
@@ -6705,14 +7925,65 @@
                 <w:szCs w:val="18"/>
               </w:rPr>
             </w:pPr>
-            <w:r>
-              <w:rPr>
-                <w:rFonts w:ascii="Calibri" w:eastAsia="Calibri" w:hAnsi="Calibri" w:cs="Calibri"/>
-                <w:color w:val="548DD4"/>
-                <w:sz w:val="18"/>
-                <w:szCs w:val="18"/>
-              </w:rPr>
-              <w:t>Integracion frontend/backend y JWT</w:t>
+            <w:proofErr w:type="spellStart"/>
+            <w:r>
+              <w:rPr>
+                <w:rFonts w:ascii="Calibri" w:eastAsia="Calibri" w:hAnsi="Calibri" w:cs="Calibri"/>
+                <w:color w:val="548DD4"/>
+                <w:sz w:val="18"/>
+                <w:szCs w:val="18"/>
+              </w:rPr>
+              <w:t>Integracion</w:t>
+            </w:r>
+            <w:proofErr w:type="spellEnd"/>
+            <w:r>
+              <w:rPr>
+                <w:rFonts w:ascii="Calibri" w:eastAsia="Calibri" w:hAnsi="Calibri" w:cs="Calibri"/>
+                <w:color w:val="548DD4"/>
+                <w:sz w:val="18"/>
+                <w:szCs w:val="18"/>
+              </w:rPr>
+              <w:t xml:space="preserve"> </w:t>
+            </w:r>
+            <w:proofErr w:type="spellStart"/>
+            <w:r>
+              <w:rPr>
+                <w:rFonts w:ascii="Calibri" w:eastAsia="Calibri" w:hAnsi="Calibri" w:cs="Calibri"/>
+                <w:color w:val="548DD4"/>
+                <w:sz w:val="18"/>
+                <w:szCs w:val="18"/>
+              </w:rPr>
+              <w:t>frontend</w:t>
+            </w:r>
+            <w:proofErr w:type="spellEnd"/>
+            <w:r>
+              <w:rPr>
+                <w:rFonts w:ascii="Calibri" w:eastAsia="Calibri" w:hAnsi="Calibri" w:cs="Calibri"/>
+                <w:color w:val="548DD4"/>
+                <w:sz w:val="18"/>
+                <w:szCs w:val="18"/>
+              </w:rPr>
+              <w:t>/</w:t>
+            </w:r>
+            <w:proofErr w:type="spellStart"/>
+            <w:r>
+              <w:rPr>
+                <w:rFonts w:ascii="Calibri" w:eastAsia="Calibri" w:hAnsi="Calibri" w:cs="Calibri"/>
+                <w:color w:val="548DD4"/>
+                <w:sz w:val="18"/>
+                <w:szCs w:val="18"/>
+              </w:rPr>
+              <w:t>backend</w:t>
+            </w:r>
+            <w:proofErr w:type="spellEnd"/>
+            <w:r>
+              <w:rPr>
+                <w:rFonts w:ascii="Calibri" w:eastAsia="Calibri" w:hAnsi="Calibri" w:cs="Calibri"/>
+                <w:color w:val="548DD4"/>
+                <w:sz w:val="18"/>
+                <w:szCs w:val="18"/>
+              </w:rPr>
+              <w:t xml:space="preserve"> y JWT</w:t>
             </w:r>
           </w:p>
         </w:tc>
@@ -6748,8 +8019,39 @@
                 <w:sz w:val="18"/>
                 <w:szCs w:val="18"/>
               </w:rPr>
-              <w:t>Conectar back con front y jwt</w:t>
-            </w:r>
+              <w:t xml:space="preserve">Conectar back con </w:t>
+            </w:r>
+            <w:proofErr w:type="spellStart"/>
+            <w:r>
+              <w:rPr>
+                <w:rFonts w:ascii="Calibri" w:eastAsia="Calibri" w:hAnsi="Calibri" w:cs="Calibri"/>
+                <w:color w:val="548DD4"/>
+                <w:sz w:val="18"/>
+                <w:szCs w:val="18"/>
+              </w:rPr>
+              <w:t>front</w:t>
+            </w:r>
+            <w:proofErr w:type="spellEnd"/>
+            <w:r>
+              <w:rPr>
+                <w:rFonts w:ascii="Calibri" w:eastAsia="Calibri" w:hAnsi="Calibri" w:cs="Calibri"/>
+                <w:color w:val="548DD4"/>
+                <w:sz w:val="18"/>
+                <w:szCs w:val="18"/>
+              </w:rPr>
+              <w:t xml:space="preserve"> y </w:t>
+            </w:r>
+            <w:proofErr w:type="spellStart"/>
+            <w:r>
+              <w:rPr>
+                <w:rFonts w:ascii="Calibri" w:eastAsia="Calibri" w:hAnsi="Calibri" w:cs="Calibri"/>
+                <w:color w:val="548DD4"/>
+                <w:sz w:val="18"/>
+                <w:szCs w:val="18"/>
+              </w:rPr>
+              <w:t>jwt</w:t>
+            </w:r>
+            <w:proofErr w:type="spellEnd"/>
           </w:p>
         </w:tc>
         <w:tc>
@@ -6777,6 +8079,7 @@
                 <w:szCs w:val="18"/>
               </w:rPr>
             </w:pPr>
+            <w:proofErr w:type="spellStart"/>
             <w:r>
               <w:rPr>
                 <w:rFonts w:ascii="Calibri" w:eastAsia="Calibri" w:hAnsi="Calibri" w:cs="Calibri"/>
@@ -6786,6 +8089,7 @@
               </w:rPr>
               <w:t>Postman</w:t>
             </w:r>
+            <w:proofErr w:type="spellEnd"/>
           </w:p>
         </w:tc>
         <w:tc>
@@ -6813,15 +8117,37 @@
                 <w:szCs w:val="18"/>
               </w:rPr>
             </w:pPr>
-            <w:r>
-              <w:rPr>
-                <w:rFonts w:ascii="Calibri" w:eastAsia="Calibri" w:hAnsi="Calibri" w:cs="Calibri"/>
-                <w:color w:val="548DD4"/>
-                <w:sz w:val="18"/>
-                <w:szCs w:val="18"/>
-              </w:rPr>
-              <w:t>Duracion 3 dias</w:t>
-            </w:r>
+            <w:proofErr w:type="spellStart"/>
+            <w:r>
+              <w:rPr>
+                <w:rFonts w:ascii="Calibri" w:eastAsia="Calibri" w:hAnsi="Calibri" w:cs="Calibri"/>
+                <w:color w:val="548DD4"/>
+                <w:sz w:val="18"/>
+                <w:szCs w:val="18"/>
+              </w:rPr>
+              <w:t>Duracion</w:t>
+            </w:r>
+            <w:proofErr w:type="spellEnd"/>
+            <w:r>
+              <w:rPr>
+                <w:rFonts w:ascii="Calibri" w:eastAsia="Calibri" w:hAnsi="Calibri" w:cs="Calibri"/>
+                <w:color w:val="548DD4"/>
+                <w:sz w:val="18"/>
+                <w:szCs w:val="18"/>
+              </w:rPr>
+              <w:t xml:space="preserve"> 3 </w:t>
+            </w:r>
+            <w:proofErr w:type="spellStart"/>
+            <w:r>
+              <w:rPr>
+                <w:rFonts w:ascii="Calibri" w:eastAsia="Calibri" w:hAnsi="Calibri" w:cs="Calibri"/>
+                <w:color w:val="548DD4"/>
+                <w:sz w:val="18"/>
+                <w:szCs w:val="18"/>
+              </w:rPr>
+              <w:t>dias</w:t>
+            </w:r>
+            <w:proofErr w:type="spellEnd"/>
           </w:p>
         </w:tc>
         <w:tc>
@@ -6856,7 +8182,47 @@
                 <w:sz w:val="18"/>
                 <w:szCs w:val="18"/>
               </w:rPr>
-              <w:t>Front end y Back end.</w:t>
+              <w:t xml:space="preserve">Front </w:t>
+            </w:r>
+            <w:proofErr w:type="spellStart"/>
+            <w:r>
+              <w:rPr>
+                <w:rFonts w:ascii="Calibri" w:eastAsia="Calibri" w:hAnsi="Calibri" w:cs="Calibri"/>
+                <w:color w:val="548DD4"/>
+                <w:sz w:val="18"/>
+                <w:szCs w:val="18"/>
+              </w:rPr>
+              <w:t>end</w:t>
+            </w:r>
+            <w:proofErr w:type="spellEnd"/>
+            <w:r>
+              <w:rPr>
+                <w:rFonts w:ascii="Calibri" w:eastAsia="Calibri" w:hAnsi="Calibri" w:cs="Calibri"/>
+                <w:color w:val="548DD4"/>
+                <w:sz w:val="18"/>
+                <w:szCs w:val="18"/>
+              </w:rPr>
+              <w:t xml:space="preserve"> y Back </w:t>
+            </w:r>
+            <w:proofErr w:type="spellStart"/>
+            <w:r>
+              <w:rPr>
+                <w:rFonts w:ascii="Calibri" w:eastAsia="Calibri" w:hAnsi="Calibri" w:cs="Calibri"/>
+                <w:color w:val="548DD4"/>
+                <w:sz w:val="18"/>
+                <w:szCs w:val="18"/>
+              </w:rPr>
+              <w:t>end</w:t>
+            </w:r>
+            <w:proofErr w:type="spellEnd"/>
+            <w:r>
+              <w:rPr>
+                <w:rFonts w:ascii="Calibri" w:eastAsia="Calibri" w:hAnsi="Calibri" w:cs="Calibri"/>
+                <w:color w:val="548DD4"/>
+                <w:sz w:val="18"/>
+                <w:szCs w:val="18"/>
+              </w:rPr>
+              <w:t>.</w:t>
             </w:r>
           </w:p>
         </w:tc>
@@ -6885,14 +8251,85 @@
                 <w:szCs w:val="18"/>
               </w:rPr>
             </w:pPr>
-            <w:r>
-              <w:rPr>
-                <w:rFonts w:ascii="Calibri" w:eastAsia="Calibri" w:hAnsi="Calibri" w:cs="Calibri"/>
-                <w:color w:val="548DD4"/>
-                <w:sz w:val="18"/>
-                <w:szCs w:val="18"/>
-              </w:rPr>
-              <w:t>Intregacion de back end y front end y JWT</w:t>
+            <w:proofErr w:type="spellStart"/>
+            <w:r>
+              <w:rPr>
+                <w:rFonts w:ascii="Calibri" w:eastAsia="Calibri" w:hAnsi="Calibri" w:cs="Calibri"/>
+                <w:color w:val="548DD4"/>
+                <w:sz w:val="18"/>
+                <w:szCs w:val="18"/>
+              </w:rPr>
+              <w:t>Intregacion</w:t>
+            </w:r>
+            <w:proofErr w:type="spellEnd"/>
+            <w:r>
+              <w:rPr>
+                <w:rFonts w:ascii="Calibri" w:eastAsia="Calibri" w:hAnsi="Calibri" w:cs="Calibri"/>
+                <w:color w:val="548DD4"/>
+                <w:sz w:val="18"/>
+                <w:szCs w:val="18"/>
+              </w:rPr>
+              <w:t xml:space="preserve"> de back </w:t>
+            </w:r>
+            <w:proofErr w:type="spellStart"/>
+            <w:r>
+              <w:rPr>
+                <w:rFonts w:ascii="Calibri" w:eastAsia="Calibri" w:hAnsi="Calibri" w:cs="Calibri"/>
+                <w:color w:val="548DD4"/>
+                <w:sz w:val="18"/>
+                <w:szCs w:val="18"/>
+              </w:rPr>
+              <w:t>end</w:t>
+            </w:r>
+            <w:proofErr w:type="spellEnd"/>
+            <w:r>
+              <w:rPr>
+                <w:rFonts w:ascii="Calibri" w:eastAsia="Calibri" w:hAnsi="Calibri" w:cs="Calibri"/>
+                <w:color w:val="548DD4"/>
+                <w:sz w:val="18"/>
+                <w:szCs w:val="18"/>
+              </w:rPr>
+              <w:t xml:space="preserve"> y </w:t>
+            </w:r>
+            <w:proofErr w:type="spellStart"/>
+            <w:r>
+              <w:rPr>
+                <w:rFonts w:ascii="Calibri" w:eastAsia="Calibri" w:hAnsi="Calibri" w:cs="Calibri"/>
+                <w:color w:val="548DD4"/>
+                <w:sz w:val="18"/>
+                <w:szCs w:val="18"/>
+              </w:rPr>
+              <w:t>front</w:t>
+            </w:r>
+            <w:proofErr w:type="spellEnd"/>
+            <w:r>
+              <w:rPr>
+                <w:rFonts w:ascii="Calibri" w:eastAsia="Calibri" w:hAnsi="Calibri" w:cs="Calibri"/>
+                <w:color w:val="548DD4"/>
+                <w:sz w:val="18"/>
+                <w:szCs w:val="18"/>
+              </w:rPr>
+              <w:t xml:space="preserve"> </w:t>
+            </w:r>
+            <w:proofErr w:type="spellStart"/>
+            <w:r>
+              <w:rPr>
+                <w:rFonts w:ascii="Calibri" w:eastAsia="Calibri" w:hAnsi="Calibri" w:cs="Calibri"/>
+                <w:color w:val="548DD4"/>
+                <w:sz w:val="18"/>
+                <w:szCs w:val="18"/>
+              </w:rPr>
+              <w:t>end</w:t>
+            </w:r>
+            <w:proofErr w:type="spellEnd"/>
+            <w:r>
+              <w:rPr>
+                <w:rFonts w:ascii="Calibri" w:eastAsia="Calibri" w:hAnsi="Calibri" w:cs="Calibri"/>
+                <w:color w:val="548DD4"/>
+                <w:sz w:val="18"/>
+                <w:szCs w:val="18"/>
+              </w:rPr>
+              <w:t xml:space="preserve"> y JWT</w:t>
             </w:r>
           </w:p>
         </w:tc>
@@ -7042,8 +8479,19 @@
                 <w:sz w:val="18"/>
                 <w:szCs w:val="18"/>
               </w:rPr>
-              <w:t>Cuentas cloud</w:t>
-            </w:r>
+              <w:t xml:space="preserve">Cuentas </w:t>
+            </w:r>
+            <w:proofErr w:type="spellStart"/>
+            <w:r>
+              <w:rPr>
+                <w:rFonts w:ascii="Calibri" w:eastAsia="Calibri" w:hAnsi="Calibri" w:cs="Calibri"/>
+                <w:color w:val="548DD4"/>
+                <w:sz w:val="18"/>
+                <w:szCs w:val="18"/>
+              </w:rPr>
+              <w:t>cloud</w:t>
+            </w:r>
+            <w:proofErr w:type="spellEnd"/>
           </w:p>
         </w:tc>
         <w:tc>
@@ -7071,15 +8519,37 @@
                 <w:szCs w:val="18"/>
               </w:rPr>
             </w:pPr>
-            <w:r>
-              <w:rPr>
-                <w:rFonts w:ascii="Calibri" w:eastAsia="Calibri" w:hAnsi="Calibri" w:cs="Calibri"/>
-                <w:color w:val="548DD4"/>
-                <w:sz w:val="18"/>
-                <w:szCs w:val="18"/>
-              </w:rPr>
-              <w:t>Duracion 2 dias</w:t>
-            </w:r>
+            <w:proofErr w:type="spellStart"/>
+            <w:r>
+              <w:rPr>
+                <w:rFonts w:ascii="Calibri" w:eastAsia="Calibri" w:hAnsi="Calibri" w:cs="Calibri"/>
+                <w:color w:val="548DD4"/>
+                <w:sz w:val="18"/>
+                <w:szCs w:val="18"/>
+              </w:rPr>
+              <w:t>Duracion</w:t>
+            </w:r>
+            <w:proofErr w:type="spellEnd"/>
+            <w:r>
+              <w:rPr>
+                <w:rFonts w:ascii="Calibri" w:eastAsia="Calibri" w:hAnsi="Calibri" w:cs="Calibri"/>
+                <w:color w:val="548DD4"/>
+                <w:sz w:val="18"/>
+                <w:szCs w:val="18"/>
+              </w:rPr>
+              <w:t xml:space="preserve"> 2 </w:t>
+            </w:r>
+            <w:proofErr w:type="spellStart"/>
+            <w:r>
+              <w:rPr>
+                <w:rFonts w:ascii="Calibri" w:eastAsia="Calibri" w:hAnsi="Calibri" w:cs="Calibri"/>
+                <w:color w:val="548DD4"/>
+                <w:sz w:val="18"/>
+                <w:szCs w:val="18"/>
+              </w:rPr>
+              <w:t>dias</w:t>
+            </w:r>
+            <w:proofErr w:type="spellEnd"/>
           </w:p>
         </w:tc>
         <w:tc>
@@ -7107,14 +8577,25 @@
                 <w:szCs w:val="18"/>
               </w:rPr>
             </w:pPr>
-            <w:r>
-              <w:rPr>
-                <w:rFonts w:ascii="Calibri" w:eastAsia="Calibri" w:hAnsi="Calibri" w:cs="Calibri"/>
-                <w:color w:val="548DD4"/>
-                <w:sz w:val="18"/>
-                <w:szCs w:val="18"/>
-              </w:rPr>
-              <w:t>DevOps/DBA</w:t>
+            <w:proofErr w:type="spellStart"/>
+            <w:r>
+              <w:rPr>
+                <w:rFonts w:ascii="Calibri" w:eastAsia="Calibri" w:hAnsi="Calibri" w:cs="Calibri"/>
+                <w:color w:val="548DD4"/>
+                <w:sz w:val="18"/>
+                <w:szCs w:val="18"/>
+              </w:rPr>
+              <w:t>DevOps</w:t>
+            </w:r>
+            <w:proofErr w:type="spellEnd"/>
+            <w:r>
+              <w:rPr>
+                <w:rFonts w:ascii="Calibri" w:eastAsia="Calibri" w:hAnsi="Calibri" w:cs="Calibri"/>
+                <w:color w:val="548DD4"/>
+                <w:sz w:val="18"/>
+                <w:szCs w:val="18"/>
+              </w:rPr>
+              <w:t>/DBA</w:t>
             </w:r>
           </w:p>
         </w:tc>
@@ -7150,7 +8631,27 @@
                 <w:sz w:val="18"/>
                 <w:szCs w:val="18"/>
               </w:rPr>
-              <w:t>Cargar el proyecto a github y enlazarlo con el VERCEL</w:t>
+              <w:t xml:space="preserve">Cargar el proyecto a </w:t>
+            </w:r>
+            <w:proofErr w:type="spellStart"/>
+            <w:r>
+              <w:rPr>
+                <w:rFonts w:ascii="Calibri" w:eastAsia="Calibri" w:hAnsi="Calibri" w:cs="Calibri"/>
+                <w:color w:val="548DD4"/>
+                <w:sz w:val="18"/>
+                <w:szCs w:val="18"/>
+              </w:rPr>
+              <w:t>github</w:t>
+            </w:r>
+            <w:proofErr w:type="spellEnd"/>
+            <w:r>
+              <w:rPr>
+                <w:rFonts w:ascii="Calibri" w:eastAsia="Calibri" w:hAnsi="Calibri" w:cs="Calibri"/>
+                <w:color w:val="548DD4"/>
+                <w:sz w:val="18"/>
+                <w:szCs w:val="18"/>
+              </w:rPr>
+              <w:t xml:space="preserve"> y enlazarlo con el VERCEL</w:t>
             </w:r>
           </w:p>
         </w:tc>
@@ -7275,7 +8776,107 @@
                 <w:sz w:val="22"/>
                 <w:szCs w:val="22"/>
               </w:rPr>
-              <w:t>Declarar las evidencias a diseñar para el proyecto. Estas evidencias deben ser acordadas con el docente, dependiendo de la dimensión del proyecto. Todas las evidencias deben estar en formato .pdf, .xls, .xlsx, .doc o .docx, según corresponda y deben ser legibles para el docente.</w:t>
+              <w:t>Declarar las evidencias a diseñar para el proyecto. Estas evidencias deben ser acordadas con el docente, dependiendo de la dimensión del proyecto. Todas las evidencias deben estar en formato .</w:t>
+            </w:r>
+            <w:proofErr w:type="spellStart"/>
+            <w:r>
+              <w:rPr>
+                <w:rFonts w:ascii="Calibri" w:eastAsia="Calibri" w:hAnsi="Calibri" w:cs="Calibri"/>
+                <w:color w:val="1F4E79" w:themeColor="accent5" w:themeShade="80"/>
+                <w:sz w:val="22"/>
+                <w:szCs w:val="22"/>
+              </w:rPr>
+              <w:t>pdf</w:t>
+            </w:r>
+            <w:proofErr w:type="spellEnd"/>
+            <w:r>
+              <w:rPr>
+                <w:rFonts w:ascii="Calibri" w:eastAsia="Calibri" w:hAnsi="Calibri" w:cs="Calibri"/>
+                <w:color w:val="1F4E79" w:themeColor="accent5" w:themeShade="80"/>
+                <w:sz w:val="22"/>
+                <w:szCs w:val="22"/>
+              </w:rPr>
+              <w:t>, .</w:t>
+            </w:r>
+            <w:proofErr w:type="spellStart"/>
+            <w:r>
+              <w:rPr>
+                <w:rFonts w:ascii="Calibri" w:eastAsia="Calibri" w:hAnsi="Calibri" w:cs="Calibri"/>
+                <w:color w:val="1F4E79" w:themeColor="accent5" w:themeShade="80"/>
+                <w:sz w:val="22"/>
+                <w:szCs w:val="22"/>
+              </w:rPr>
+              <w:t>xls</w:t>
+            </w:r>
+            <w:proofErr w:type="spellEnd"/>
+            <w:r>
+              <w:rPr>
+                <w:rFonts w:ascii="Calibri" w:eastAsia="Calibri" w:hAnsi="Calibri" w:cs="Calibri"/>
+                <w:color w:val="1F4E79" w:themeColor="accent5" w:themeShade="80"/>
+                <w:sz w:val="22"/>
+                <w:szCs w:val="22"/>
+              </w:rPr>
+              <w:t>, .</w:t>
+            </w:r>
+            <w:proofErr w:type="spellStart"/>
+            <w:r>
+              <w:rPr>
+                <w:rFonts w:ascii="Calibri" w:eastAsia="Calibri" w:hAnsi="Calibri" w:cs="Calibri"/>
+                <w:color w:val="1F4E79" w:themeColor="accent5" w:themeShade="80"/>
+                <w:sz w:val="22"/>
+                <w:szCs w:val="22"/>
+              </w:rPr>
+              <w:t>xlsx</w:t>
+            </w:r>
+            <w:proofErr w:type="spellEnd"/>
+            <w:r>
+              <w:rPr>
+                <w:rFonts w:ascii="Calibri" w:eastAsia="Calibri" w:hAnsi="Calibri" w:cs="Calibri"/>
+                <w:color w:val="1F4E79" w:themeColor="accent5" w:themeShade="80"/>
+                <w:sz w:val="22"/>
+                <w:szCs w:val="22"/>
+              </w:rPr>
+              <w:t>, .</w:t>
+            </w:r>
+            <w:proofErr w:type="spellStart"/>
+            <w:r>
+              <w:rPr>
+                <w:rFonts w:ascii="Calibri" w:eastAsia="Calibri" w:hAnsi="Calibri" w:cs="Calibri"/>
+                <w:color w:val="1F4E79" w:themeColor="accent5" w:themeShade="80"/>
+                <w:sz w:val="22"/>
+                <w:szCs w:val="22"/>
+              </w:rPr>
+              <w:t>doc</w:t>
+            </w:r>
+            <w:proofErr w:type="spellEnd"/>
+            <w:r>
+              <w:rPr>
+                <w:rFonts w:ascii="Calibri" w:eastAsia="Calibri" w:hAnsi="Calibri" w:cs="Calibri"/>
+                <w:color w:val="1F4E79" w:themeColor="accent5" w:themeShade="80"/>
+                <w:sz w:val="22"/>
+                <w:szCs w:val="22"/>
+              </w:rPr>
+              <w:t xml:space="preserve"> o .</w:t>
+            </w:r>
+            <w:proofErr w:type="spellStart"/>
+            <w:r>
+              <w:rPr>
+                <w:rFonts w:ascii="Calibri" w:eastAsia="Calibri" w:hAnsi="Calibri" w:cs="Calibri"/>
+                <w:color w:val="1F4E79" w:themeColor="accent5" w:themeShade="80"/>
+                <w:sz w:val="22"/>
+                <w:szCs w:val="22"/>
+              </w:rPr>
+              <w:t>docx</w:t>
+            </w:r>
+            <w:proofErr w:type="spellEnd"/>
+            <w:r>
+              <w:rPr>
+                <w:rFonts w:ascii="Calibri" w:eastAsia="Calibri" w:hAnsi="Calibri" w:cs="Calibri"/>
+                <w:color w:val="1F4E79" w:themeColor="accent5" w:themeShade="80"/>
+                <w:sz w:val="22"/>
+                <w:szCs w:val="22"/>
+              </w:rPr>
+              <w:t>, según corresponda y deben ser legibles para el docente.</w:t>
             </w:r>
           </w:p>
         </w:tc>
@@ -7744,8 +9345,18 @@
                 <w:sz w:val="22"/>
                 <w:szCs w:val="22"/>
               </w:rPr>
-              <w:t>Diagrama de la base de datos PostgreSQL</w:t>
-            </w:r>
+              <w:t xml:space="preserve">Diagrama de la base de datos </w:t>
+            </w:r>
+            <w:proofErr w:type="spellStart"/>
+            <w:r>
+              <w:rPr>
+                <w:rFonts w:ascii="Calibri" w:eastAsia="Calibri" w:hAnsi="Calibri" w:cs="Calibri"/>
+                <w:sz w:val="22"/>
+                <w:szCs w:val="22"/>
+              </w:rPr>
+              <w:t>PostgreSQL</w:t>
+            </w:r>
+            <w:proofErr w:type="spellEnd"/>
           </w:p>
         </w:tc>
         <w:tc>
@@ -7870,7 +9481,43 @@
                 <w:sz w:val="22"/>
                 <w:szCs w:val="22"/>
               </w:rPr>
-              <w:t>Colección de Pruebas API (Postman/Swagger)</w:t>
+              <w:t>Colección de Pruebas API (</w:t>
+            </w:r>
+            <w:proofErr w:type="spellStart"/>
+            <w:r>
+              <w:rPr>
+                <w:rFonts w:ascii="Calibri" w:eastAsia="Calibri" w:hAnsi="Calibri" w:cs="Calibri"/>
+                <w:sz w:val="22"/>
+                <w:szCs w:val="22"/>
+              </w:rPr>
+              <w:t>Postman</w:t>
+            </w:r>
+            <w:proofErr w:type="spellEnd"/>
+            <w:r>
+              <w:rPr>
+                <w:rFonts w:ascii="Calibri" w:eastAsia="Calibri" w:hAnsi="Calibri" w:cs="Calibri"/>
+                <w:sz w:val="22"/>
+                <w:szCs w:val="22"/>
+              </w:rPr>
+              <w:t>/</w:t>
+            </w:r>
+            <w:proofErr w:type="spellStart"/>
+            <w:r>
+              <w:rPr>
+                <w:rFonts w:ascii="Calibri" w:eastAsia="Calibri" w:hAnsi="Calibri" w:cs="Calibri"/>
+                <w:sz w:val="22"/>
+                <w:szCs w:val="22"/>
+              </w:rPr>
+              <w:t>Swagger</w:t>
+            </w:r>
+            <w:proofErr w:type="spellEnd"/>
+            <w:r>
+              <w:rPr>
+                <w:rFonts w:ascii="Calibri" w:eastAsia="Calibri" w:hAnsi="Calibri" w:cs="Calibri"/>
+                <w:sz w:val="22"/>
+                <w:szCs w:val="22"/>
+              </w:rPr>
+              <w:t>)</w:t>
             </w:r>
           </w:p>
         </w:tc>
@@ -7908,8 +9555,18 @@
                 <w:sz w:val="22"/>
                 <w:szCs w:val="22"/>
               </w:rPr>
-              <w:t>Documentación de las rutas REST de los microservicios</w:t>
-            </w:r>
+              <w:t xml:space="preserve">Documentación de las rutas REST de los </w:t>
+            </w:r>
+            <w:proofErr w:type="spellStart"/>
+            <w:r>
+              <w:rPr>
+                <w:rFonts w:ascii="Calibri" w:eastAsia="Calibri" w:hAnsi="Calibri" w:cs="Calibri"/>
+                <w:sz w:val="22"/>
+                <w:szCs w:val="22"/>
+              </w:rPr>
+              <w:t>microservicios</w:t>
+            </w:r>
+            <w:proofErr w:type="spellEnd"/>
           </w:p>
         </w:tc>
         <w:tc>
@@ -8057,8 +9714,90 @@
                 <w:sz w:val="22"/>
                 <w:szCs w:val="22"/>
               </w:rPr>
-              <w:t>Enlaces a GitHub separados para el Frontend en React y los microservicios en Spring Boot</w:t>
-            </w:r>
+              <w:t xml:space="preserve">Enlaces a </w:t>
+            </w:r>
+            <w:proofErr w:type="spellStart"/>
+            <w:r>
+              <w:rPr>
+                <w:rFonts w:ascii="Calibri" w:eastAsia="Calibri" w:hAnsi="Calibri" w:cs="Calibri"/>
+                <w:sz w:val="22"/>
+                <w:szCs w:val="22"/>
+              </w:rPr>
+              <w:t>GitHub</w:t>
+            </w:r>
+            <w:proofErr w:type="spellEnd"/>
+            <w:r>
+              <w:rPr>
+                <w:rFonts w:ascii="Calibri" w:eastAsia="Calibri" w:hAnsi="Calibri" w:cs="Calibri"/>
+                <w:sz w:val="22"/>
+                <w:szCs w:val="22"/>
+              </w:rPr>
+              <w:t xml:space="preserve"> separados para el </w:t>
+            </w:r>
+            <w:proofErr w:type="spellStart"/>
+            <w:r>
+              <w:rPr>
+                <w:rFonts w:ascii="Calibri" w:eastAsia="Calibri" w:hAnsi="Calibri" w:cs="Calibri"/>
+                <w:sz w:val="22"/>
+                <w:szCs w:val="22"/>
+              </w:rPr>
+              <w:t>Frontend</w:t>
+            </w:r>
+            <w:proofErr w:type="spellEnd"/>
+            <w:r>
+              <w:rPr>
+                <w:rFonts w:ascii="Calibri" w:eastAsia="Calibri" w:hAnsi="Calibri" w:cs="Calibri"/>
+                <w:sz w:val="22"/>
+                <w:szCs w:val="22"/>
+              </w:rPr>
+              <w:t xml:space="preserve"> en </w:t>
+            </w:r>
+            <w:proofErr w:type="spellStart"/>
+            <w:r>
+              <w:rPr>
+                <w:rFonts w:ascii="Calibri" w:eastAsia="Calibri" w:hAnsi="Calibri" w:cs="Calibri"/>
+                <w:sz w:val="22"/>
+                <w:szCs w:val="22"/>
+              </w:rPr>
+              <w:t>React</w:t>
+            </w:r>
+            <w:proofErr w:type="spellEnd"/>
+            <w:r>
+              <w:rPr>
+                <w:rFonts w:ascii="Calibri" w:eastAsia="Calibri" w:hAnsi="Calibri" w:cs="Calibri"/>
+                <w:sz w:val="22"/>
+                <w:szCs w:val="22"/>
+              </w:rPr>
+              <w:t xml:space="preserve"> y los </w:t>
+            </w:r>
+            <w:proofErr w:type="spellStart"/>
+            <w:r>
+              <w:rPr>
+                <w:rFonts w:ascii="Calibri" w:eastAsia="Calibri" w:hAnsi="Calibri" w:cs="Calibri"/>
+                <w:sz w:val="22"/>
+                <w:szCs w:val="22"/>
+              </w:rPr>
+              <w:t>microservicios</w:t>
+            </w:r>
+            <w:proofErr w:type="spellEnd"/>
+            <w:r>
+              <w:rPr>
+                <w:rFonts w:ascii="Calibri" w:eastAsia="Calibri" w:hAnsi="Calibri" w:cs="Calibri"/>
+                <w:sz w:val="22"/>
+                <w:szCs w:val="22"/>
+              </w:rPr>
+              <w:t xml:space="preserve"> en Spring </w:t>
+            </w:r>
+            <w:proofErr w:type="spellStart"/>
+            <w:r>
+              <w:rPr>
+                <w:rFonts w:ascii="Calibri" w:eastAsia="Calibri" w:hAnsi="Calibri" w:cs="Calibri"/>
+                <w:sz w:val="22"/>
+                <w:szCs w:val="22"/>
+              </w:rPr>
+              <w:t>Boot</w:t>
+            </w:r>
+            <w:proofErr w:type="spellEnd"/>
           </w:p>
         </w:tc>
         <w:tc>
@@ -8162,13 +9901,23 @@
                 <w:szCs w:val="22"/>
               </w:rPr>
             </w:pPr>
-            <w:r>
-              <w:rPr>
-                <w:rFonts w:ascii="Calibri" w:eastAsia="Calibri" w:hAnsi="Calibri" w:cs="Calibri"/>
-                <w:sz w:val="22"/>
-                <w:szCs w:val="22"/>
-              </w:rPr>
-              <w:t>URLs de Despliegue</w:t>
+            <w:proofErr w:type="spellStart"/>
+            <w:r>
+              <w:rPr>
+                <w:rFonts w:ascii="Calibri" w:eastAsia="Calibri" w:hAnsi="Calibri" w:cs="Calibri"/>
+                <w:sz w:val="22"/>
+                <w:szCs w:val="22"/>
+              </w:rPr>
+              <w:t>URLs</w:t>
+            </w:r>
+            <w:proofErr w:type="spellEnd"/>
+            <w:r>
+              <w:rPr>
+                <w:rFonts w:ascii="Calibri" w:eastAsia="Calibri" w:hAnsi="Calibri" w:cs="Calibri"/>
+                <w:sz w:val="22"/>
+                <w:szCs w:val="22"/>
+              </w:rPr>
+              <w:t xml:space="preserve"> de Despliegue</w:t>
             </w:r>
           </w:p>
         </w:tc>
@@ -8206,7 +9955,25 @@
                 <w:sz w:val="22"/>
                 <w:szCs w:val="22"/>
               </w:rPr>
-              <w:t>Enlaces a Vercel para la vista del cliente</w:t>
+              <w:t xml:space="preserve">Enlaces a </w:t>
+            </w:r>
+            <w:proofErr w:type="spellStart"/>
+            <w:r>
+              <w:rPr>
+                <w:rFonts w:ascii="Calibri" w:eastAsia="Calibri" w:hAnsi="Calibri" w:cs="Calibri"/>
+                <w:sz w:val="22"/>
+                <w:szCs w:val="22"/>
+              </w:rPr>
+              <w:t>Vercel</w:t>
+            </w:r>
+            <w:proofErr w:type="spellEnd"/>
+            <w:r>
+              <w:rPr>
+                <w:rFonts w:ascii="Calibri" w:eastAsia="Calibri" w:hAnsi="Calibri" w:cs="Calibri"/>
+                <w:sz w:val="22"/>
+                <w:szCs w:val="22"/>
+              </w:rPr>
+              <w:t xml:space="preserve"> para la vista del cliente</w:t>
             </w:r>
           </w:p>
         </w:tc>
@@ -8448,8 +10215,6 @@
           <w:lang w:val="es-ES"/>
         </w:rPr>
       </w:pPr>
-      <w:bookmarkStart w:id="2" w:name="_GoBack"/>
-      <w:bookmarkEnd w:id="2"/>
     </w:p>
     <w:tbl>
       <w:tblPr>
@@ -8583,7 +10348,21 @@
               <w:rPr>
                 <w:lang w:eastAsia="es-CL"/>
               </w:rPr>
-              <w:t>El proyecto “TourMatch” surge debido a la necesidad de mejorar la experiencia del turismo urbano privado en la ciudad de Santiago. Actualmente, muchas aplicaciones de transporte solo permiten viajes entre un punto de origen y un destino, sin considerar recorridos turísticos personalizados con múltiples pasajeros y paradas.</w:t>
+              <w:t>El proyecto “</w:t>
+            </w:r>
+            <w:proofErr w:type="spellStart"/>
+            <w:r>
+              <w:rPr>
+                <w:lang w:eastAsia="es-CL"/>
+              </w:rPr>
+              <w:t>TourMatch</w:t>
+            </w:r>
+            <w:proofErr w:type="spellEnd"/>
+            <w:r>
+              <w:rPr>
+                <w:lang w:eastAsia="es-CL"/>
+              </w:rPr>
+              <w:t>” surge debido a la necesidad de mejorar la experiencia del turismo urbano privado en la ciudad de Santiago. Actualmente, muchas aplicaciones de transporte solo permiten viajes entre un punto de origen y un destino, sin considerar recorridos turísticos personalizados con múltiples pasajeros y paradas.</w:t>
             </w:r>
           </w:p>
           <w:p>
@@ -8599,6 +10378,424 @@
               </w:rPr>
               <w:t>La propuesta busca solucionar este problema mediante una plataforma inteligente capaz de optimizar rutas automáticamente, gestionar distintos puntos de recogida y destinos, y conectar turistas con conductores de manera eficiente.</w:t>
             </w:r>
+          </w:p>
+        </w:tc>
+      </w:tr>
+    </w:tbl>
+    <w:p>
+      <w:pPr>
+        <w:spacing w:after="160" w:line="259" w:lineRule="auto"/>
+        <w:rPr>
+          <w:rFonts w:ascii="Calibri" w:eastAsia="Calibri" w:hAnsi="Calibri" w:cs="Calibri"/>
+          <w:color w:val="000000" w:themeColor="text1"/>
+          <w:lang w:val="es-ES"/>
+        </w:rPr>
+      </w:pPr>
+    </w:p>
+    <w:tbl>
+      <w:tblPr>
+        <w:tblStyle w:val="Tablaconcuadrcula"/>
+        <w:tblW w:w="0" w:type="auto"/>
+        <w:tblBorders>
+          <w:top w:val="single" w:sz="6" w:space="0" w:color="auto"/>
+          <w:left w:val="single" w:sz="6" w:space="0" w:color="auto"/>
+          <w:bottom w:val="single" w:sz="6" w:space="0" w:color="auto"/>
+          <w:right w:val="single" w:sz="6" w:space="0" w:color="auto"/>
+        </w:tblBorders>
+        <w:tblLayout w:type="fixed"/>
+        <w:tblLook w:val="04A0" w:firstRow="1" w:lastRow="0" w:firstColumn="1" w:lastColumn="0" w:noHBand="0" w:noVBand="1"/>
+      </w:tblPr>
+      <w:tblGrid>
+        <w:gridCol w:w="8835"/>
+      </w:tblGrid>
+      <w:tr>
+        <w:trPr>
+          <w:trHeight w:val="435"/>
+        </w:trPr>
+        <w:tc>
+          <w:tcPr>
+            <w:tcW w:w="8835" w:type="dxa"/>
+            <w:tcBorders>
+              <w:top w:val="single" w:sz="6" w:space="0" w:color="BFBFBF" w:themeColor="background1" w:themeShade="BF"/>
+              <w:left w:val="single" w:sz="6" w:space="0" w:color="BFBFBF" w:themeColor="background1" w:themeShade="BF"/>
+              <w:bottom w:val="single" w:sz="6" w:space="0" w:color="BFBFBF" w:themeColor="background1" w:themeShade="BF"/>
+              <w:right w:val="single" w:sz="6" w:space="0" w:color="BFBFBF" w:themeColor="background1" w:themeShade="BF"/>
+            </w:tcBorders>
+            <w:tcMar>
+              <w:left w:w="105" w:type="dxa"/>
+              <w:right w:w="105" w:type="dxa"/>
+            </w:tcMar>
+            <w:vAlign w:val="center"/>
+          </w:tcPr>
+          <w:p>
+            <w:pPr>
+              <w:spacing w:line="259" w:lineRule="auto"/>
+              <w:rPr>
+                <w:rFonts w:ascii="Calibri" w:eastAsia="Calibri" w:hAnsi="Calibri" w:cs="Calibri"/>
+                <w:color w:val="1F4E79" w:themeColor="accent5" w:themeShade="80"/>
+                <w:sz w:val="28"/>
+                <w:szCs w:val="28"/>
+              </w:rPr>
+            </w:pPr>
+            <w:r>
+              <w:rPr>
+                <w:rFonts w:ascii="Calibri" w:eastAsia="Calibri" w:hAnsi="Calibri" w:cs="Calibri"/>
+                <w:b/>
+                <w:bCs/>
+                <w:color w:val="1F4E79" w:themeColor="accent5" w:themeShade="80"/>
+                <w:sz w:val="28"/>
+                <w:szCs w:val="28"/>
+              </w:rPr>
+              <w:t xml:space="preserve">10. Reglas de negocio </w:t>
+            </w:r>
+            <w:proofErr w:type="spellStart"/>
+            <w:r>
+              <w:rPr>
+                <w:rFonts w:ascii="Calibri" w:eastAsia="Calibri" w:hAnsi="Calibri" w:cs="Calibri"/>
+                <w:b/>
+                <w:bCs/>
+                <w:color w:val="1F4E79" w:themeColor="accent5" w:themeShade="80"/>
+                <w:sz w:val="28"/>
+                <w:szCs w:val="28"/>
+              </w:rPr>
+              <w:t>tourmatch</w:t>
+            </w:r>
+            <w:proofErr w:type="spellEnd"/>
+          </w:p>
+        </w:tc>
+      </w:tr>
+      <w:tr>
+        <w:trPr>
+          <w:trHeight w:val="435"/>
+        </w:trPr>
+        <w:tc>
+          <w:tcPr>
+            <w:tcW w:w="8835" w:type="dxa"/>
+            <w:tcBorders>
+              <w:top w:val="single" w:sz="6" w:space="0" w:color="BFBFBF" w:themeColor="background1" w:themeShade="BF"/>
+              <w:left w:val="single" w:sz="6" w:space="0" w:color="BFBFBF" w:themeColor="background1" w:themeShade="BF"/>
+              <w:bottom w:val="single" w:sz="6" w:space="0" w:color="BFBFBF" w:themeColor="background1" w:themeShade="BF"/>
+              <w:right w:val="single" w:sz="6" w:space="0" w:color="BFBFBF" w:themeColor="background1" w:themeShade="BF"/>
+            </w:tcBorders>
+            <w:shd w:val="clear" w:color="auto" w:fill="DEEAF6" w:themeFill="accent5" w:themeFillTint="33"/>
+            <w:tcMar>
+              <w:left w:w="105" w:type="dxa"/>
+              <w:right w:w="105" w:type="dxa"/>
+            </w:tcMar>
+            <w:vAlign w:val="center"/>
+          </w:tcPr>
+          <w:p>
+            <w:pPr>
+              <w:pStyle w:val="Piedepgina"/>
+              <w:rPr>
+                <w:rFonts w:ascii="Calibri" w:eastAsia="Calibri" w:hAnsi="Calibri" w:cs="Calibri"/>
+                <w:color w:val="1F4E79" w:themeColor="accent5" w:themeShade="80"/>
+                <w:sz w:val="22"/>
+                <w:szCs w:val="22"/>
+              </w:rPr>
+            </w:pPr>
+            <w:r>
+              <w:rPr>
+                <w:rFonts w:ascii="Calibri" w:eastAsia="Calibri" w:hAnsi="Calibri" w:cs="Calibri"/>
+                <w:color w:val="1F4E79" w:themeColor="accent5" w:themeShade="80"/>
+                <w:sz w:val="22"/>
+                <w:szCs w:val="22"/>
+              </w:rPr>
+              <w:t>Detallar antecedentes adicionales que enriquezcan el presente proyecto o proporcionar evidencia adicional solicitada por el docente para respaldar el presente proyecto.</w:t>
+            </w:r>
+          </w:p>
+        </w:tc>
+      </w:tr>
+      <w:tr>
+        <w:trPr>
+          <w:trHeight w:val="435"/>
+        </w:trPr>
+        <w:tc>
+          <w:tcPr>
+            <w:tcW w:w="8835" w:type="dxa"/>
+            <w:tcBorders>
+              <w:top w:val="single" w:sz="6" w:space="0" w:color="BFBFBF" w:themeColor="background1" w:themeShade="BF"/>
+              <w:left w:val="single" w:sz="6" w:space="0" w:color="BFBFBF" w:themeColor="background1" w:themeShade="BF"/>
+              <w:bottom w:val="single" w:sz="6" w:space="0" w:color="BFBFBF" w:themeColor="background1" w:themeShade="BF"/>
+              <w:right w:val="single" w:sz="6" w:space="0" w:color="BFBFBF" w:themeColor="background1" w:themeShade="BF"/>
+            </w:tcBorders>
+            <w:tcMar>
+              <w:left w:w="105" w:type="dxa"/>
+              <w:right w:w="105" w:type="dxa"/>
+            </w:tcMar>
+            <w:vAlign w:val="center"/>
+          </w:tcPr>
+          <w:p>
+            <w:pPr>
+              <w:pStyle w:val="pdq2pgselectionanchorcontainer"/>
+            </w:pPr>
+            <w:r>
+              <w:rPr>
+                <w:rStyle w:val="Textoennegrita"/>
+              </w:rPr>
+              <w:t>1. Gestión de Roles</w:t>
+            </w:r>
+            <w:r>
+              <w:rPr>
+                <w:rStyle w:val="Textoennegrita"/>
+              </w:rPr>
+              <w:t>:</w:t>
+            </w:r>
+          </w:p>
+          <w:p>
+            <w:pPr>
+              <w:numPr>
+                <w:ilvl w:val="0"/>
+                <w:numId w:val="12"/>
+              </w:numPr>
+              <w:spacing w:before="100" w:beforeAutospacing="1" w:after="100" w:afterAutospacing="1"/>
+            </w:pPr>
+            <w:r>
+              <w:rPr>
+                <w:rStyle w:val="Textoennegrita"/>
+              </w:rPr>
+              <w:t>Turista:</w:t>
+            </w:r>
+            <w:r>
+              <w:t xml:space="preserve"> Puede buscar panoramas, cotizar rutas, solicitar viajes y calificar al conductor una vez finalizado el servicio. </w:t>
+            </w:r>
+          </w:p>
+          <w:p>
+            <w:pPr>
+              <w:numPr>
+                <w:ilvl w:val="0"/>
+                <w:numId w:val="12"/>
+              </w:numPr>
+              <w:spacing w:before="100" w:beforeAutospacing="1" w:after="100" w:afterAutospacing="1"/>
+            </w:pPr>
+            <w:r>
+              <w:rPr>
+                <w:rStyle w:val="Textoennegrita"/>
+              </w:rPr>
+              <w:t>Conductor:</w:t>
+            </w:r>
+            <w:r>
+              <w:t xml:space="preserve"> Puede aceptar viajes solo si su documentación ha sido validada por el administrador. </w:t>
+            </w:r>
+          </w:p>
+          <w:p>
+            <w:pPr>
+              <w:numPr>
+                <w:ilvl w:val="0"/>
+                <w:numId w:val="12"/>
+              </w:numPr>
+              <w:spacing w:before="100" w:beforeAutospacing="1" w:after="100" w:afterAutospacing="1"/>
+            </w:pPr>
+            <w:r>
+              <w:rPr>
+                <w:rStyle w:val="Textoennegrita"/>
+              </w:rPr>
+              <w:t>Administrador:</w:t>
+            </w:r>
+            <w:r>
+              <w:t xml:space="preserve"> Gestiona usuarios, aprueba la documentación de los conductores y visualiza el historial financiero de la plataforma. </w:t>
+            </w:r>
+          </w:p>
+          <w:p>
+            <w:pPr>
+              <w:pStyle w:val="NormalWeb"/>
+            </w:pPr>
+            <w:r>
+              <w:rPr>
+                <w:rStyle w:val="Textoennegrita"/>
+              </w:rPr>
+              <w:t>2. Reglas de Transacción</w:t>
+            </w:r>
+          </w:p>
+          <w:p>
+            <w:pPr>
+              <w:numPr>
+                <w:ilvl w:val="0"/>
+                <w:numId w:val="13"/>
+              </w:numPr>
+              <w:spacing w:before="100" w:beforeAutospacing="1" w:after="100" w:afterAutospacing="1"/>
+            </w:pPr>
+            <w:r>
+              <w:t xml:space="preserve">El costo del viaje se calcula automáticamente según la distancia entre origen y destino utilizando la API de </w:t>
+            </w:r>
+            <w:proofErr w:type="spellStart"/>
+            <w:r>
+              <w:t>Mapbox</w:t>
+            </w:r>
+            <w:proofErr w:type="spellEnd"/>
+            <w:r>
+              <w:t xml:space="preserve">. </w:t>
+            </w:r>
+          </w:p>
+          <w:p>
+            <w:pPr>
+              <w:numPr>
+                <w:ilvl w:val="0"/>
+                <w:numId w:val="13"/>
+              </w:numPr>
+              <w:spacing w:before="100" w:beforeAutospacing="1" w:after="100" w:afterAutospacing="1"/>
+              <w:rPr>
+                <w:b/>
+              </w:rPr>
+            </w:pPr>
+            <w:r>
+              <w:t xml:space="preserve">Al completar un viaje, el sistema distribuye el pago: </w:t>
+            </w:r>
+            <w:r>
+              <w:rPr>
+                <w:rStyle w:val="Textoennegrita"/>
+                <w:b w:val="0"/>
+              </w:rPr>
+              <w:t>85% para el conductor</w:t>
+            </w:r>
+            <w:r>
+              <w:t xml:space="preserve"> y </w:t>
+            </w:r>
+            <w:r>
+              <w:rPr>
+                <w:rStyle w:val="Textoennegrita"/>
+                <w:b w:val="0"/>
+              </w:rPr>
+              <w:t>15% como comisión para la plataforma</w:t>
+            </w:r>
+            <w:r>
+              <w:t xml:space="preserve">. </w:t>
+            </w:r>
+          </w:p>
+          <w:p>
+            <w:pPr>
+              <w:pStyle w:val="NormalWeb"/>
+            </w:pPr>
+            <w:r>
+              <w:rPr>
+                <w:rStyle w:val="Textoennegrita"/>
+              </w:rPr>
+              <w:t>3. Estados del Viaje</w:t>
+            </w:r>
+            <w:r>
+              <w:br/>
+              <w:t>Todo viaje debe seguir el siguiente flujo:</w:t>
+            </w:r>
+          </w:p>
+          <w:p>
+            <w:pPr>
+              <w:numPr>
+                <w:ilvl w:val="0"/>
+                <w:numId w:val="14"/>
+              </w:numPr>
+              <w:spacing w:before="100" w:beforeAutospacing="1" w:after="100" w:afterAutospacing="1"/>
+            </w:pPr>
+            <w:r>
+              <w:rPr>
+                <w:rStyle w:val="Textoennegrita"/>
+              </w:rPr>
+              <w:t>Solicitado:</w:t>
+            </w:r>
+            <w:r>
+              <w:t xml:space="preserve"> El turista crea la solicitud. </w:t>
+            </w:r>
+          </w:p>
+          <w:p>
+            <w:pPr>
+              <w:numPr>
+                <w:ilvl w:val="0"/>
+                <w:numId w:val="14"/>
+              </w:numPr>
+              <w:spacing w:before="100" w:beforeAutospacing="1" w:after="100" w:afterAutospacing="1"/>
+            </w:pPr>
+            <w:r>
+              <w:rPr>
+                <w:rStyle w:val="Textoennegrita"/>
+              </w:rPr>
+              <w:t>Aceptado:</w:t>
+            </w:r>
+            <w:r>
+              <w:t xml:space="preserve"> Un conductor acepta el viaje. </w:t>
+            </w:r>
+          </w:p>
+          <w:p>
+            <w:pPr>
+              <w:numPr>
+                <w:ilvl w:val="0"/>
+                <w:numId w:val="14"/>
+              </w:numPr>
+              <w:spacing w:before="100" w:beforeAutospacing="1" w:after="100" w:afterAutospacing="1"/>
+            </w:pPr>
+            <w:r>
+              <w:rPr>
+                <w:rStyle w:val="Textoennegrita"/>
+              </w:rPr>
+              <w:t>En curso:</w:t>
+            </w:r>
+            <w:r>
+              <w:t xml:space="preserve"> El traslado ha comenzado. </w:t>
+            </w:r>
+          </w:p>
+          <w:p>
+            <w:pPr>
+              <w:numPr>
+                <w:ilvl w:val="0"/>
+                <w:numId w:val="14"/>
+              </w:numPr>
+              <w:spacing w:before="100" w:beforeAutospacing="1" w:after="100" w:afterAutospacing="1"/>
+            </w:pPr>
+            <w:r>
+              <w:rPr>
+                <w:rStyle w:val="Textoennegrita"/>
+              </w:rPr>
+              <w:t>Completado:</w:t>
+            </w:r>
+            <w:r>
+              <w:t xml:space="preserve"> Se registra el pago, la comisión y se habilita la calificación. </w:t>
+            </w:r>
+          </w:p>
+          <w:p>
+            <w:pPr>
+              <w:pStyle w:val="NormalWeb"/>
+            </w:pPr>
+            <w:r>
+              <w:rPr>
+                <w:rStyle w:val="Textoennegrita"/>
+              </w:rPr>
+              <w:t>4. Sistema de Reputación</w:t>
+            </w:r>
+          </w:p>
+          <w:p>
+            <w:pPr>
+              <w:numPr>
+                <w:ilvl w:val="0"/>
+                <w:numId w:val="15"/>
+              </w:numPr>
+              <w:spacing w:before="100" w:beforeAutospacing="1" w:after="100" w:afterAutospacing="1"/>
+            </w:pPr>
+            <w:r>
+              <w:t xml:space="preserve">La calificación del conductor corresponde al promedio de todas las evaluaciones recibidas en sus viajes completados. </w:t>
+            </w:r>
+          </w:p>
+          <w:p>
+            <w:pPr>
+              <w:numPr>
+                <w:ilvl w:val="0"/>
+                <w:numId w:val="15"/>
+              </w:numPr>
+              <w:spacing w:before="100" w:beforeAutospacing="1" w:after="100" w:afterAutospacing="1"/>
+            </w:pPr>
+            <w:r>
+              <w:t xml:space="preserve">El sistema mantiene este historial para aplicar futuras medidas a conductores con </w:t>
+            </w:r>
+            <w:bookmarkStart w:id="2" w:name="_GoBack"/>
+            <w:bookmarkEnd w:id="2"/>
+            <w:r>
+              <w:t>bajo desempeño.</w:t>
+            </w:r>
+          </w:p>
+          <w:p>
+            <w:pPr>
+              <w:spacing w:before="100" w:beforeAutospacing="1" w:after="100" w:afterAutospacing="1"/>
+              <w:rPr>
+                <w:lang w:eastAsia="es-CL"/>
+              </w:rPr>
+            </w:pPr>
           </w:p>
         </w:tc>
       </w:tr>
@@ -8738,7 +10935,7 @@
                               <w:noProof/>
                               <w:sz w:val="20"/>
                             </w:rPr>
-                            <w:t>6</w:t>
+                            <w:t>5</w:t>
                           </w:r>
                           <w:r>
                             <w:rPr>
@@ -8808,7 +11005,7 @@
                         <w:noProof/>
                         <w:sz w:val="20"/>
                       </w:rPr>
-                      <w:t>6</w:t>
+                      <w:t>5</w:t>
                     </w:r>
                     <w:r>
                       <w:rPr>
@@ -8992,6 +11189,155 @@
 <file path=word/numbering.xml><?xml version="1.0" encoding="utf-8"?>
 <w:numbering xmlns:wpc="http://schemas.microsoft.com/office/word/2010/wordprocessingCanvas" xmlns:mc="http://schemas.openxmlformats.org/markup-compatibility/2006" xmlns:o="urn:schemas-microsoft-com:office:office" xmlns:r="http://schemas.openxmlformats.org/officeDocument/2006/relationships" xmlns:m="http://schemas.openxmlformats.org/officeDocument/2006/math" xmlns:v="urn:schemas-microsoft-com:vml" xmlns:wp14="http://schemas.microsoft.com/office/word/2010/wordprocessingDrawing" xmlns:wp="http://schemas.openxmlformats.org/drawingml/2006/wordprocessingDrawing" xmlns:w10="urn:schemas-microsoft-com:office:word" xmlns:w="http://schemas.openxmlformats.org/wordprocessingml/2006/main" xmlns:w14="http://schemas.microsoft.com/office/word/2010/wordml" xmlns:w15="http://schemas.microsoft.com/office/word/2012/wordml" xmlns:wpg="http://schemas.microsoft.com/office/word/2010/wordprocessingGroup" xmlns:wpi="http://schemas.microsoft.com/office/word/2010/wordprocessingInk" xmlns:wne="http://schemas.microsoft.com/office/word/2006/wordml" xmlns:wps="http://schemas.microsoft.com/office/word/2010/wordprocessingShape" mc:Ignorable="w14 w15 wp14">
   <w:abstractNum w:abstractNumId="0">
+    <w:nsid w:val="0FD21326"/>
+    <w:multiLevelType w:val="multilevel"/>
+    <w:tmpl w:val="884435BE"/>
+    <w:lvl w:ilvl="0">
+      <w:start w:val="1"/>
+      <w:numFmt w:val="bullet"/>
+      <w:lvlText w:val=""/>
+      <w:lvlJc w:val="left"/>
+      <w:pPr>
+        <w:tabs>
+          <w:tab w:val="num" w:pos="720"/>
+        </w:tabs>
+        <w:ind w:left="720" w:hanging="360"/>
+      </w:pPr>
+      <w:rPr>
+        <w:rFonts w:ascii="Symbol" w:hAnsi="Symbol" w:hint="default"/>
+        <w:sz w:val="20"/>
+      </w:rPr>
+    </w:lvl>
+    <w:lvl w:ilvl="1" w:tentative="1">
+      <w:start w:val="1"/>
+      <w:numFmt w:val="bullet"/>
+      <w:lvlText w:val="o"/>
+      <w:lvlJc w:val="left"/>
+      <w:pPr>
+        <w:tabs>
+          <w:tab w:val="num" w:pos="1440"/>
+        </w:tabs>
+        <w:ind w:left="1440" w:hanging="360"/>
+      </w:pPr>
+      <w:rPr>
+        <w:rFonts w:ascii="Courier New" w:hAnsi="Courier New" w:hint="default"/>
+        <w:sz w:val="20"/>
+      </w:rPr>
+    </w:lvl>
+    <w:lvl w:ilvl="2" w:tentative="1">
+      <w:start w:val="1"/>
+      <w:numFmt w:val="bullet"/>
+      <w:lvlText w:val=""/>
+      <w:lvlJc w:val="left"/>
+      <w:pPr>
+        <w:tabs>
+          <w:tab w:val="num" w:pos="2160"/>
+        </w:tabs>
+        <w:ind w:left="2160" w:hanging="360"/>
+      </w:pPr>
+      <w:rPr>
+        <w:rFonts w:ascii="Wingdings" w:hAnsi="Wingdings" w:hint="default"/>
+        <w:sz w:val="20"/>
+      </w:rPr>
+    </w:lvl>
+    <w:lvl w:ilvl="3" w:tentative="1">
+      <w:start w:val="1"/>
+      <w:numFmt w:val="bullet"/>
+      <w:lvlText w:val=""/>
+      <w:lvlJc w:val="left"/>
+      <w:pPr>
+        <w:tabs>
+          <w:tab w:val="num" w:pos="2880"/>
+        </w:tabs>
+        <w:ind w:left="2880" w:hanging="360"/>
+      </w:pPr>
+      <w:rPr>
+        <w:rFonts w:ascii="Wingdings" w:hAnsi="Wingdings" w:hint="default"/>
+        <w:sz w:val="20"/>
+      </w:rPr>
+    </w:lvl>
+    <w:lvl w:ilvl="4" w:tentative="1">
+      <w:start w:val="1"/>
+      <w:numFmt w:val="bullet"/>
+      <w:lvlText w:val=""/>
+      <w:lvlJc w:val="left"/>
+      <w:pPr>
+        <w:tabs>
+          <w:tab w:val="num" w:pos="3600"/>
+        </w:tabs>
+        <w:ind w:left="3600" w:hanging="360"/>
+      </w:pPr>
+      <w:rPr>
+        <w:rFonts w:ascii="Wingdings" w:hAnsi="Wingdings" w:hint="default"/>
+        <w:sz w:val="20"/>
+      </w:rPr>
+    </w:lvl>
+    <w:lvl w:ilvl="5" w:tentative="1">
+      <w:start w:val="1"/>
+      <w:numFmt w:val="bullet"/>
+      <w:lvlText w:val=""/>
+      <w:lvlJc w:val="left"/>
+      <w:pPr>
+        <w:tabs>
+          <w:tab w:val="num" w:pos="4320"/>
+        </w:tabs>
+        <w:ind w:left="4320" w:hanging="360"/>
+      </w:pPr>
+      <w:rPr>
+        <w:rFonts w:ascii="Wingdings" w:hAnsi="Wingdings" w:hint="default"/>
+        <w:sz w:val="20"/>
+      </w:rPr>
+    </w:lvl>
+    <w:lvl w:ilvl="6" w:tentative="1">
+      <w:start w:val="1"/>
+      <w:numFmt w:val="bullet"/>
+      <w:lvlText w:val=""/>
+      <w:lvlJc w:val="left"/>
+      <w:pPr>
+        <w:tabs>
+          <w:tab w:val="num" w:pos="5040"/>
+        </w:tabs>
+        <w:ind w:left="5040" w:hanging="360"/>
+      </w:pPr>
+      <w:rPr>
+        <w:rFonts w:ascii="Wingdings" w:hAnsi="Wingdings" w:hint="default"/>
+        <w:sz w:val="20"/>
+      </w:rPr>
+    </w:lvl>
+    <w:lvl w:ilvl="7" w:tentative="1">
+      <w:start w:val="1"/>
+      <w:numFmt w:val="bullet"/>
+      <w:lvlText w:val=""/>
+      <w:lvlJc w:val="left"/>
+      <w:pPr>
+        <w:tabs>
+          <w:tab w:val="num" w:pos="5760"/>
+        </w:tabs>
+        <w:ind w:left="5760" w:hanging="360"/>
+      </w:pPr>
+      <w:rPr>
+        <w:rFonts w:ascii="Wingdings" w:hAnsi="Wingdings" w:hint="default"/>
+        <w:sz w:val="20"/>
+      </w:rPr>
+    </w:lvl>
+    <w:lvl w:ilvl="8" w:tentative="1">
+      <w:start w:val="1"/>
+      <w:numFmt w:val="bullet"/>
+      <w:lvlText w:val=""/>
+      <w:lvlJc w:val="left"/>
+      <w:pPr>
+        <w:tabs>
+          <w:tab w:val="num" w:pos="6480"/>
+        </w:tabs>
+        <w:ind w:left="6480" w:hanging="360"/>
+      </w:pPr>
+      <w:rPr>
+        <w:rFonts w:ascii="Wingdings" w:hAnsi="Wingdings" w:hint="default"/>
+        <w:sz w:val="20"/>
+      </w:rPr>
+    </w:lvl>
+  </w:abstractNum>
+  <w:abstractNum w:abstractNumId="1">
     <w:nsid w:val="101F1C0A"/>
     <w:multiLevelType w:val="hybridMultilevel"/>
     <w:tmpl w:val="D14CFB72"/>
@@ -9077,7 +11423,7 @@
       </w:pPr>
     </w:lvl>
   </w:abstractNum>
-  <w:abstractNum w:abstractNumId="1">
+  <w:abstractNum w:abstractNumId="2">
     <w:nsid w:val="1C5A5BCC"/>
     <w:multiLevelType w:val="hybridMultilevel"/>
     <w:tmpl w:val="EE4ECFEE"/>
@@ -9163,7 +11509,156 @@
       </w:pPr>
     </w:lvl>
   </w:abstractNum>
-  <w:abstractNum w:abstractNumId="2">
+  <w:abstractNum w:abstractNumId="3">
+    <w:nsid w:val="1F0D69E2"/>
+    <w:multiLevelType w:val="multilevel"/>
+    <w:tmpl w:val="A3F22A7E"/>
+    <w:lvl w:ilvl="0">
+      <w:start w:val="1"/>
+      <w:numFmt w:val="bullet"/>
+      <w:lvlText w:val=""/>
+      <w:lvlJc w:val="left"/>
+      <w:pPr>
+        <w:tabs>
+          <w:tab w:val="num" w:pos="720"/>
+        </w:tabs>
+        <w:ind w:left="720" w:hanging="360"/>
+      </w:pPr>
+      <w:rPr>
+        <w:rFonts w:ascii="Symbol" w:hAnsi="Symbol" w:hint="default"/>
+        <w:sz w:val="20"/>
+      </w:rPr>
+    </w:lvl>
+    <w:lvl w:ilvl="1" w:tentative="1">
+      <w:start w:val="1"/>
+      <w:numFmt w:val="bullet"/>
+      <w:lvlText w:val="o"/>
+      <w:lvlJc w:val="left"/>
+      <w:pPr>
+        <w:tabs>
+          <w:tab w:val="num" w:pos="1440"/>
+        </w:tabs>
+        <w:ind w:left="1440" w:hanging="360"/>
+      </w:pPr>
+      <w:rPr>
+        <w:rFonts w:ascii="Courier New" w:hAnsi="Courier New" w:hint="default"/>
+        <w:sz w:val="20"/>
+      </w:rPr>
+    </w:lvl>
+    <w:lvl w:ilvl="2" w:tentative="1">
+      <w:start w:val="1"/>
+      <w:numFmt w:val="bullet"/>
+      <w:lvlText w:val=""/>
+      <w:lvlJc w:val="left"/>
+      <w:pPr>
+        <w:tabs>
+          <w:tab w:val="num" w:pos="2160"/>
+        </w:tabs>
+        <w:ind w:left="2160" w:hanging="360"/>
+      </w:pPr>
+      <w:rPr>
+        <w:rFonts w:ascii="Wingdings" w:hAnsi="Wingdings" w:hint="default"/>
+        <w:sz w:val="20"/>
+      </w:rPr>
+    </w:lvl>
+    <w:lvl w:ilvl="3" w:tentative="1">
+      <w:start w:val="1"/>
+      <w:numFmt w:val="bullet"/>
+      <w:lvlText w:val=""/>
+      <w:lvlJc w:val="left"/>
+      <w:pPr>
+        <w:tabs>
+          <w:tab w:val="num" w:pos="2880"/>
+        </w:tabs>
+        <w:ind w:left="2880" w:hanging="360"/>
+      </w:pPr>
+      <w:rPr>
+        <w:rFonts w:ascii="Wingdings" w:hAnsi="Wingdings" w:hint="default"/>
+        <w:sz w:val="20"/>
+      </w:rPr>
+    </w:lvl>
+    <w:lvl w:ilvl="4" w:tentative="1">
+      <w:start w:val="1"/>
+      <w:numFmt w:val="bullet"/>
+      <w:lvlText w:val=""/>
+      <w:lvlJc w:val="left"/>
+      <w:pPr>
+        <w:tabs>
+          <w:tab w:val="num" w:pos="3600"/>
+        </w:tabs>
+        <w:ind w:left="3600" w:hanging="360"/>
+      </w:pPr>
+      <w:rPr>
+        <w:rFonts w:ascii="Wingdings" w:hAnsi="Wingdings" w:hint="default"/>
+        <w:sz w:val="20"/>
+      </w:rPr>
+    </w:lvl>
+    <w:lvl w:ilvl="5" w:tentative="1">
+      <w:start w:val="1"/>
+      <w:numFmt w:val="bullet"/>
+      <w:lvlText w:val=""/>
+      <w:lvlJc w:val="left"/>
+      <w:pPr>
+        <w:tabs>
+          <w:tab w:val="num" w:pos="4320"/>
+        </w:tabs>
+        <w:ind w:left="4320" w:hanging="360"/>
+      </w:pPr>
+      <w:rPr>
+        <w:rFonts w:ascii="Wingdings" w:hAnsi="Wingdings" w:hint="default"/>
+        <w:sz w:val="20"/>
+      </w:rPr>
+    </w:lvl>
+    <w:lvl w:ilvl="6" w:tentative="1">
+      <w:start w:val="1"/>
+      <w:numFmt w:val="bullet"/>
+      <w:lvlText w:val=""/>
+      <w:lvlJc w:val="left"/>
+      <w:pPr>
+        <w:tabs>
+          <w:tab w:val="num" w:pos="5040"/>
+        </w:tabs>
+        <w:ind w:left="5040" w:hanging="360"/>
+      </w:pPr>
+      <w:rPr>
+        <w:rFonts w:ascii="Wingdings" w:hAnsi="Wingdings" w:hint="default"/>
+        <w:sz w:val="20"/>
+      </w:rPr>
+    </w:lvl>
+    <w:lvl w:ilvl="7" w:tentative="1">
+      <w:start w:val="1"/>
+      <w:numFmt w:val="bullet"/>
+      <w:lvlText w:val=""/>
+      <w:lvlJc w:val="left"/>
+      <w:pPr>
+        <w:tabs>
+          <w:tab w:val="num" w:pos="5760"/>
+        </w:tabs>
+        <w:ind w:left="5760" w:hanging="360"/>
+      </w:pPr>
+      <w:rPr>
+        <w:rFonts w:ascii="Wingdings" w:hAnsi="Wingdings" w:hint="default"/>
+        <w:sz w:val="20"/>
+      </w:rPr>
+    </w:lvl>
+    <w:lvl w:ilvl="8" w:tentative="1">
+      <w:start w:val="1"/>
+      <w:numFmt w:val="bullet"/>
+      <w:lvlText w:val=""/>
+      <w:lvlJc w:val="left"/>
+      <w:pPr>
+        <w:tabs>
+          <w:tab w:val="num" w:pos="6480"/>
+        </w:tabs>
+        <w:ind w:left="6480" w:hanging="360"/>
+      </w:pPr>
+      <w:rPr>
+        <w:rFonts w:ascii="Wingdings" w:hAnsi="Wingdings" w:hint="default"/>
+        <w:sz w:val="20"/>
+      </w:rPr>
+    </w:lvl>
+  </w:abstractNum>
+  <w:abstractNum w:abstractNumId="4">
     <w:nsid w:val="29C77841"/>
     <w:multiLevelType w:val="hybridMultilevel"/>
     <w:tmpl w:val="D694A52A"/>
@@ -9252,7 +11747,7 @@
       </w:pPr>
     </w:lvl>
   </w:abstractNum>
-  <w:abstractNum w:abstractNumId="3">
+  <w:abstractNum w:abstractNumId="5">
     <w:nsid w:val="2E5A74FC"/>
     <w:multiLevelType w:val="hybridMultilevel"/>
     <w:tmpl w:val="6FA0A5C8"/>
@@ -9345,7 +11840,7 @@
       </w:pPr>
     </w:lvl>
   </w:abstractNum>
-  <w:abstractNum w:abstractNumId="4">
+  <w:abstractNum w:abstractNumId="6">
     <w:nsid w:val="31DD19C3"/>
     <w:multiLevelType w:val="multilevel"/>
     <w:tmpl w:val="0F4C5CA2"/>
@@ -9494,7 +11989,7 @@
       </w:rPr>
     </w:lvl>
   </w:abstractNum>
-  <w:abstractNum w:abstractNumId="5">
+  <w:abstractNum w:abstractNumId="7">
     <w:nsid w:val="37D06F10"/>
     <w:multiLevelType w:val="hybridMultilevel"/>
     <w:tmpl w:val="94E24F6E"/>
@@ -9583,7 +12078,7 @@
       </w:pPr>
     </w:lvl>
   </w:abstractNum>
-  <w:abstractNum w:abstractNumId="6">
+  <w:abstractNum w:abstractNumId="8">
     <w:nsid w:val="389A3118"/>
     <w:multiLevelType w:val="multilevel"/>
     <w:tmpl w:val="191A6260"/>
@@ -9696,7 +12191,305 @@
       </w:rPr>
     </w:lvl>
   </w:abstractNum>
-  <w:abstractNum w:abstractNumId="7">
+  <w:abstractNum w:abstractNumId="9">
+    <w:nsid w:val="3B835FE9"/>
+    <w:multiLevelType w:val="multilevel"/>
+    <w:tmpl w:val="96445E0A"/>
+    <w:lvl w:ilvl="0">
+      <w:start w:val="1"/>
+      <w:numFmt w:val="bullet"/>
+      <w:lvlText w:val=""/>
+      <w:lvlJc w:val="left"/>
+      <w:pPr>
+        <w:tabs>
+          <w:tab w:val="num" w:pos="720"/>
+        </w:tabs>
+        <w:ind w:left="720" w:hanging="360"/>
+      </w:pPr>
+      <w:rPr>
+        <w:rFonts w:ascii="Symbol" w:hAnsi="Symbol" w:hint="default"/>
+        <w:sz w:val="20"/>
+      </w:rPr>
+    </w:lvl>
+    <w:lvl w:ilvl="1" w:tentative="1">
+      <w:start w:val="1"/>
+      <w:numFmt w:val="bullet"/>
+      <w:lvlText w:val="o"/>
+      <w:lvlJc w:val="left"/>
+      <w:pPr>
+        <w:tabs>
+          <w:tab w:val="num" w:pos="1440"/>
+        </w:tabs>
+        <w:ind w:left="1440" w:hanging="360"/>
+      </w:pPr>
+      <w:rPr>
+        <w:rFonts w:ascii="Courier New" w:hAnsi="Courier New" w:hint="default"/>
+        <w:sz w:val="20"/>
+      </w:rPr>
+    </w:lvl>
+    <w:lvl w:ilvl="2" w:tentative="1">
+      <w:start w:val="1"/>
+      <w:numFmt w:val="bullet"/>
+      <w:lvlText w:val=""/>
+      <w:lvlJc w:val="left"/>
+      <w:pPr>
+        <w:tabs>
+          <w:tab w:val="num" w:pos="2160"/>
+        </w:tabs>
+        <w:ind w:left="2160" w:hanging="360"/>
+      </w:pPr>
+      <w:rPr>
+        <w:rFonts w:ascii="Wingdings" w:hAnsi="Wingdings" w:hint="default"/>
+        <w:sz w:val="20"/>
+      </w:rPr>
+    </w:lvl>
+    <w:lvl w:ilvl="3" w:tentative="1">
+      <w:start w:val="1"/>
+      <w:numFmt w:val="bullet"/>
+      <w:lvlText w:val=""/>
+      <w:lvlJc w:val="left"/>
+      <w:pPr>
+        <w:tabs>
+          <w:tab w:val="num" w:pos="2880"/>
+        </w:tabs>
+        <w:ind w:left="2880" w:hanging="360"/>
+      </w:pPr>
+      <w:rPr>
+        <w:rFonts w:ascii="Wingdings" w:hAnsi="Wingdings" w:hint="default"/>
+        <w:sz w:val="20"/>
+      </w:rPr>
+    </w:lvl>
+    <w:lvl w:ilvl="4" w:tentative="1">
+      <w:start w:val="1"/>
+      <w:numFmt w:val="bullet"/>
+      <w:lvlText w:val=""/>
+      <w:lvlJc w:val="left"/>
+      <w:pPr>
+        <w:tabs>
+          <w:tab w:val="num" w:pos="3600"/>
+        </w:tabs>
+        <w:ind w:left="3600" w:hanging="360"/>
+      </w:pPr>
+      <w:rPr>
+        <w:rFonts w:ascii="Wingdings" w:hAnsi="Wingdings" w:hint="default"/>
+        <w:sz w:val="20"/>
+      </w:rPr>
+    </w:lvl>
+    <w:lvl w:ilvl="5" w:tentative="1">
+      <w:start w:val="1"/>
+      <w:numFmt w:val="bullet"/>
+      <w:lvlText w:val=""/>
+      <w:lvlJc w:val="left"/>
+      <w:pPr>
+        <w:tabs>
+          <w:tab w:val="num" w:pos="4320"/>
+        </w:tabs>
+        <w:ind w:left="4320" w:hanging="360"/>
+      </w:pPr>
+      <w:rPr>
+        <w:rFonts w:ascii="Wingdings" w:hAnsi="Wingdings" w:hint="default"/>
+        <w:sz w:val="20"/>
+      </w:rPr>
+    </w:lvl>
+    <w:lvl w:ilvl="6" w:tentative="1">
+      <w:start w:val="1"/>
+      <w:numFmt w:val="bullet"/>
+      <w:lvlText w:val=""/>
+      <w:lvlJc w:val="left"/>
+      <w:pPr>
+        <w:tabs>
+          <w:tab w:val="num" w:pos="5040"/>
+        </w:tabs>
+        <w:ind w:left="5040" w:hanging="360"/>
+      </w:pPr>
+      <w:rPr>
+        <w:rFonts w:ascii="Wingdings" w:hAnsi="Wingdings" w:hint="default"/>
+        <w:sz w:val="20"/>
+      </w:rPr>
+    </w:lvl>
+    <w:lvl w:ilvl="7" w:tentative="1">
+      <w:start w:val="1"/>
+      <w:numFmt w:val="bullet"/>
+      <w:lvlText w:val=""/>
+      <w:lvlJc w:val="left"/>
+      <w:pPr>
+        <w:tabs>
+          <w:tab w:val="num" w:pos="5760"/>
+        </w:tabs>
+        <w:ind w:left="5760" w:hanging="360"/>
+      </w:pPr>
+      <w:rPr>
+        <w:rFonts w:ascii="Wingdings" w:hAnsi="Wingdings" w:hint="default"/>
+        <w:sz w:val="20"/>
+      </w:rPr>
+    </w:lvl>
+    <w:lvl w:ilvl="8" w:tentative="1">
+      <w:start w:val="1"/>
+      <w:numFmt w:val="bullet"/>
+      <w:lvlText w:val=""/>
+      <w:lvlJc w:val="left"/>
+      <w:pPr>
+        <w:tabs>
+          <w:tab w:val="num" w:pos="6480"/>
+        </w:tabs>
+        <w:ind w:left="6480" w:hanging="360"/>
+      </w:pPr>
+      <w:rPr>
+        <w:rFonts w:ascii="Wingdings" w:hAnsi="Wingdings" w:hint="default"/>
+        <w:sz w:val="20"/>
+      </w:rPr>
+    </w:lvl>
+  </w:abstractNum>
+  <w:abstractNum w:abstractNumId="10">
+    <w:nsid w:val="3E3F3B79"/>
+    <w:multiLevelType w:val="multilevel"/>
+    <w:tmpl w:val="B6AA3F0C"/>
+    <w:lvl w:ilvl="0">
+      <w:start w:val="1"/>
+      <w:numFmt w:val="bullet"/>
+      <w:lvlText w:val=""/>
+      <w:lvlJc w:val="left"/>
+      <w:pPr>
+        <w:tabs>
+          <w:tab w:val="num" w:pos="720"/>
+        </w:tabs>
+        <w:ind w:left="720" w:hanging="360"/>
+      </w:pPr>
+      <w:rPr>
+        <w:rFonts w:ascii="Symbol" w:hAnsi="Symbol" w:hint="default"/>
+        <w:sz w:val="20"/>
+      </w:rPr>
+    </w:lvl>
+    <w:lvl w:ilvl="1" w:tentative="1">
+      <w:start w:val="1"/>
+      <w:numFmt w:val="bullet"/>
+      <w:lvlText w:val="o"/>
+      <w:lvlJc w:val="left"/>
+      <w:pPr>
+        <w:tabs>
+          <w:tab w:val="num" w:pos="1440"/>
+        </w:tabs>
+        <w:ind w:left="1440" w:hanging="360"/>
+      </w:pPr>
+      <w:rPr>
+        <w:rFonts w:ascii="Courier New" w:hAnsi="Courier New" w:hint="default"/>
+        <w:sz w:val="20"/>
+      </w:rPr>
+    </w:lvl>
+    <w:lvl w:ilvl="2" w:tentative="1">
+      <w:start w:val="1"/>
+      <w:numFmt w:val="bullet"/>
+      <w:lvlText w:val=""/>
+      <w:lvlJc w:val="left"/>
+      <w:pPr>
+        <w:tabs>
+          <w:tab w:val="num" w:pos="2160"/>
+        </w:tabs>
+        <w:ind w:left="2160" w:hanging="360"/>
+      </w:pPr>
+      <w:rPr>
+        <w:rFonts w:ascii="Wingdings" w:hAnsi="Wingdings" w:hint="default"/>
+        <w:sz w:val="20"/>
+      </w:rPr>
+    </w:lvl>
+    <w:lvl w:ilvl="3" w:tentative="1">
+      <w:start w:val="1"/>
+      <w:numFmt w:val="bullet"/>
+      <w:lvlText w:val=""/>
+      <w:lvlJc w:val="left"/>
+      <w:pPr>
+        <w:tabs>
+          <w:tab w:val="num" w:pos="2880"/>
+        </w:tabs>
+        <w:ind w:left="2880" w:hanging="360"/>
+      </w:pPr>
+      <w:rPr>
+        <w:rFonts w:ascii="Wingdings" w:hAnsi="Wingdings" w:hint="default"/>
+        <w:sz w:val="20"/>
+      </w:rPr>
+    </w:lvl>
+    <w:lvl w:ilvl="4" w:tentative="1">
+      <w:start w:val="1"/>
+      <w:numFmt w:val="bullet"/>
+      <w:lvlText w:val=""/>
+      <w:lvlJc w:val="left"/>
+      <w:pPr>
+        <w:tabs>
+          <w:tab w:val="num" w:pos="3600"/>
+        </w:tabs>
+        <w:ind w:left="3600" w:hanging="360"/>
+      </w:pPr>
+      <w:rPr>
+        <w:rFonts w:ascii="Wingdings" w:hAnsi="Wingdings" w:hint="default"/>
+        <w:sz w:val="20"/>
+      </w:rPr>
+    </w:lvl>
+    <w:lvl w:ilvl="5" w:tentative="1">
+      <w:start w:val="1"/>
+      <w:numFmt w:val="bullet"/>
+      <w:lvlText w:val=""/>
+      <w:lvlJc w:val="left"/>
+      <w:pPr>
+        <w:tabs>
+          <w:tab w:val="num" w:pos="4320"/>
+        </w:tabs>
+        <w:ind w:left="4320" w:hanging="360"/>
+      </w:pPr>
+      <w:rPr>
+        <w:rFonts w:ascii="Wingdings" w:hAnsi="Wingdings" w:hint="default"/>
+        <w:sz w:val="20"/>
+      </w:rPr>
+    </w:lvl>
+    <w:lvl w:ilvl="6" w:tentative="1">
+      <w:start w:val="1"/>
+      <w:numFmt w:val="bullet"/>
+      <w:lvlText w:val=""/>
+      <w:lvlJc w:val="left"/>
+      <w:pPr>
+        <w:tabs>
+          <w:tab w:val="num" w:pos="5040"/>
+        </w:tabs>
+        <w:ind w:left="5040" w:hanging="360"/>
+      </w:pPr>
+      <w:rPr>
+        <w:rFonts w:ascii="Wingdings" w:hAnsi="Wingdings" w:hint="default"/>
+        <w:sz w:val="20"/>
+      </w:rPr>
+    </w:lvl>
+    <w:lvl w:ilvl="7" w:tentative="1">
+      <w:start w:val="1"/>
+      <w:numFmt w:val="bullet"/>
+      <w:lvlText w:val=""/>
+      <w:lvlJc w:val="left"/>
+      <w:pPr>
+        <w:tabs>
+          <w:tab w:val="num" w:pos="5760"/>
+        </w:tabs>
+        <w:ind w:left="5760" w:hanging="360"/>
+      </w:pPr>
+      <w:rPr>
+        <w:rFonts w:ascii="Wingdings" w:hAnsi="Wingdings" w:hint="default"/>
+        <w:sz w:val="20"/>
+      </w:rPr>
+    </w:lvl>
+    <w:lvl w:ilvl="8" w:tentative="1">
+      <w:start w:val="1"/>
+      <w:numFmt w:val="bullet"/>
+      <w:lvlText w:val=""/>
+      <w:lvlJc w:val="left"/>
+      <w:pPr>
+        <w:tabs>
+          <w:tab w:val="num" w:pos="6480"/>
+        </w:tabs>
+        <w:ind w:left="6480" w:hanging="360"/>
+      </w:pPr>
+      <w:rPr>
+        <w:rFonts w:ascii="Wingdings" w:hAnsi="Wingdings" w:hint="default"/>
+        <w:sz w:val="20"/>
+      </w:rPr>
+    </w:lvl>
+  </w:abstractNum>
+  <w:abstractNum w:abstractNumId="11">
     <w:nsid w:val="52D16E84"/>
     <w:multiLevelType w:val="multilevel"/>
     <w:tmpl w:val="FD403E30"/>
@@ -9818,7 +12611,7 @@
       </w:rPr>
     </w:lvl>
   </w:abstractNum>
-  <w:abstractNum w:abstractNumId="8">
+  <w:abstractNum w:abstractNumId="12">
     <w:nsid w:val="67FB56F1"/>
     <w:multiLevelType w:val="hybridMultilevel"/>
     <w:tmpl w:val="23A82E4C"/>
@@ -9931,7 +12724,7 @@
       </w:rPr>
     </w:lvl>
   </w:abstractNum>
-  <w:abstractNum w:abstractNumId="9">
+  <w:abstractNum w:abstractNumId="13">
     <w:nsid w:val="7A530717"/>
     <w:multiLevelType w:val="hybridMultilevel"/>
     <w:tmpl w:val="2332A89A"/>
@@ -10020,7 +12813,7 @@
       </w:pPr>
     </w:lvl>
   </w:abstractNum>
-  <w:abstractNum w:abstractNumId="10">
+  <w:abstractNum w:abstractNumId="14">
     <w:nsid w:val="7F437120"/>
     <w:multiLevelType w:val="hybridMultilevel"/>
     <w:tmpl w:val="57B4066E"/>
@@ -10134,37 +12927,49 @@
     </w:lvl>
   </w:abstractNum>
   <w:num w:numId="1">
+    <w:abstractNumId w:val="11"/>
+  </w:num>
+  <w:num w:numId="2">
+    <w:abstractNumId w:val="14"/>
+  </w:num>
+  <w:num w:numId="3">
+    <w:abstractNumId w:val="8"/>
+  </w:num>
+  <w:num w:numId="4">
+    <w:abstractNumId w:val="5"/>
+  </w:num>
+  <w:num w:numId="5">
+    <w:abstractNumId w:val="1"/>
+  </w:num>
+  <w:num w:numId="6">
+    <w:abstractNumId w:val="2"/>
+  </w:num>
+  <w:num w:numId="7">
+    <w:abstractNumId w:val="4"/>
+  </w:num>
+  <w:num w:numId="8">
+    <w:abstractNumId w:val="13"/>
+  </w:num>
+  <w:num w:numId="9">
+    <w:abstractNumId w:val="12"/>
+  </w:num>
+  <w:num w:numId="10">
     <w:abstractNumId w:val="7"/>
   </w:num>
-  <w:num w:numId="2">
+  <w:num w:numId="11">
+    <w:abstractNumId w:val="6"/>
+  </w:num>
+  <w:num w:numId="12">
+    <w:abstractNumId w:val="9"/>
+  </w:num>
+  <w:num w:numId="13">
+    <w:abstractNumId w:val="3"/>
+  </w:num>
+  <w:num w:numId="14">
     <w:abstractNumId w:val="10"/>
   </w:num>
-  <w:num w:numId="3">
-    <w:abstractNumId w:val="6"/>
-  </w:num>
-  <w:num w:numId="4">
-    <w:abstractNumId w:val="3"/>
-  </w:num>
-  <w:num w:numId="5">
+  <w:num w:numId="15">
     <w:abstractNumId w:val="0"/>
-  </w:num>
-  <w:num w:numId="6">
-    <w:abstractNumId w:val="1"/>
-  </w:num>
-  <w:num w:numId="7">
-    <w:abstractNumId w:val="2"/>
-  </w:num>
-  <w:num w:numId="8">
-    <w:abstractNumId w:val="9"/>
-  </w:num>
-  <w:num w:numId="9">
-    <w:abstractNumId w:val="8"/>
-  </w:num>
-  <w:num w:numId="10">
-    <w:abstractNumId w:val="5"/>
-  </w:num>
-  <w:num w:numId="11">
-    <w:abstractNumId w:val="4"/>
   </w:num>
   <w:numIdMacAtCleanup w:val="4"/>
 </w:numbering>
@@ -11492,6 +14297,28 @@
     <w:basedOn w:val="Fuentedeprrafopredeter"/>
     <w:rsid w:val="00D23A49"/>
   </w:style>
+  <w:style w:type="paragraph" w:customStyle="1" w:styleId="pdq2pgselectionanchorcontainer">
+    <w:name w:val="pdq2pg_selectionanchorcontainer"/>
+    <w:basedOn w:val="Normal"/>
+    <w:rsid w:val="0000460D"/>
+    <w:pPr>
+      <w:spacing w:before="100" w:beforeAutospacing="1" w:after="100" w:afterAutospacing="1"/>
+    </w:pPr>
+    <w:rPr>
+      <w:lang w:eastAsia="es-CL"/>
+    </w:rPr>
+  </w:style>
+  <w:style w:type="character" w:styleId="Textoennegrita">
+    <w:name w:val="Strong"/>
+    <w:basedOn w:val="Fuentedeprrafopredeter"/>
+    <w:uiPriority w:val="22"/>
+    <w:qFormat/>
+    <w:rsid w:val="0000460D"/>
+    <w:rPr>
+      <w:b/>
+      <w:bCs/>
+    </w:rPr>
+  </w:style>
 </w:styles>
 </file>
 
@@ -11791,15 +14618,6 @@
 </file>
 
 <file path=customXml/item1.xml><?xml version="1.0" encoding="utf-8"?>
-<?mso-contentType ?>
-<FormTemplates xmlns="http://schemas.microsoft.com/sharepoint/v3/contenttype/forms">
-  <Display>DocumentLibraryForm</Display>
-  <Edit>DocumentLibraryForm</Edit>
-  <New>DocumentLibraryForm</New>
-</FormTemplates>
-</file>
-
-<file path=customXml/item2.xml><?xml version="1.0" encoding="utf-8"?>
 <ct:contentTypeSchema xmlns:ct="http://schemas.microsoft.com/office/2006/metadata/contentType" xmlns:ma="http://schemas.microsoft.com/office/2006/metadata/properties/metaAttributes" ct:_="" ma:_="" ma:contentTypeName="Documento" ma:contentTypeID="0x010100AF28BDBD65D93F4BA99B6439AFEA320E" ma:contentTypeVersion="10" ma:contentTypeDescription="Crear nuevo documento." ma:contentTypeScope="" ma:versionID="11d45d99e0339591c68aad091688ac92">
   <xsd:schema xmlns:xsd="http://www.w3.org/2001/XMLSchema" xmlns:xs="http://www.w3.org/2001/XMLSchema" xmlns:p="http://schemas.microsoft.com/office/2006/metadata/properties" xmlns:ns2="9b0ef35d-78e7-41bf-847f-3c0497ad5352" xmlns:ns3="3c969135-7855-44e0-a9fe-01d799f07605" targetNamespace="http://schemas.microsoft.com/office/2006/metadata/properties" ma:root="true" ma:fieldsID="0e603a3f7bf67670d682b80385fe4b00" ns2:_="" ns3:_="">
     <xsd:import namespace="9b0ef35d-78e7-41bf-847f-3c0497ad5352"/>
@@ -12000,6 +14818,15 @@
 </ct:contentTypeSchema>
 </file>
 
+<file path=customXml/item2.xml><?xml version="1.0" encoding="utf-8"?>
+<?mso-contentType ?>
+<FormTemplates xmlns="http://schemas.microsoft.com/sharepoint/v3/contenttype/forms">
+  <Display>DocumentLibraryForm</Display>
+  <Edit>DocumentLibraryForm</Edit>
+  <New>DocumentLibraryForm</New>
+</FormTemplates>
+</file>
+
 <file path=customXml/item3.xml><?xml version="1.0" encoding="utf-8"?>
 <p:properties xmlns:p="http://schemas.microsoft.com/office/2006/metadata/properties" xmlns:xsi="http://www.w3.org/2001/XMLSchema-instance" xmlns:pc="http://schemas.microsoft.com/office/infopath/2007/PartnerControls">
   <documentManagement/>
@@ -12011,14 +14838,6 @@
 </file>
 
 <file path=customXml/itemProps1.xml><?xml version="1.0" encoding="utf-8"?>
-<ds:datastoreItem xmlns:ds="http://schemas.openxmlformats.org/officeDocument/2006/customXml" ds:itemID="{836CD6ED-D121-451D-9009-89041862BDCC}">
-  <ds:schemaRefs>
-    <ds:schemaRef ds:uri="http://schemas.microsoft.com/sharepoint/v3/contenttype/forms"/>
-  </ds:schemaRefs>
-</ds:datastoreItem>
-</file>
-
-<file path=customXml/itemProps2.xml><?xml version="1.0" encoding="utf-8"?>
 <ds:datastoreItem xmlns:ds="http://schemas.openxmlformats.org/officeDocument/2006/customXml" ds:itemID="{45AF2103-6344-4B3B-BBB6-7B451BD9DA8A}">
   <ds:schemaRefs>
     <ds:schemaRef ds:uri="http://schemas.microsoft.com/office/2006/metadata/contentType"/>
@@ -12037,6 +14856,14 @@
 </ds:datastoreItem>
 </file>
 
+<file path=customXml/itemProps2.xml><?xml version="1.0" encoding="utf-8"?>
+<ds:datastoreItem xmlns:ds="http://schemas.openxmlformats.org/officeDocument/2006/customXml" ds:itemID="{836CD6ED-D121-451D-9009-89041862BDCC}">
+  <ds:schemaRefs>
+    <ds:schemaRef ds:uri="http://schemas.microsoft.com/sharepoint/v3/contenttype/forms"/>
+  </ds:schemaRefs>
+</ds:datastoreItem>
+</file>
+
 <file path=customXml/itemProps3.xml><?xml version="1.0" encoding="utf-8"?>
 <ds:datastoreItem xmlns:ds="http://schemas.openxmlformats.org/officeDocument/2006/customXml" ds:itemID="{1F0F8696-2F11-4ED2-B3BB-20313B5F1328}">
   <ds:schemaRefs>
@@ -12047,7 +14874,7 @@
 </file>
 
 <file path=customXml/itemProps4.xml><?xml version="1.0" encoding="utf-8"?>
-<ds:datastoreItem xmlns:ds="http://schemas.openxmlformats.org/officeDocument/2006/customXml" ds:itemID="{13C2E7A1-B426-4ACB-82C9-4BB841911DE1}">
+<ds:datastoreItem xmlns:ds="http://schemas.openxmlformats.org/officeDocument/2006/customXml" ds:itemID="{0081448B-2890-4F9E-A52C-CCAA70C646E9}">
   <ds:schemaRefs>
     <ds:schemaRef ds:uri="http://schemas.openxmlformats.org/officeDocument/2006/bibliography"/>
   </ds:schemaRefs>
